--- a/klagomål/A 48568-2023 FSC-klagomål.docx
+++ b/klagomål/A 48568-2023 FSC-klagomål.docx
@@ -1739,7 +1739,7 @@
     <w:r>
       <w:tab/>
       <w:tab/>
-      <w:t>2025-11-20</w:t>
+      <w:t>2025-11-21</w:t>
       <w:br/>
       <w:br/>
     </w:r>

--- a/klagomål/A 48568-2023 FSC-klagomål.docx
+++ b/klagomål/A 48568-2023 FSC-klagomål.docx
@@ -1739,7 +1739,7 @@
     <w:r>
       <w:tab/>
       <w:tab/>
-      <w:t>2025-11-21</w:t>
+      <w:t>2025-11-22</w:t>
       <w:br/>
       <w:br/>
     </w:r>

--- a/klagomål/A 48568-2023 FSC-klagomål.docx
+++ b/klagomål/A 48568-2023 FSC-klagomål.docx
@@ -1739,7 +1739,7 @@
     <w:r>
       <w:tab/>
       <w:tab/>
-      <w:t>2025-11-22</w:t>
+      <w:t>2025-11-23</w:t>
       <w:br/>
       <w:br/>
     </w:r>

--- a/klagomål/A 48568-2023 FSC-klagomål.docx
+++ b/klagomål/A 48568-2023 FSC-klagomål.docx
@@ -1739,7 +1739,7 @@
     <w:r>
       <w:tab/>
       <w:tab/>
-      <w:t>2025-11-23</w:t>
+      <w:t>2025-11-24</w:t>
       <w:br/>
       <w:br/>
     </w:r>

--- a/klagomål/A 48568-2023 FSC-klagomål.docx
+++ b/klagomål/A 48568-2023 FSC-klagomål.docx
@@ -1739,7 +1739,7 @@
     <w:r>
       <w:tab/>
       <w:tab/>
-      <w:t>2025-11-24</w:t>
+      <w:t>2025-11-25</w:t>
       <w:br/>
       <w:br/>
     </w:r>

--- a/klagomål/A 48568-2023 FSC-klagomål.docx
+++ b/klagomål/A 48568-2023 FSC-klagomål.docx
@@ -1739,7 +1739,7 @@
     <w:r>
       <w:tab/>
       <w:tab/>
-      <w:t>2025-11-25</w:t>
+      <w:t>2025-11-26</w:t>
       <w:br/>
       <w:br/>
     </w:r>

--- a/klagomål/A 48568-2023 FSC-klagomål.docx
+++ b/klagomål/A 48568-2023 FSC-klagomål.docx
@@ -1739,7 +1739,7 @@
     <w:r>
       <w:tab/>
       <w:tab/>
-      <w:t>2025-11-26</w:t>
+      <w:t>2025-11-27</w:t>
       <w:br/>
       <w:br/>
     </w:r>

--- a/klagomål/A 48568-2023 FSC-klagomål.docx
+++ b/klagomål/A 48568-2023 FSC-klagomål.docx
@@ -1739,7 +1739,7 @@
     <w:r>
       <w:tab/>
       <w:tab/>
-      <w:t>2025-11-27</w:t>
+      <w:t>2025-11-28</w:t>
       <w:br/>
       <w:br/>
     </w:r>

--- a/klagomål/A 48568-2023 FSC-klagomål.docx
+++ b/klagomål/A 48568-2023 FSC-klagomål.docx
@@ -1739,7 +1739,7 @@
     <w:r>
       <w:tab/>
       <w:tab/>
-      <w:t>2025-11-28</w:t>
+      <w:t>2025-11-29</w:t>
       <w:br/>
       <w:br/>
     </w:r>

--- a/klagomål/A 48568-2023 FSC-klagomål.docx
+++ b/klagomål/A 48568-2023 FSC-klagomål.docx
@@ -1739,7 +1739,7 @@
     <w:r>
       <w:tab/>
       <w:tab/>
-      <w:t>2025-11-29</w:t>
+      <w:t>2025-11-30</w:t>
       <w:br/>
       <w:br/>
     </w:r>

--- a/klagomål/A 48568-2023 FSC-klagomål.docx
+++ b/klagomål/A 48568-2023 FSC-klagomål.docx
@@ -1739,7 +1739,7 @@
     <w:r>
       <w:tab/>
       <w:tab/>
-      <w:t>2025-11-30</w:t>
+      <w:t>2025-12-01</w:t>
       <w:br/>
       <w:br/>
     </w:r>

--- a/klagomål/A 48568-2023 FSC-klagomål.docx
+++ b/klagomål/A 48568-2023 FSC-klagomål.docx
@@ -1739,7 +1739,7 @@
     <w:r>
       <w:tab/>
       <w:tab/>
-      <w:t>2025-12-01</w:t>
+      <w:t>2025-12-02</w:t>
       <w:br/>
       <w:br/>
     </w:r>

--- a/klagomål/A 48568-2023 FSC-klagomål.docx
+++ b/klagomål/A 48568-2023 FSC-klagomål.docx
@@ -1739,7 +1739,7 @@
     <w:r>
       <w:tab/>
       <w:tab/>
-      <w:t>2025-12-02</w:t>
+      <w:t>2025-12-03</w:t>
       <w:br/>
       <w:br/>
     </w:r>

--- a/klagomål/A 48568-2023 FSC-klagomål.docx
+++ b/klagomål/A 48568-2023 FSC-klagomål.docx
@@ -1739,7 +1739,7 @@
     <w:r>
       <w:tab/>
       <w:tab/>
-      <w:t>2025-12-03</w:t>
+      <w:t>2025-12-04</w:t>
       <w:br/>
       <w:br/>
     </w:r>

--- a/klagomål/A 48568-2023 FSC-klagomål.docx
+++ b/klagomål/A 48568-2023 FSC-klagomål.docx
@@ -1739,7 +1739,7 @@
     <w:r>
       <w:tab/>
       <w:tab/>
-      <w:t>2025-12-04</w:t>
+      <w:t>2025-12-05</w:t>
       <w:br/>
       <w:br/>
     </w:r>

--- a/klagomål/A 48568-2023 FSC-klagomål.docx
+++ b/klagomål/A 48568-2023 FSC-klagomål.docx
@@ -1739,7 +1739,7 @@
     <w:r>
       <w:tab/>
       <w:tab/>
-      <w:t>2025-12-05</w:t>
+      <w:t>2025-12-06</w:t>
       <w:br/>
       <w:br/>
     </w:r>

--- a/klagomål/A 48568-2023 FSC-klagomål.docx
+++ b/klagomål/A 48568-2023 FSC-klagomål.docx
@@ -1739,7 +1739,7 @@
     <w:r>
       <w:tab/>
       <w:tab/>
-      <w:t>2025-12-19</w:t>
+      <w:t>2025-12-20</w:t>
       <w:br/>
       <w:br/>
     </w:r>

--- a/klagomål/A 48568-2023 FSC-klagomål.docx
+++ b/klagomål/A 48568-2023 FSC-klagomål.docx
@@ -1739,7 +1739,7 @@
     <w:r>
       <w:tab/>
       <w:tab/>
-      <w:t>2025-12-20</w:t>
+      <w:t>2025-12-21</w:t>
       <w:br/>
       <w:br/>
     </w:r>

--- a/klagomål/A 48568-2023 FSC-klagomål.docx
+++ b/klagomål/A 48568-2023 FSC-klagomål.docx
@@ -1739,7 +1739,7 @@
     <w:r>
       <w:tab/>
       <w:tab/>
-      <w:t>2025-12-21</w:t>
+      <w:t>2025-12-22</w:t>
       <w:br/>
       <w:br/>
     </w:r>

--- a/klagomål/A 48568-2023 FSC-klagomål.docx
+++ b/klagomål/A 48568-2023 FSC-klagomål.docx
@@ -1739,7 +1739,7 @@
     <w:r>
       <w:tab/>
       <w:tab/>
-      <w:t>2025-12-22</w:t>
+      <w:t>2025-12-26</w:t>
       <w:br/>
       <w:br/>
     </w:r>

--- a/klagomål/A 48568-2023 FSC-klagomål.docx
+++ b/klagomål/A 48568-2023 FSC-klagomål.docx
@@ -365,43 +365,25 @@
         <w:t>Lunglavsknapp (VU)</w:t>
       </w:r>
       <w:r>
-        <w:t xml:space="preserve"> är en parasitisk svamp som sällsynt kan hittas på lunglav (NT). Lunglavsknapp är känslig för uttorkning och det är viktigt att spara skyddszoner kring bestånd där arten förekommer. Genom att skydda och utveckla skogsmiljöer med lunglavsknapp så gynnas också den rödlistade värden lunglav. Bestånd med riklig förekomst av lunglavsknapp bör få ett formellt skydd. Det finns ytterligare två rödlistade parasiter vilka bara förekommer på lunglav, </w:t>
+        <w:t xml:space="preserve"> är en parasitisk svamp som sällsynt kan hittas på lunglav (NT). Lunglavsknapp är känslig för uttorkning och det är viktigt att spara skyddszoner kring bestånd där arten förekommer. Genom att skydda och utveckla skogsmiljöer med lunglavsknapp så gynnas också den rödlistade värden lunglav. Bestånd med riklig förekomst av lunglavsknapp bör få ett formellt skydd. Det finns ytterligare ett antal sällsynta lavparasiter som växer på lunglav: skrovelmössing (DD), lunglavshårprick (DD), </w:t>
       </w:r>
       <w:r>
         <w:rPr>
           <w:i/>
         </w:rPr>
-        <w:t>Dactylospora lobariella</w:t>
-      </w:r>
-      <w:r>
-        <w:t xml:space="preserve"> (rödlistad som Kunskapsbrist DD) och </w:t>
+        <w:t>Calycina alstrupii</w:t>
+      </w:r>
+      <w:r>
+        <w:t xml:space="preserve"> (NA) och </w:t>
       </w:r>
       <w:r>
         <w:rPr>
           <w:i/>
         </w:rPr>
-        <w:t>Niesslia lobariae</w:t>
-      </w:r>
-      <w:r>
-        <w:t xml:space="preserve"> (rödlistad som Kunskapsbrist DD). </w:t>
-      </w:r>
-      <w:r>
-        <w:rPr>
-          <w:i/>
-        </w:rPr>
-        <w:t>Dactylospora lobariella</w:t>
-      </w:r>
-      <w:r>
-        <w:t xml:space="preserve"> har små svarta apothecier och bruna, 1-septerade sporer och </w:t>
-      </w:r>
-      <w:r>
-        <w:rPr>
-          <w:i/>
-        </w:rPr>
-        <w:t>Niesslia lobariae</w:t>
-      </w:r>
-      <w:r>
-        <w:t xml:space="preserve"> har brunhåriga perithecier och färglösa, 1-septerade sporer (SLU Artdatabanken, 2024).</w:t>
+        <w:t>Chalara lobariae</w:t>
+      </w:r>
+      <w:r>
+        <w:t xml:space="preserve"> (NA) (SLU Artdatabanken, 2025).</w:t>
       </w:r>
     </w:p>
     <w:p>
@@ -1739,7 +1721,7 @@
     <w:r>
       <w:tab/>
       <w:tab/>
-      <w:t>2026-01-03</w:t>
+      <w:t>2026-01-04</w:t>
       <w:br/>
       <w:br/>
     </w:r>

--- a/klagomål/A 48568-2023 FSC-klagomål.docx
+++ b/klagomål/A 48568-2023 FSC-klagomål.docx
@@ -2154,7 +2154,7 @@
     <w:r>
       <w:tab/>
       <w:tab/>
-      <w:t>2026-02-13</w:t>
+      <w:t>2026-02-17</w:t>
       <w:br/>
       <w:br/>
     </w:r>

--- a/klagomål/A 48568-2023 FSC-klagomål.docx
+++ b/klagomål/A 48568-2023 FSC-klagomål.docx
@@ -2154,7 +2154,7 @@
     <w:r>
       <w:tab/>
       <w:tab/>
-      <w:t>2026-02-17</w:t>
+      <w:t>2026-02-19</w:t>
       <w:br/>
       <w:br/>
     </w:r>

--- a/klagomål/A 48568-2023 FSC-klagomål.docx
+++ b/klagomål/A 48568-2023 FSC-klagomål.docx
@@ -2154,7 +2154,7 @@
     <w:r>
       <w:tab/>
       <w:tab/>
-      <w:t>2026-02-19</w:t>
+      <w:t>2026-02-20</w:t>
       <w:br/>
       <w:br/>
     </w:r>

--- a/klagomål/A 48568-2023 FSC-klagomål.docx
+++ b/klagomål/A 48568-2023 FSC-klagomål.docx
@@ -2154,7 +2154,7 @@
     <w:r>
       <w:tab/>
       <w:tab/>
-      <w:t>2026-02-20</w:t>
+      <w:t>2026-02-21</w:t>
       <w:br/>
       <w:br/>
     </w:r>

--- a/klagomål/A 48568-2023 FSC-klagomål.docx
+++ b/klagomål/A 48568-2023 FSC-klagomål.docx
@@ -2154,7 +2154,7 @@
     <w:r>
       <w:tab/>
       <w:tab/>
-      <w:t>2026-02-21</w:t>
+      <w:t>2026-02-22</w:t>
       <w:br/>
       <w:br/>
     </w:r>

--- a/klagomål/A 48568-2023 FSC-klagomål.docx
+++ b/klagomål/A 48568-2023 FSC-klagomål.docx
@@ -2154,7 +2154,7 @@
     <w:r>
       <w:tab/>
       <w:tab/>
-      <w:t>2026-02-22</w:t>
+      <w:t>2026-02-23</w:t>
       <w:br/>
       <w:br/>
     </w:r>

--- a/klagomål/A 48568-2023 FSC-klagomål.docx
+++ b/klagomål/A 48568-2023 FSC-klagomål.docx
@@ -2154,7 +2154,7 @@
     <w:r>
       <w:tab/>
       <w:tab/>
-      <w:t>2026-02-23</w:t>
+      <w:t>2026-02-24</w:t>
       <w:br/>
       <w:br/>
     </w:r>

--- a/klagomål/A 48568-2023 FSC-klagomål.docx
+++ b/klagomål/A 48568-2023 FSC-klagomål.docx
@@ -2154,7 +2154,7 @@
     <w:r>
       <w:tab/>
       <w:tab/>
-      <w:t>2026-02-24</w:t>
+      <w:t>2026-02-25</w:t>
       <w:br/>
       <w:br/>
     </w:r>

--- a/klagomål/A 48568-2023 FSC-klagomål.docx
+++ b/klagomål/A 48568-2023 FSC-klagomål.docx
@@ -2154,7 +2154,7 @@
     <w:r>
       <w:tab/>
       <w:tab/>
-      <w:t>2026-02-25</w:t>
+      <w:t>2026-02-26</w:t>
       <w:br/>
       <w:br/>
     </w:r>

--- a/klagomål/A 48568-2023 FSC-klagomål.docx
+++ b/klagomål/A 48568-2023 FSC-klagomål.docx
@@ -2154,7 +2154,7 @@
     <w:r>
       <w:tab/>
       <w:tab/>
-      <w:t>2026-02-26</w:t>
+      <w:t>2026-02-28</w:t>
       <w:br/>
       <w:br/>
     </w:r>

--- a/klagomål/A 48568-2023 FSC-klagomål.docx
+++ b/klagomål/A 48568-2023 FSC-klagomål.docx
@@ -2154,7 +2154,7 @@
     <w:r>
       <w:tab/>
       <w:tab/>
-      <w:t>2026-02-28</w:t>
+      <w:t>2026-03-01</w:t>
       <w:br/>
       <w:br/>
     </w:r>

--- a/klagomål/A 48568-2023 FSC-klagomål.docx
+++ b/klagomål/A 48568-2023 FSC-klagomål.docx
@@ -2154,7 +2154,7 @@
     <w:r>
       <w:tab/>
       <w:tab/>
-      <w:t>2026-03-01</w:t>
+      <w:t>2026-03-02</w:t>
       <w:br/>
       <w:br/>
     </w:r>

--- a/klagomål/A 48568-2023 FSC-klagomål.docx
+++ b/klagomål/A 48568-2023 FSC-klagomål.docx
@@ -191,7 +191,7 @@
     </w:p>
     <w:p>
       <w:r>
-        <w:t>I avverkningsanmälan har följande 22 naturvårdsarter hittats: knärot (VU, §8), lunglavsknapp (VU), rynkskinn (VU), garnlav (NT), granticka (NT), gränsticka (NT), Leptoporus mollis (NT), lunglav (NT), rosenticka (NT), spillkråka (NT, §4), talltita (NT, §4), tretåig hackspett (NT, §4), ullticka (NT), bårdlav (S), grönpyrola (S), korallblylav (S), luddlav (S), norrlandslav (S), skinnlav (S), stuplav (S), blåsippa (§9) och revlummer (§9). Av dessa är 13 rödlistade. För rödlistade arter har rödlistekategorin angivits inom parentes. Arter som är signalarter enligt Skogsstyrelsen har markerats med (S). För fridlysta arter anges även paragrafen i Artskyddsförordningen som arten är fridlyst enligt.</w:t>
+        <w:t>I avverkningsanmälan har följande 22 naturvårdsarter hittats: knärot (VU, §8), lunglavsknapp (VU), rynkskinn (VU), garnlav (NT), granticka (NT), gränsticka (NT), kötticka (NT), lunglav (NT), rosenticka (NT), spillkråka (NT, §4), talltita (NT, §4), tretåig hackspett (NT, §4), ullticka (NT), bårdlav (S), grönpyrola (S), korallblylav (S), luddlav (S), norrlandslav (S), skinnlav (S), stuplav (S), blåsippa (§9) och revlummer (§9). Av dessa är 13 rödlistade. För rödlistade arter har rödlistekategorin angivits inom parentes. Arter som är signalarter enligt Skogsstyrelsen har markerats med (S). För fridlysta arter anges även paragrafen i Artskyddsförordningen som arten är fridlyst enligt.</w:t>
       </w:r>
     </w:p>
     <w:p>
@@ -298,7 +298,7 @@
         <w:rPr>
           <w:i/>
         </w:rPr>
-        <w:t xml:space="preserve"> 9070 Trädklädd betesmark </w:t>
+        <w:t xml:space="preserve"> 9070 Trädklädd betesmark</w:t>
       </w:r>
       <w:r>
         <w:t xml:space="preserve"> (SLU Artdatabanken, 2024).</w:t>
@@ -397,15 +397,8 @@
       <w:r>
         <w:rPr>
           <w:b/>
-          <w:i/>
-        </w:rPr>
-        <w:t xml:space="preserve">Leptoporus mollis </w:t>
-      </w:r>
-      <w:r>
-        <w:rPr>
-          <w:b/>
-        </w:rPr>
-        <w:t>(NT)</w:t>
+        </w:rPr>
+        <w:t>Kötticka (NT)</w:t>
       </w:r>
       <w:r>
         <w:t xml:space="preserve"> är granens kötticka och har klassificerats som ”gammelskogsindikator”, då den förekommer med ett tydligt optimum i äldre barrskogar, främst fuktiga granskogar. Den har högst signalvärde söder om den naturliga norrlandsgränsen </w:t>
@@ -2154,7 +2147,7 @@
     <w:r>
       <w:tab/>
       <w:tab/>
-      <w:t>2026-03-02</w:t>
+      <w:t>2026-03-03</w:t>
       <w:br/>
       <w:br/>
     </w:r>

--- a/klagomål/A 48568-2023 FSC-klagomål.docx
+++ b/klagomål/A 48568-2023 FSC-klagomål.docx
@@ -2147,7 +2147,7 @@
     <w:r>
       <w:tab/>
       <w:tab/>
-      <w:t>2026-03-03</w:t>
+      <w:t>2026-03-04</w:t>
       <w:br/>
       <w:br/>
     </w:r>

--- a/klagomål/A 48568-2023 FSC-klagomål.docx
+++ b/klagomål/A 48568-2023 FSC-klagomål.docx
@@ -2147,7 +2147,7 @@
     <w:r>
       <w:tab/>
       <w:tab/>
-      <w:t>2026-03-04</w:t>
+      <w:t>2026-03-05</w:t>
       <w:br/>
       <w:br/>
     </w:r>

--- a/klagomål/A 48568-2023 FSC-klagomål.docx
+++ b/klagomål/A 48568-2023 FSC-klagomål.docx
@@ -2147,7 +2147,7 @@
     <w:r>
       <w:tab/>
       <w:tab/>
-      <w:t>2026-03-05</w:t>
+      <w:t>2026-03-06</w:t>
       <w:br/>
       <w:br/>
     </w:r>

--- a/klagomål/A 48568-2023 FSC-klagomål.docx
+++ b/klagomål/A 48568-2023 FSC-klagomål.docx
@@ -2147,7 +2147,7 @@
     <w:r>
       <w:tab/>
       <w:tab/>
-      <w:t>2026-03-06</w:t>
+      <w:t>2026-03-07</w:t>
       <w:br/>
       <w:br/>
     </w:r>

--- a/klagomål/A 48568-2023 FSC-klagomål.docx
+++ b/klagomål/A 48568-2023 FSC-klagomål.docx
@@ -2147,7 +2147,7 @@
     <w:r>
       <w:tab/>
       <w:tab/>
-      <w:t>2026-03-07</w:t>
+      <w:t>2026-03-08</w:t>
       <w:br/>
       <w:br/>
     </w:r>

--- a/klagomål/A 48568-2023 FSC-klagomål.docx
+++ b/klagomål/A 48568-2023 FSC-klagomål.docx
@@ -2147,7 +2147,7 @@
     <w:r>
       <w:tab/>
       <w:tab/>
-      <w:t>2026-03-08</w:t>
+      <w:t>2026-03-09</w:t>
       <w:br/>
       <w:br/>
     </w:r>

--- a/klagomål/A 48568-2023 FSC-klagomål.docx
+++ b/klagomål/A 48568-2023 FSC-klagomål.docx
@@ -2147,7 +2147,7 @@
     <w:r>
       <w:tab/>
       <w:tab/>
-      <w:t>2026-03-09</w:t>
+      <w:t>2026-03-10</w:t>
       <w:br/>
       <w:br/>
     </w:r>

--- a/klagomål/A 48568-2023 FSC-klagomål.docx
+++ b/klagomål/A 48568-2023 FSC-klagomål.docx
@@ -887,7 +887,7 @@
         <w:t>Spillkråka (NT, §4)</w:t>
       </w:r>
       <w:r>
-        <w:t xml:space="preserve"> är rödlistad som nära hotad och ingår i bilaga 1 i EU:s fågeldirektiv. Den minskar i population på grund av minskad tillgång på lämpliga bo- och födoträd och minskad födotillgång. Spillkråkans minskningstakt har uppgått till 19 (24–10) % under de senaste 15 åren. Minskningstakten för den svenska populationen bedöms vara nära gränsvärdet för Sårbar (VU) (A2bc). Skogsbruk med korta omloppstider och täta, homogena ungskogar utgör det största hotet. Spillkråka är typisk art för </w:t>
+        <w:t xml:space="preserve"> är rödlistad som nära hotad och ingår i bilaga 1 i EU:s fågeldirektiv. Den minskar i population på grund av minskad tillgång på lämpliga bo- och födoträd och minskad födotillgång. Spillkråkans minskningstakt har uppgått till 19 (24–10) % under de senaste 15 åren och bedöms vara nära gränsvärdet för Sårbar (VU) (A2bc). Spillkråka är en nyckelart i skogliga miljöer vars övergivna bohål utnyttjas av flera andra hålhäckande fågelarter och fladdermöss. Den behöver grova träd, främst tall, asp och bok som boträd. Skogsbruk med korta omloppstider och täta, homogena ungskogar utgör det största hotet. Spillkråka är typisk art för </w:t>
       </w:r>
       <w:r>
         <w:rPr>
@@ -905,7 +905,7 @@
         <w:t xml:space="preserve"> 9740 Skogsbevuxen myr </w:t>
       </w:r>
       <w:r>
-        <w:t>(SLU Artdatabanken, 2023).</w:t>
+        <w:t>(SLU Artdatabanken, 2025; Skogsstyrelsen 2016).</w:t>
       </w:r>
     </w:p>
     <w:p>
@@ -916,7 +916,7 @@
         <w:t>Talltita (NT, §4)</w:t>
       </w:r>
       <w:r>
-        <w:t>, rödlistad som nära hotad och prioriterad art i Skogsvårdslagen har häckningsrevir i anmälan. Arten har minskat kraftigt de senaste 30 åren och minskningstakten innevarande 10-årsperiod beräknas till 20 (10–30) %. Talltitan är synnerligen trogen sitt cirka 15 hektar stora revir och är beroende av flerskiktade olikåldriga skogar för att kunna föda upp sina ungar. Talltitan försvinner om dess livsmiljö kalavverkas (Eggers &amp; Low (2014); Ekman (1979); Griesser et al (2007); Klein (2020); Siffczyk et al (2003); SLU Artdatabanken (2021).</w:t>
+        <w:t>, rödlistad som nära hotad och prioriterad art i Skogsvårdslagen, har häckningsrevir i anmälan. Arten har minskat kraftigt de senaste 30 åren och minskningstakten innevarande 10-årsperiod beräknas till 20 (10–30) %. Talltitan är synnerligen trogen sitt cirka 15 hektar stora revir och är beroende av flerskiktade olikåldriga skogar för att kunna föda upp sina ungar. Talltitan försvinner om dess livsmiljö kalavverkas (Eggers &amp; Low, 2014; Ekman, 1979; Griesser et al, 2007; Klein, 2020; Siffczyk et al, 2003; SLU Artdatabanken, 2021).</w:t>
       </w:r>
     </w:p>
     <w:p>
@@ -1668,7 +1668,7 @@
         <w:t xml:space="preserve"> 9740 Skogsbevuxen myr</w:t>
       </w:r>
       <w:r>
-        <w:t xml:space="preserve"> och ingår i bilaga 1 i EU:s fågeldirektiv. Spillkråka lever i både barr- och blandskog liksom i ren lövskog. De tätaste populationerna tenderar att finnas i äldre, variationsrik blandskog med gott om död ved och gamla träd.</w:t>
+        <w:t xml:space="preserve"> och ingår i bilaga 1 i EU:s fågeldirektiv. Spillkråka lever i både barr- och blandskog liksom i ren lövskog. De tätaste populationerna tenderar att finnas i äldre, variationsrik blandskog med gott om död ved och gamla träd. Spillkråka är en nyckelart i skogliga miljöer vars övergivna bohål utnyttjas av flera andra hålhäckande fågelarter och fladdermöss (SLU Artdatabanken, 2023; Skogsstyrelsen 2016).</w:t>
       </w:r>
     </w:p>
     <w:p>
@@ -1686,7 +1686,21 @@
     </w:p>
     <w:p>
       <w:r>
-        <w:t xml:space="preserve">SLU Artdatabanken, 2021. </w:t>
+        <w:t xml:space="preserve">Skogsstyrelsen, 2016. </w:t>
+      </w:r>
+      <w:r>
+        <w:rPr>
+          <w:i/>
+        </w:rPr>
+        <w:t xml:space="preserve">Vägledning för hänsyn till spillkråka. </w:t>
+      </w:r>
+      <w:r>
+        <w:t>Vägledningar och kunskapsstöd artskydd – Skogsstyrelsen.</w:t>
+      </w:r>
+    </w:p>
+    <w:p>
+      <w:r>
+        <w:t xml:space="preserve">SLU Artdatabanken, 2023. </w:t>
       </w:r>
       <w:r>
         <w:rPr>
@@ -2147,7 +2161,7 @@
     <w:r>
       <w:tab/>
       <w:tab/>
-      <w:t>2026-03-10</w:t>
+      <w:t>2026-03-11</w:t>
       <w:br/>
       <w:br/>
     </w:r>

--- a/klagomål/A 48568-2023 FSC-klagomål.docx
+++ b/klagomål/A 48568-2023 FSC-klagomål.docx
@@ -2161,7 +2161,7 @@
     <w:r>
       <w:tab/>
       <w:tab/>
-      <w:t>2026-03-11</w:t>
+      <w:t>2026-03-12</w:t>
       <w:br/>
       <w:br/>
     </w:r>

--- a/klagomål/A 48568-2023 FSC-klagomål.docx
+++ b/klagomål/A 48568-2023 FSC-klagomål.docx
@@ -2161,7 +2161,7 @@
     <w:r>
       <w:tab/>
       <w:tab/>
-      <w:t>2026-03-12</w:t>
+      <w:t>2026-03-13</w:t>
       <w:br/>
       <w:br/>
     </w:r>

--- a/klagomål/A 48568-2023 FSC-klagomål.docx
+++ b/klagomål/A 48568-2023 FSC-klagomål.docx
@@ -2201,7 +2201,7 @@
     <w:r>
       <w:tab/>
       <w:tab/>
-      <w:t>2026-04-14</w:t>
+      <w:t>2026-04-15</w:t>
       <w:br/>
       <w:br/>
     </w:r>

--- a/klagomål/A 48568-2023 FSC-klagomål.docx
+++ b/klagomål/A 48568-2023 FSC-klagomål.docx
@@ -2201,7 +2201,7 @@
     <w:r>
       <w:tab/>
       <w:tab/>
-      <w:t>2026-04-15</w:t>
+      <w:t>2026-04-16</w:t>
       <w:br/>
       <w:br/>
     </w:r>

--- a/klagomål/A 48568-2023 FSC-klagomål.docx
+++ b/klagomål/A 48568-2023 FSC-klagomål.docx
@@ -2201,7 +2201,7 @@
     <w:r>
       <w:tab/>
       <w:tab/>
-      <w:t>2026-04-16</w:t>
+      <w:t>2026-04-17</w:t>
       <w:br/>
       <w:br/>
     </w:r>

--- a/klagomål/A 48568-2023 FSC-klagomål.docx
+++ b/klagomål/A 48568-2023 FSC-klagomål.docx
@@ -2201,7 +2201,7 @@
     <w:r>
       <w:tab/>
       <w:tab/>
-      <w:t>2026-04-17</w:t>
+      <w:t>2026-04-18</w:t>
       <w:br/>
       <w:br/>
     </w:r>

--- a/klagomål/A 48568-2023 FSC-klagomål.docx
+++ b/klagomål/A 48568-2023 FSC-klagomål.docx
@@ -254,12 +254,30 @@
         <w:t>Bårdlav</w:t>
       </w:r>
       <w:r>
-        <w:t xml:space="preserve"> signalerar miljöer med höga naturvärden och på lokalerna finns vanligtvis många andra ovanliga och rödlistade arter. Den visar även på platser med hög och jämn luftfuktighet. Bårdlav är typisk art för </w:t>
+        <w:t xml:space="preserve"> signalerar miljöer med höga naturvärden och på lokalerna finns vanligtvis många andra ovanliga och rödlistade arter. Den visar även på platser med hög och jämn luftfuktighet. På bårdlav och andra njurlavar (Nephroma) kan de sällsynta parasiterna </w:t>
       </w:r>
       <w:r>
         <w:rPr>
           <w:i/>
         </w:rPr>
+        <w:t xml:space="preserve">Protounguicularia nephromatis </w:t>
+      </w:r>
+      <w:r>
+        <w:t xml:space="preserve">(VU) och </w:t>
+      </w:r>
+      <w:r>
+        <w:rPr>
+          <w:i/>
+        </w:rPr>
+        <w:t xml:space="preserve">Tremella nephromatis </w:t>
+      </w:r>
+      <w:r>
+        <w:t xml:space="preserve">(DD) påträffas. Bårdlav är typisk art för </w:t>
+      </w:r>
+      <w:r>
+        <w:rPr>
+          <w:i/>
+        </w:rPr>
         <w:t xml:space="preserve">9010 Taiga, 9020 Nordlig ädellövskog, 9070 Trädklädd betesmark, 9110 Näringsfattig bokskog, 9160 Näringsrik ekskog, 9180 Ädellövskog i branter </w:t>
       </w:r>
       <w:r>
@@ -272,7 +290,7 @@
         <w:t xml:space="preserve"> 9190 Näringsfattig ekskog</w:t>
       </w:r>
       <w:r>
-        <w:t xml:space="preserve"> (SLU Artdatabanken, 2025; Nitare &amp; Skogsstyrelsen, 2019).</w:t>
+        <w:t xml:space="preserve"> (SLU Artdatabanken, 2026; Nitare &amp; Skogsstyrelsen, 2019).</w:t>
       </w:r>
     </w:p>
     <w:p>
@@ -705,7 +723,7 @@
         <w:t>Pletocarpon nephromeum</w:t>
       </w:r>
       <w:r>
-        <w:t xml:space="preserve"> (EN), som växer på stuplav. Ytterligare två sällsynta lavparasiter, </w:t>
+        <w:t xml:space="preserve"> (EN), som växer på stuplav. Ytterligare tre sällsynta lavparasiter, </w:t>
       </w:r>
       <w:r>
         <w:rPr>
@@ -714,7 +732,7 @@
         <w:t>Protounguicularia nephromatis</w:t>
       </w:r>
       <w:r>
-        <w:t xml:space="preserve"> (VU) och </w:t>
+        <w:t xml:space="preserve"> (VU), </w:t>
       </w:r>
       <w:r>
         <w:rPr>
@@ -723,7 +741,16 @@
         <w:t>Refractohilum galligenum</w:t>
       </w:r>
       <w:r>
-        <w:t xml:space="preserve"> (NT), kan också påträffas på stuplav. Stuplav är typisk art för </w:t>
+        <w:t xml:space="preserve"> (NT) och </w:t>
+      </w:r>
+      <w:r>
+        <w:rPr>
+          <w:i/>
+        </w:rPr>
+        <w:t>Roselliniella nephromatis</w:t>
+      </w:r>
+      <w:r>
+        <w:t xml:space="preserve"> (DD), kan också påträffas på stuplav. Stuplav är typisk art för </w:t>
       </w:r>
       <w:r>
         <w:rPr>
@@ -2201,7 +2228,7 @@
     <w:r>
       <w:tab/>
       <w:tab/>
-      <w:t>2026-04-18</w:t>
+      <w:t>2026-04-19</w:t>
       <w:br/>
       <w:br/>
     </w:r>

--- a/klagomål/A 48568-2023 FSC-klagomål.docx
+++ b/klagomål/A 48568-2023 FSC-klagomål.docx
@@ -2228,7 +2228,7 @@
     <w:r>
       <w:tab/>
       <w:tab/>
-      <w:t>2026-04-19</w:t>
+      <w:t>2026-04-20</w:t>
       <w:br/>
       <w:br/>
     </w:r>

--- a/klagomål/A 48568-2023 FSC-klagomål.docx
+++ b/klagomål/A 48568-2023 FSC-klagomål.docx
@@ -2228,7 +2228,7 @@
     <w:r>
       <w:tab/>
       <w:tab/>
-      <w:t>2026-04-20</w:t>
+      <w:t>2026-04-21</w:t>
       <w:br/>
       <w:br/>
     </w:r>

--- a/klagomål/A 48568-2023 FSC-klagomål.docx
+++ b/klagomål/A 48568-2023 FSC-klagomål.docx
@@ -2228,7 +2228,7 @@
     <w:r>
       <w:tab/>
       <w:tab/>
-      <w:t>2026-04-21</w:t>
+      <w:t>2026-04-22</w:t>
       <w:br/>
       <w:br/>
     </w:r>

--- a/klagomål/A 48568-2023 FSC-klagomål.docx
+++ b/klagomål/A 48568-2023 FSC-klagomål.docx
@@ -2228,7 +2228,7 @@
     <w:r>
       <w:tab/>
       <w:tab/>
-      <w:t>2026-04-22</w:t>
+      <w:t>2026-04-23</w:t>
       <w:br/>
       <w:br/>
     </w:r>

--- a/klagomål/A 48568-2023 FSC-klagomål.docx
+++ b/klagomål/A 48568-2023 FSC-klagomål.docx
@@ -2228,7 +2228,7 @@
     <w:r>
       <w:tab/>
       <w:tab/>
-      <w:t>2026-04-23</w:t>
+      <w:t>2026-04-24</w:t>
       <w:br/>
       <w:br/>
     </w:r>

--- a/klagomål/A 48568-2023 FSC-klagomål.docx
+++ b/klagomål/A 48568-2023 FSC-klagomål.docx
@@ -2228,7 +2228,7 @@
     <w:r>
       <w:tab/>
       <w:tab/>
-      <w:t>2026-04-24</w:t>
+      <w:t>2026-04-25</w:t>
       <w:br/>
       <w:br/>
     </w:r>

--- a/klagomål/A 48568-2023 FSC-klagomål.docx
+++ b/klagomål/A 48568-2023 FSC-klagomål.docx
@@ -2228,7 +2228,7 @@
     <w:r>
       <w:tab/>
       <w:tab/>
-      <w:t>2026-04-25</w:t>
+      <w:t>2026-04-26</w:t>
       <w:br/>
       <w:br/>
     </w:r>

--- a/klagomål/A 48568-2023 FSC-klagomål.docx
+++ b/klagomål/A 48568-2023 FSC-klagomål.docx
@@ -2228,7 +2228,7 @@
     <w:r>
       <w:tab/>
       <w:tab/>
-      <w:t>2026-04-26</w:t>
+      <w:t>2026-04-27</w:t>
       <w:br/>
       <w:br/>
     </w:r>

--- a/klagomål/A 48568-2023 FSC-klagomål.docx
+++ b/klagomål/A 48568-2023 FSC-klagomål.docx
@@ -2228,7 +2228,7 @@
     <w:r>
       <w:tab/>
       <w:tab/>
-      <w:t>2026-04-27</w:t>
+      <w:t>2026-04-28</w:t>
       <w:br/>
       <w:br/>
     </w:r>

--- a/klagomål/A 48568-2023 FSC-klagomål.docx
+++ b/klagomål/A 48568-2023 FSC-klagomål.docx
@@ -2228,7 +2228,7 @@
     <w:r>
       <w:tab/>
       <w:tab/>
-      <w:t>2026-04-28</w:t>
+      <w:t>2026-04-29</w:t>
       <w:br/>
       <w:br/>
     </w:r>

--- a/klagomål/A 48568-2023 FSC-klagomål.docx
+++ b/klagomål/A 48568-2023 FSC-klagomål.docx
@@ -2228,7 +2228,7 @@
     <w:r>
       <w:tab/>
       <w:tab/>
-      <w:t>2026-04-29</w:t>
+      <w:t>2026-04-30</w:t>
       <w:br/>
       <w:br/>
     </w:r>

--- a/klagomål/A 48568-2023 FSC-klagomål.docx
+++ b/klagomål/A 48568-2023 FSC-klagomål.docx
@@ -2228,7 +2228,7 @@
     <w:r>
       <w:tab/>
       <w:tab/>
-      <w:t>2026-05-16</w:t>
+      <w:t>2026-05-17</w:t>
       <w:br/>
       <w:br/>
     </w:r>

--- a/klagomål/A 48568-2023 FSC-klagomål.docx
+++ b/klagomål/A 48568-2023 FSC-klagomål.docx
@@ -2228,7 +2228,7 @@
     <w:r>
       <w:tab/>
       <w:tab/>
-      <w:t>2026-05-17</w:t>
+      <w:t>2026-05-18</w:t>
       <w:br/>
       <w:br/>
     </w:r>

--- a/klagomål/A 48568-2023 FSC-klagomål.docx
+++ b/klagomål/A 48568-2023 FSC-klagomål.docx
@@ -2228,7 +2228,7 @@
     <w:r>
       <w:tab/>
       <w:tab/>
-      <w:t>2026-05-18</w:t>
+      <w:t>2026-05-19</w:t>
       <w:br/>
       <w:br/>
     </w:r>

--- a/klagomål/A 48568-2023 FSC-klagomål.docx
+++ b/klagomål/A 48568-2023 FSC-klagomål.docx
@@ -2228,7 +2228,7 @@
     <w:r>
       <w:tab/>
       <w:tab/>
-      <w:t>2026-05-19</w:t>
+      <w:t>2026-05-20</w:t>
       <w:br/>
       <w:br/>
     </w:r>

--- a/klagomål/A 48568-2023 FSC-klagomål.docx
+++ b/klagomål/A 48568-2023 FSC-klagomål.docx
@@ -2228,7 +2228,7 @@
     <w:r>
       <w:tab/>
       <w:tab/>
-      <w:t>2026-05-20</w:t>
+      <w:t>2026-05-21</w:t>
       <w:br/>
       <w:br/>
     </w:r>

--- a/klagomål/A 48568-2023 FSC-klagomål.docx
+++ b/klagomål/A 48568-2023 FSC-klagomål.docx
@@ -2228,7 +2228,7 @@
     <w:r>
       <w:tab/>
       <w:tab/>
-      <w:t>2026-05-21</w:t>
+      <w:t>2026-05-22</w:t>
       <w:br/>
       <w:br/>
     </w:r>

--- a/klagomål/A 48568-2023 FSC-klagomål.docx
+++ b/klagomål/A 48568-2023 FSC-klagomål.docx
@@ -2228,7 +2228,7 @@
     <w:r>
       <w:tab/>
       <w:tab/>
-      <w:t>2026-05-22</w:t>
+      <w:t>2026-05-23</w:t>
       <w:br/>
       <w:br/>
     </w:r>

--- a/klagomål/A 48568-2023 FSC-klagomål.docx
+++ b/klagomål/A 48568-2023 FSC-klagomål.docx
@@ -2228,7 +2228,7 @@
     <w:r>
       <w:tab/>
       <w:tab/>
-      <w:t>2026-05-23</w:t>
+      <w:t>2026-05-24</w:t>
       <w:br/>
       <w:br/>
     </w:r>

--- a/klagomål/A 48568-2023 FSC-klagomål.docx
+++ b/klagomål/A 48568-2023 FSC-klagomål.docx
@@ -2228,7 +2228,7 @@
     <w:r>
       <w:tab/>
       <w:tab/>
-      <w:t>2026-05-24</w:t>
+      <w:t>2026-05-25</w:t>
       <w:br/>
       <w:br/>
     </w:r>

--- a/klagomål/A 48568-2023 FSC-klagomål.docx
+++ b/klagomål/A 48568-2023 FSC-klagomål.docx
@@ -2228,7 +2228,7 @@
     <w:r>
       <w:tab/>
       <w:tab/>
-      <w:t>2026-05-25</w:t>
+      <w:t>2026-05-26</w:t>
       <w:br/>
       <w:br/>
     </w:r>

--- a/klagomål/A 48568-2023 FSC-klagomål.docx
+++ b/klagomål/A 48568-2023 FSC-klagomål.docx
@@ -2228,7 +2228,7 @@
     <w:r>
       <w:tab/>
       <w:tab/>
-      <w:t>2026-05-26</w:t>
+      <w:t>2026-05-27</w:t>
       <w:br/>
       <w:br/>
     </w:r>

--- a/klagomål/A 48568-2023 FSC-klagomål.docx
+++ b/klagomål/A 48568-2023 FSC-klagomål.docx
@@ -2228,7 +2228,7 @@
     <w:r>
       <w:tab/>
       <w:tab/>
-      <w:t>2026-05-27</w:t>
+      <w:t>2026-05-28</w:t>
       <w:br/>
       <w:br/>
     </w:r>

--- a/klagomål/A 48568-2023 FSC-klagomål.docx
+++ b/klagomål/A 48568-2023 FSC-klagomål.docx
@@ -2228,7 +2228,7 @@
     <w:r>
       <w:tab/>
       <w:tab/>
-      <w:t>2026-05-28</w:t>
+      <w:t>2026-05-29</w:t>
       <w:br/>
       <w:br/>
     </w:r>

--- a/klagomål/A 48568-2023 FSC-klagomål.docx
+++ b/klagomål/A 48568-2023 FSC-klagomål.docx
@@ -2228,7 +2228,7 @@
     <w:r>
       <w:tab/>
       <w:tab/>
-      <w:t>2026-05-29</w:t>
+      <w:t>2026-05-30</w:t>
       <w:br/>
       <w:br/>
     </w:r>

--- a/klagomål/A 48568-2023 FSC-klagomål.docx
+++ b/klagomål/A 48568-2023 FSC-klagomål.docx
@@ -2228,7 +2228,7 @@
     <w:r>
       <w:tab/>
       <w:tab/>
-      <w:t>2026-05-30</w:t>
+      <w:t>2026-05-31</w:t>
       <w:br/>
       <w:br/>
     </w:r>

--- a/klagomål/A 48568-2023 FSC-klagomål.docx
+++ b/klagomål/A 48568-2023 FSC-klagomål.docx
@@ -2228,7 +2228,7 @@
     <w:r>
       <w:tab/>
       <w:tab/>
-      <w:t>2026-05-31</w:t>
+      <w:t>2026-06-01</w:t>
       <w:br/>
       <w:br/>
     </w:r>

--- a/klagomål/A 48568-2023 FSC-klagomål.docx
+++ b/klagomål/A 48568-2023 FSC-klagomål.docx
@@ -2228,7 +2228,7 @@
     <w:r>
       <w:tab/>
       <w:tab/>
-      <w:t>2026-06-01</w:t>
+      <w:t>2026-06-02</w:t>
       <w:br/>
       <w:br/>
     </w:r>

--- a/klagomål/A 48568-2023 FSC-klagomål.docx
+++ b/klagomål/A 48568-2023 FSC-klagomål.docx
@@ -2228,7 +2228,7 @@
     <w:r>
       <w:tab/>
       <w:tab/>
-      <w:t>2026-06-02</w:t>
+      <w:t>2026-06-03</w:t>
       <w:br/>
       <w:br/>
     </w:r>

--- a/klagomål/A 48568-2023 FSC-klagomål.docx
+++ b/klagomål/A 48568-2023 FSC-klagomål.docx
@@ -2228,7 +2228,7 @@
     <w:r>
       <w:tab/>
       <w:tab/>
-      <w:t>2026-06-03</w:t>
+      <w:t>2026-06-04</w:t>
       <w:br/>
       <w:br/>
     </w:r>

--- a/klagomål/A 48568-2023 FSC-klagomål.docx
+++ b/klagomål/A 48568-2023 FSC-klagomål.docx
@@ -2228,7 +2228,7 @@
     <w:r>
       <w:tab/>
       <w:tab/>
-      <w:t>2026-06-04</w:t>
+      <w:t>2026-06-05</w:t>
       <w:br/>
       <w:br/>
     </w:r>

--- a/klagomål/A 48568-2023 FSC-klagomål.docx
+++ b/klagomål/A 48568-2023 FSC-klagomål.docx
@@ -2228,7 +2228,7 @@
     <w:r>
       <w:tab/>
       <w:tab/>
-      <w:t>2026-06-05</w:t>
+      <w:t>2026-06-06</w:t>
       <w:br/>
       <w:br/>
     </w:r>

--- a/klagomål/A 48568-2023 FSC-klagomål.docx
+++ b/klagomål/A 48568-2023 FSC-klagomål.docx
@@ -2228,7 +2228,7 @@
     <w:r>
       <w:tab/>
       <w:tab/>
-      <w:t>2026-06-06</w:t>
+      <w:t>2026-06-07</w:t>
       <w:br/>
       <w:br/>
     </w:r>

--- a/klagomål/A 48568-2023 FSC-klagomål.docx
+++ b/klagomål/A 48568-2023 FSC-klagomål.docx
@@ -2228,7 +2228,7 @@
     <w:r>
       <w:tab/>
       <w:tab/>
-      <w:t>2026-06-07</w:t>
+      <w:t>2026-06-08</w:t>
       <w:br/>
       <w:br/>
     </w:r>

--- a/klagomål/A 48568-2023 FSC-klagomål.docx
+++ b/klagomål/A 48568-2023 FSC-klagomål.docx
@@ -2228,7 +2228,7 @@
     <w:r>
       <w:tab/>
       <w:tab/>
-      <w:t>2026-06-08</w:t>
+      <w:t>2026-06-09</w:t>
       <w:br/>
       <w:br/>
     </w:r>

--- a/klagomål/A 48568-2023 FSC-klagomål.docx
+++ b/klagomål/A 48568-2023 FSC-klagomål.docx
@@ -2228,7 +2228,7 @@
     <w:r>
       <w:tab/>
       <w:tab/>
-      <w:t>2026-06-09</w:t>
+      <w:t>2026-06-10</w:t>
       <w:br/>
       <w:br/>
     </w:r>

--- a/klagomål/A 48568-2023 FSC-klagomål.docx
+++ b/klagomål/A 48568-2023 FSC-klagomål.docx
@@ -2228,7 +2228,7 @@
     <w:r>
       <w:tab/>
       <w:tab/>
-      <w:t>2026-06-10</w:t>
+      <w:t>2026-06-11</w:t>
       <w:br/>
       <w:br/>
     </w:r>

--- a/klagomål/A 48568-2023 FSC-klagomål.docx
+++ b/klagomål/A 48568-2023 FSC-klagomål.docx
@@ -2228,7 +2228,7 @@
     <w:r>
       <w:tab/>
       <w:tab/>
-      <w:t>2026-06-11</w:t>
+      <w:t>2026-06-12</w:t>
       <w:br/>
       <w:br/>
     </w:r>

--- a/klagomål/A 48568-2023 FSC-klagomål.docx
+++ b/klagomål/A 48568-2023 FSC-klagomål.docx
@@ -2228,7 +2228,7 @@
     <w:r>
       <w:tab/>
       <w:tab/>
-      <w:t>2026-06-12</w:t>
+      <w:t>2026-06-13</w:t>
       <w:br/>
       <w:br/>
     </w:r>

--- a/klagomål/A 48568-2023 FSC-klagomål.docx
+++ b/klagomål/A 48568-2023 FSC-klagomål.docx
@@ -2228,7 +2228,7 @@
     <w:r>
       <w:tab/>
       <w:tab/>
-      <w:t>2026-06-13</w:t>
+      <w:t>2026-06-14</w:t>
       <w:br/>
       <w:br/>
     </w:r>

--- a/klagomål/A 48568-2023 FSC-klagomål.docx
+++ b/klagomål/A 48568-2023 FSC-klagomål.docx
@@ -2228,7 +2228,7 @@
     <w:r>
       <w:tab/>
       <w:tab/>
-      <w:t>2026-06-15</w:t>
+      <w:t>2026-06-16</w:t>
       <w:br/>
       <w:br/>
     </w:r>

--- a/klagomål/A 48568-2023 FSC-klagomål.docx
+++ b/klagomål/A 48568-2023 FSC-klagomål.docx
@@ -2228,7 +2228,7 @@
     <w:r>
       <w:tab/>
       <w:tab/>
-      <w:t>2026-06-16</w:t>
+      <w:t>2026-06-17</w:t>
       <w:br/>
       <w:br/>
     </w:r>

--- a/klagomål/A 48568-2023 FSC-klagomål.docx
+++ b/klagomål/A 48568-2023 FSC-klagomål.docx
@@ -1,6 +1,6 @@
 
 <file path=word/document.xml><?xml version="1.0" encoding="utf-8"?>
-<w:document xmlns:wpc="http://schemas.microsoft.com/office/word/2010/wordprocessingCanvas" xmlns:cx="http://schemas.microsoft.com/office/drawing/2014/chartex" xmlns:cx1="http://schemas.microsoft.com/office/drawing/2015/9/8/chartex" xmlns:cx2="http://schemas.microsoft.com/office/drawing/2015/10/21/chartex" xmlns:cx3="http://schemas.microsoft.com/office/drawing/2016/5/9/chartex" xmlns:cx4="http://schemas.microsoft.com/office/drawing/2016/5/10/chartex" xmlns:cx5="http://schemas.microsoft.com/office/drawing/2016/5/11/chartex" xmlns:cx6="http://schemas.microsoft.com/office/drawing/2016/5/12/chartex" xmlns:cx7="http://schemas.microsoft.com/office/drawing/2016/5/13/chartex" xmlns:cx8="http://schemas.microsoft.com/office/drawing/2016/5/14/chartex" xmlns:mc="http://schemas.openxmlformats.org/markup-compatibility/2006" xmlns:aink="http://schemas.microsoft.com/office/drawing/2016/ink" xmlns:am3d="http://schemas.microsoft.com/office/drawing/2017/model3d" xmlns:o="urn:schemas-microsoft-com:office:office" xmlns:oel="http://schemas.microsoft.com/office/2019/extlst" xmlns:r="http://schemas.openxmlformats.org/officeDocument/2006/relationships" xmlns:m="http://schemas.openxmlformats.org/officeDocument/2006/math" xmlns:v="urn:schemas-microsoft-com:vml" xmlns:wp14="http://schemas.microsoft.com/office/word/2010/wordprocessingDrawing" xmlns:wp="http://schemas.openxmlformats.org/drawingml/2006/wordprocessingDrawing" xmlns:w10="urn:schemas-microsoft-com:office:word" xmlns:w="http://schemas.openxmlformats.org/wordprocessingml/2006/main" xmlns:w14="http://schemas.microsoft.com/office/word/2010/wordml" xmlns:w15="http://schemas.microsoft.com/office/word/2012/wordml" xmlns:w16cex="http://schemas.microsoft.com/office/word/2018/wordml/cex" xmlns:w16cid="http://schemas.microsoft.com/office/word/2016/wordml/cid" xmlns:w16="http://schemas.microsoft.com/office/word/2018/wordml" xmlns:w16sdtdh="http://schemas.microsoft.com/office/word/2020/wordml/sdtdatahash" xmlns:w16se="http://schemas.microsoft.com/office/word/2015/wordml/symex" xmlns:wpg="http://schemas.microsoft.com/office/word/2010/wordprocessingGroup" xmlns:wpi="http://schemas.microsoft.com/office/word/2010/wordprocessingInk" xmlns:wne="http://schemas.microsoft.com/office/word/2006/wordml" xmlns:wps="http://schemas.microsoft.com/office/word/2010/wordprocessingShape" mc:Ignorable="w14 w15 w16se w16cid w16 w16cex w16sdtdh wp14">
+<w:document xmlns:wpc="http://schemas.microsoft.com/office/word/2010/wordprocessingCanvas" xmlns:cx="http://schemas.microsoft.com/office/drawing/2014/chartex" xmlns:cx1="http://schemas.microsoft.com/office/drawing/2015/9/8/chartex" xmlns:cx2="http://schemas.microsoft.com/office/drawing/2015/10/21/chartex" xmlns:cx3="http://schemas.microsoft.com/office/drawing/2016/5/9/chartex" xmlns:cx4="http://schemas.microsoft.com/office/drawing/2016/5/10/chartex" xmlns:cx5="http://schemas.microsoft.com/office/drawing/2016/5/11/chartex" xmlns:cx6="http://schemas.microsoft.com/office/drawing/2016/5/12/chartex" xmlns:cx7="http://schemas.microsoft.com/office/drawing/2016/5/13/chartex" xmlns:cx8="http://schemas.microsoft.com/office/drawing/2016/5/14/chartex" xmlns:mc="http://schemas.openxmlformats.org/markup-compatibility/2006" xmlns:aink="http://schemas.microsoft.com/office/drawing/2016/ink" xmlns:am3d="http://schemas.microsoft.com/office/drawing/2017/model3d" xmlns:o="urn:schemas-microsoft-com:office:office" xmlns:oel="http://schemas.microsoft.com/office/2019/extlst" xmlns:r="http://schemas.openxmlformats.org/officeDocument/2006/relationships" xmlns:m="http://schemas.openxmlformats.org/officeDocument/2006/math" xmlns:v="urn:schemas-microsoft-com:vml" xmlns:wp14="http://schemas.microsoft.com/office/word/2010/wordprocessingDrawing" xmlns:wp="http://schemas.openxmlformats.org/drawingml/2006/wordprocessingDrawing" xmlns:w10="urn:schemas-microsoft-com:office:word" xmlns:w="http://schemas.openxmlformats.org/wordprocessingml/2006/main" xmlns:w14="http://schemas.microsoft.com/office/word/2010/wordml" xmlns:w15="http://schemas.microsoft.com/office/word/2012/wordml" xmlns:w16cex="http://schemas.microsoft.com/office/word/2018/wordml/cex" xmlns:w16cid="http://schemas.microsoft.com/office/word/2016/wordml/cid" xmlns:w16="http://schemas.microsoft.com/office/word/2018/wordml" xmlns:w16du="http://schemas.microsoft.com/office/word/2023/wordml/word16du" xmlns:w16sdtdh="http://schemas.microsoft.com/office/word/2020/wordml/sdtdatahash" xmlns:w16sdtfl="http://schemas.microsoft.com/office/word/2024/wordml/sdtformatlock" xmlns:w16se="http://schemas.microsoft.com/office/word/2015/wordml/symex" xmlns:wpg="http://schemas.microsoft.com/office/word/2010/wordprocessingGroup" xmlns:wpi="http://schemas.microsoft.com/office/word/2010/wordprocessingInk" xmlns:wne="http://schemas.microsoft.com/office/word/2006/wordml" xmlns:wps="http://schemas.microsoft.com/office/word/2010/wordprocessingShape" mc:Ignorable="w14 w15 w16se w16cid w16 w16cex w16sdtdh w16sdtfl w16du wp14">
   <w:body>
     <w:p>
       <w:r>
@@ -168,7 +168,7 @@
     </w:p>
     <w:p>
       <w:r>
-        <w:t>Detta dokument behandlar höga naturvärden i avverkningsanmälan A 48568-2023 i Sundsvalls kommun. Denna avverkningsanmälan inkom 2023-10-09 00:00:00 och omfattar 29,2 ha.</w:t>
+        <w:t>Detta dokument behandlar höga naturvärden i avverkningsanmälan A 48568-2023 i Sundsvalls kommun som inkom 2023-10-09 och omfattar 29,2 ha.</w:t>
       </w:r>
     </w:p>
     <w:p>
@@ -191,12 +191,15 @@
     </w:p>
     <w:p>
       <w:r>
-        <w:t>I avverkningsanmälan har följande 22 naturvårdsarter hittats: knärot (VU, §8), lunglavsknapp (VU), rynkskinn (VU), garnlav (NT), granticka (NT), gränsticka (NT), kötticka (NT), lunglav (NT), rosenticka (NT), spillkråka (NT, §4), talltita (NT, §4), tretåig hackspett (NT, §4), ullticka (NT), bårdlav (S), grönpyrola (S), korallblylav (S), luddlav (S), norrlandslav (S), skinnlav (S), stuplav (S), blåsippa (§9) och revlummer (§9). Av dessa är 13 rödlistade. För rödlistade arter har rödlistekategorin angivits inom parentes. Arter som är signalarter enligt Skogsstyrelsen har markerats med (S). För fridlysta arter anges även paragrafen i Artskyddsförordningen som arten är fridlyst enligt.</w:t>
+        <w:t>I och inom 23 meter från avverkningsanmälan har följande 21 naturvårdsarter hittats: garnlav (VU, T), gränsticka (VU, T), knärot (VU, T, §8), lunglavsknapp (VU), kötticka (NT), lunglav (NT, T), rosenticka (NT, T), rynkskinn (NT, T), talltita (NT, §4), tretåig hackspett (NT, T, §4), ullticka (NT, T), bårdlav (S, T), grönpyrola (S, T), korallblylav (S, T), luddlav (S, T), norrlandslav (S, T), skinnlav (S, T), stuplav (S, T), blåsippa (T, §9), spillkråka (T, §4) och revlummer (§9). Av dessa är 11 rödlistade. För rödlistade arter har rödlistekategorin angivits inom parentes. Arter som är signalarter enligt Skogsstyrelsen har markerats med (S). Typiska arter inom Natura 2000 som är kopplade till skogsekosystem har markerats med (T). För fridlysta arter anges även paragrafen i Artskyddsförordningen som arten är fridlyst enligt.</w:t>
       </w:r>
     </w:p>
     <w:p>
       <w:r>
-        <w:t>De påträffade naturvårdsarterna är ett tydligt kvitto på att detta rör sig om en skog med höga naturvärden. I Figur 1 visas en karta över det avverkningsanmälda området, där samtliga fyndplatser för naturvårdsarter som finns registrerade på Artportalen har markerats.</w:t>
+        <w:t>De påträffade naturvårdsarterna är ett tydligt kvitto på att det rör sig om en skog med höga naturvärden.</w:t>
+      </w:r>
+      <w:r>
+        <w:t xml:space="preserve"> I Figur 1 visas fyndplatser för naturvårdsarter i området, som finns registrerade på Artportalen.</w:t>
       </w:r>
     </w:p>
     <w:p>
@@ -206,7 +209,7 @@
       <w:r>
         <w:drawing>
           <wp:inline xmlns:a="http://schemas.openxmlformats.org/drawingml/2006/main" xmlns:pic="http://schemas.openxmlformats.org/drawingml/2006/picture">
-            <wp:extent cx="5486400" cy="4980705"/>
+            <wp:extent cx="5486400" cy="4807415"/>
             <wp:docPr id="1" name="Picture 1"/>
             <wp:cNvGraphicFramePr>
               <a:graphicFrameLocks noChangeAspect="1"/>
@@ -227,7 +230,7 @@
                   <pic:spPr>
                     <a:xfrm>
                       <a:off x="0" y="0"/>
-                      <a:ext cx="5486400" cy="4980705"/>
+                      <a:ext cx="5486400" cy="4807415"/>
                     </a:xfrm>
                     <a:prstGeom prst="rect"/>
                   </pic:spPr>
@@ -241,586 +244,15 @@
     <w:p>
       <w:pPr>
         <w:pStyle w:val="Caption"/>
+        <w:spacing w:after="240"/>
       </w:pPr>
       <w:r>
-        <w:t>Figur 1. Fyndplatser för naturvårdsarter i det avverkningsanmälda området (röd linje). Markörer utan svart kant är placerade på fyndplatsen. Markörer med svart kant är placerade vid sidan av fyndplatsen och har ett svart streck som visar fyndplatsens exakta position. Kartans mittpunktskoordinat är N 6911867, E 583770 i SWEREF 99 TM.</w:t>
-      </w:r>
-    </w:p>
-    <w:p>
-      <w:r>
-        <w:rPr>
-          <w:b/>
-        </w:rPr>
-        <w:t>Bårdlav</w:t>
-      </w:r>
-      <w:r>
-        <w:t xml:space="preserve"> signalerar miljöer med höga naturvärden och på lokalerna finns vanligtvis många andra ovanliga och rödlistade arter. Den visar även på platser med hög och jämn luftfuktighet. På bårdlav och andra njurlavar (Nephroma) kan de sällsynta parasiterna </w:t>
-      </w:r>
-      <w:r>
-        <w:rPr>
-          <w:i/>
-        </w:rPr>
-        <w:t xml:space="preserve">Protounguicularia nephromatis </w:t>
-      </w:r>
-      <w:r>
-        <w:t xml:space="preserve">(VU) och </w:t>
-      </w:r>
-      <w:r>
-        <w:rPr>
-          <w:i/>
-        </w:rPr>
-        <w:t xml:space="preserve">Tremella nephromatis </w:t>
-      </w:r>
-      <w:r>
-        <w:t xml:space="preserve">(DD) påträffas. Bårdlav är typisk art för </w:t>
-      </w:r>
-      <w:r>
-        <w:rPr>
-          <w:i/>
-        </w:rPr>
-        <w:t xml:space="preserve">9010 Taiga, 9020 Nordlig ädellövskog, 9070 Trädklädd betesmark, 9110 Näringsfattig bokskog, 9160 Näringsrik ekskog, 9180 Ädellövskog i branter </w:t>
-      </w:r>
-      <w:r>
-        <w:t>och</w:t>
-      </w:r>
-      <w:r>
-        <w:rPr>
-          <w:i/>
-        </w:rPr>
-        <w:t xml:space="preserve"> 9190 Näringsfattig ekskog</w:t>
-      </w:r>
-      <w:r>
-        <w:t xml:space="preserve"> (SLU Artdatabanken, 2026; Nitare &amp; Skogsstyrelsen, 2019).</w:t>
-      </w:r>
-    </w:p>
-    <w:p>
-      <w:r>
-        <w:rPr>
-          <w:b/>
-        </w:rPr>
-        <w:t>Garnlav (VU)</w:t>
-      </w:r>
-      <w:r>
-        <w:t xml:space="preserve"> är en utpräglad barrskogsart som ibland kan drapera träden i norrländska grannaturskogar med hög luftfuktighet. Den förekommer även i talldominerade bestånd där den, förutom i trädens grenverk, påträffas hängande över ojämnheter i tallbarken. Arten har minskat starkt i södra och mellersta Sverige och den minskar även i sitt nordliga utbredningsområde. Minskningstakten uppgår till 30 (20–50) % inom 50 år och överstiger gränsvärdet för Sårbar (VU). Orsaken till tillbakagången beror främst på slutavverkningar av naturskogsartade skogar. Bestånd med riklig förekomst bör regelmässigt sparas, vilket även gynnar flera andra sällsynta och rödlistade arter. Garnlav är värdväxt för den mycket sällsynta och akut hotade fjärilen barrskogslavfly (CR) som hör hemma i boreala barrskogar med riklig förekomst av värdväxten. Tidigare kunde arten konstateras årligen på flera platser vid Dala-Floda i Dalarna innan lokalerna kalavverkades. Senaste fyndet i landet av barrskogslavfly är från år 2000 då den påträffades vid Högberget i Sollefteå kommun. Garnlav är typisk art för </w:t>
-      </w:r>
-      <w:r>
-        <w:rPr>
-          <w:i/>
-        </w:rPr>
-        <w:t xml:space="preserve">9010 Taiga </w:t>
-      </w:r>
-      <w:r>
-        <w:t>och</w:t>
-      </w:r>
-      <w:r>
-        <w:rPr>
-          <w:i/>
-        </w:rPr>
-        <w:t xml:space="preserve"> 9070 Trädklädd betesmark</w:t>
-      </w:r>
-      <w:r>
-        <w:t xml:space="preserve"> (SLU Artdatabanken, 2026).</w:t>
-      </w:r>
-    </w:p>
-    <w:p>
-      <w:r>
-        <w:rPr>
-          <w:b/>
-        </w:rPr>
-        <w:t>Granticka</w:t>
-      </w:r>
-      <w:r>
-        <w:t xml:space="preserve"> förekommer främst i äldre skogar med naturskogskaraktär, liksom i dimensionsavverkade och plockhuggna skogar. I äldre grannaturskog i norra Sverige är den alltjämt en förhållandevis vanlig karaktärsart, medan den längre söderut blir allt mer sällsynt. I Götaland och delar av Svealand är den en god signalart för skyddsvärda granskogsmiljöer. Arten bedöms ha minskat starkt under senare år på grund av skogsavverkningar, då den framför allt växer i äldre granskog med långvarig grankontinuitet. I urskogsliknande bestånd i norra Sverige kan ibland påträffas den mycket sällsynta tickan grantickeporing (VU), som lever på döda grantickor. Det som tidigare inbegripit grantickan har visat sig röra sig om två arter; tajgagranticka </w:t>
-      </w:r>
-      <w:r>
-        <w:rPr>
-          <w:i/>
-        </w:rPr>
-        <w:t>Porodaedalea abietis</w:t>
-      </w:r>
-      <w:r>
-        <w:t xml:space="preserve"> (LC) och </w:t>
-      </w:r>
-      <w:r>
-        <w:rPr>
-          <w:i/>
-        </w:rPr>
-        <w:t>Porodaedalea chrysoloma</w:t>
-      </w:r>
-      <w:r>
-        <w:t xml:space="preserve"> (DD). Den nordligare arten, tajgagranticka, bildar större fruktkroppar och har sin främsta förekomst i norra Sverige, medan den mer tunnköttiga arten, </w:t>
-      </w:r>
-      <w:r>
-        <w:rPr>
-          <w:i/>
-        </w:rPr>
-        <w:t>P. chrysoloma</w:t>
-      </w:r>
-      <w:r>
-        <w:t>, förekommer i sydöstra Sverige och på Gotland (SLU Artdatabanken, 2026; Nitare &amp; Skogsstyrelsen, 2019).</w:t>
-      </w:r>
-    </w:p>
-    <w:p>
-      <w:r>
-        <w:rPr>
-          <w:b/>
-        </w:rPr>
-        <w:t>Gränsticka (VU)</w:t>
-      </w:r>
-      <w:r>
-        <w:t xml:space="preserve"> är en mycket bra signalart inom hela sitt utbredningsområde. Den är huvudsakligen knuten till restbestånd av barrnaturskog och förekommer med ett tydligt optimum i orörda eller måttligt påverkade gamla granskogar där det föreligger långvarig kontinuitet av grov död ved. Den totala populationen bedöms ha minskat och fortsätter att minska i takt med att grankontinuitetsskogar (äldre tidigare icke kalavverkade skogar) minskar i areal. Minskningstakten överstiger gränsvärdet för sårbar (VU). Lokaler som hyser arten bör undantas från skogsbruk, speciellt i mellersta och södra Sverige. Gränsticka är typisk art för </w:t>
-      </w:r>
-      <w:r>
-        <w:rPr>
-          <w:i/>
-        </w:rPr>
-        <w:t>9010 Taiga</w:t>
-      </w:r>
-      <w:r>
-        <w:t xml:space="preserve"> (SLU Artdatabanken, 2026; Nitare &amp; Skogsstyrelsen, 2019).</w:t>
-      </w:r>
-    </w:p>
-    <w:p>
-      <w:r>
-        <w:rPr>
-          <w:b/>
-        </w:rPr>
-        <w:t xml:space="preserve">Grönpyrola </w:t>
-      </w:r>
-      <w:r>
-        <w:t xml:space="preserve">växer främst på sandig, torr eller frisk mark i äldre barrskog, ofta på isälvsmaterial såsom sand och grus. Den påträffas främst i äldre naturligt uppkomna barrskogar, exempelvis på tallmoar, i åssluttningar, dyner och rasbranter. Arten är känslig för skogsbruksmetoder såsom slutavverkning och markberedning. Grönpyrola är typisk art för </w:t>
-      </w:r>
-      <w:r>
-        <w:rPr>
-          <w:i/>
-        </w:rPr>
-        <w:t>9010 Taiga, 9060 Åsbarrskog</w:t>
-      </w:r>
-      <w:r>
-        <w:t xml:space="preserve"> och</w:t>
-      </w:r>
-      <w:r>
-        <w:rPr>
-          <w:i/>
-        </w:rPr>
-        <w:t xml:space="preserve"> 1610 Åsöar i Östersjön </w:t>
-      </w:r>
-      <w:r>
-        <w:t>(Nitare &amp; Skogsstyrelsen, 2019; SLU Artdatabanken, 2025).</w:t>
-      </w:r>
-    </w:p>
-    <w:p>
-      <w:r>
-        <w:rPr>
-          <w:b/>
-        </w:rPr>
-        <w:t>Korallblylav</w:t>
-      </w:r>
-      <w:r>
-        <w:t xml:space="preserve"> växer på bark av asp, ask, rönn, sälg, bok och lönn och signalerar överallt skogsbestånd med höga naturvärden och den följs nästan alltid av andra ovanliga och rödlistade arter. Den indikerar hög och jämn luftfuktighet och växer främst i områden med lång skoglig kontinuitet där det funnits ett ständigt inslag av gamla lövträd. Korallblylav är typisk art för </w:t>
-      </w:r>
-      <w:r>
-        <w:rPr>
-          <w:i/>
-        </w:rPr>
-        <w:t xml:space="preserve">9020 Nordlig ädellövskog, 9070 Trädklädd betesmark, 9160 Näringsrik ekskog, 9180 Ädellövskog i branter </w:t>
-      </w:r>
-      <w:r>
-        <w:t>och</w:t>
-      </w:r>
-      <w:r>
-        <w:rPr>
-          <w:i/>
-        </w:rPr>
-        <w:t xml:space="preserve"> 9190 Näringsfattig ekskog</w:t>
-      </w:r>
-      <w:r>
-        <w:t xml:space="preserve"> (SLU Artdatabanken, 2024; Nitare &amp; Skogsstyrelsen, 2019).</w:t>
-      </w:r>
-    </w:p>
-    <w:p>
-      <w:r>
-        <w:rPr>
-          <w:b/>
-        </w:rPr>
-        <w:t>Kötticka (NT)</w:t>
-      </w:r>
-      <w:r>
-        <w:t xml:space="preserve"> är granens kötticka och har klassificerats som ”gammelskogsindikator”, då den förekommer med ett tydligt optimum i äldre barrskogar, främst fuktiga granskogar. Den har högst signalvärde söder om den naturliga norrlandsgränsen </w:t>
-      </w:r>
-      <w:r>
-        <w:rPr>
-          <w:i/>
-        </w:rPr>
-        <w:t>limes norrlandicus</w:t>
-      </w:r>
-      <w:r>
-        <w:t>, men signalerar vanligtvis höga naturvärden även i Norrland. Arten är knuten till miljöer med konstant luftfuktighet och känslig för uttorkning som en avverkning kan medföra. Den totala populationen bedöms därför ha minskat under de senaste 30 åren och fortsätter att minska i takt med att grankontinuitetsskogar (skogar som inte kalavverkats) minskar i areal, samtidigt som att lämpliga miljöer inte återskapas i samma takt (SLU Artdatabanken, 2024; Nitare &amp; Skogsstyrelsen, 2019).</w:t>
-      </w:r>
-    </w:p>
-    <w:p>
-      <w:r>
-        <w:rPr>
-          <w:b/>
-        </w:rPr>
-        <w:t>Luddlav</w:t>
-      </w:r>
-      <w:r>
-        <w:t xml:space="preserve"> signalerar lång skoglig kontinuitet med ett stabilt lokal- och mikroklimat med hög och jämn fuktighet. Luddlav är typisk art för </w:t>
-      </w:r>
-      <w:r>
-        <w:rPr>
-          <w:i/>
-        </w:rPr>
-        <w:t>9010 Taiga,</w:t>
-      </w:r>
-      <w:r>
-        <w:t xml:space="preserve"> </w:t>
-      </w:r>
-      <w:r>
-        <w:rPr>
-          <w:i/>
-        </w:rPr>
-        <w:t xml:space="preserve">9020 Nordlig ädellövskog, 9070 Trädklädd betesmark, 9110 Näringsfattig bokskog, 9180 Ädellövskog i branter </w:t>
-      </w:r>
-      <w:r>
-        <w:t>och</w:t>
-      </w:r>
-      <w:r>
-        <w:rPr>
-          <w:i/>
-        </w:rPr>
-        <w:t xml:space="preserve"> 9190 Näringsfattig ekskog </w:t>
-      </w:r>
-      <w:r>
-        <w:t>(Nitare &amp; Skogsstyrelsen, 2019; SLU Artdatabanken, 2025).</w:t>
-      </w:r>
-    </w:p>
-    <w:p>
-      <w:r>
-        <w:rPr>
-          <w:b/>
-        </w:rPr>
-        <w:t>Lunglav (NT)</w:t>
-      </w:r>
-      <w:r>
-        <w:t xml:space="preserve"> är en av vårt lands främsta signalarter som överallt indikerar gamla lövträd, skogsbestånd med höga naturvärden och ekosystem med långskoglig kontinuitet. Lokalt kan förekomsten vara mycket riklig men den hittas nästan enbart i gamla och ej slutavverkade skogar. Artens samtliga förekomster bör uppmärksammas från naturvårdssynpunkt, då många lokaler även hyser andra ovanliga och rödlistade arter. Rikliga förekomster bör skyddas med biotopskydd, frivilliga avsättningar eller reservat. På lunglav kan de sällsynta lavparasiterna lunglavshårprick (CR), </w:t>
-      </w:r>
-      <w:r>
-        <w:rPr>
-          <w:i/>
-        </w:rPr>
-        <w:t>Abrothallus diederichii</w:t>
-      </w:r>
-      <w:r>
-        <w:t xml:space="preserve"> (VU), </w:t>
-      </w:r>
-      <w:r>
-        <w:rPr>
-          <w:i/>
-        </w:rPr>
-        <w:t>Abrothallus lobariae</w:t>
-      </w:r>
-      <w:r>
-        <w:t xml:space="preserve"> (VU), </w:t>
-      </w:r>
-      <w:r>
-        <w:rPr>
-          <w:i/>
-        </w:rPr>
-        <w:t>Calycina lobariae</w:t>
-      </w:r>
-      <w:r>
-        <w:t xml:space="preserve"> (VU), lunglavsknapp (VU) och skrovelmössing (VU) påträffas. Lunglav är typisk art för </w:t>
-      </w:r>
-      <w:r>
-        <w:rPr>
-          <w:i/>
-        </w:rPr>
-        <w:t>9010 Taiga, 9020 Nordlig ädellövskog, 9110 Näringsfattig bokskog, 9130 Näringsrik bokskog, 9160 Näringsrik ekskog, 9180 Ädellövskog i branter, 9190 Näringsfattig ekskog, 9070 Trädklädd betesmark, 9040 Fjällbjörkskog</w:t>
-      </w:r>
-      <w:r>
-        <w:t xml:space="preserve"> och</w:t>
-      </w:r>
-      <w:r>
-        <w:rPr>
-          <w:i/>
-        </w:rPr>
-        <w:t xml:space="preserve"> 6530 Lövängar</w:t>
-      </w:r>
-      <w:r>
-        <w:t xml:space="preserve"> (SLU Artdatabanken, 2026; Nitare &amp; Skogsstyrelsen, 2019).</w:t>
-      </w:r>
-    </w:p>
-    <w:p>
-      <w:r>
-        <w:rPr>
-          <w:b/>
-        </w:rPr>
-        <w:t>Lunglavsknapp (VU)</w:t>
-      </w:r>
-      <w:r>
-        <w:t xml:space="preserve"> är en parasitisk svamp som sällsynt kan hittas på lunglav (NT). Lunglavsknapp är känslig för uttorkning och det är viktigt att spara skyddszoner kring bestånd där arten förekommer. Genom att skydda och utveckla skogsmiljöer med lunglavsknapp så gynnas också den rödlistade värden lunglav. Bestånd med riklig förekomst av lunglavsknapp bör få ett formellt skydd. Det finns ytterligare ett antal sällsynta lavparasiter som växer på lunglav: lunglavshårprick (CR), </w:t>
-      </w:r>
-      <w:r>
-        <w:rPr>
-          <w:i/>
-        </w:rPr>
-        <w:t>Abrothallus diederichii</w:t>
-      </w:r>
-      <w:r>
-        <w:t xml:space="preserve"> (VU), </w:t>
-      </w:r>
-      <w:r>
-        <w:rPr>
-          <w:i/>
-        </w:rPr>
-        <w:t>Abrothallus lobariae</w:t>
-      </w:r>
-      <w:r>
-        <w:t xml:space="preserve"> (VU), </w:t>
-      </w:r>
-      <w:r>
-        <w:rPr>
-          <w:i/>
-        </w:rPr>
-        <w:t>Calycina lobariae</w:t>
-      </w:r>
-      <w:r>
-        <w:t xml:space="preserve"> (VU) och skrovelmössing (VU) (SLU Artdatabanken, 2026).</w:t>
-      </w:r>
-    </w:p>
-    <w:p>
-      <w:r>
-        <w:rPr>
-          <w:b/>
-        </w:rPr>
-        <w:t xml:space="preserve">Norrlandslav </w:t>
-      </w:r>
-      <w:r>
-        <w:t xml:space="preserve">indikerar söder om den naturliga norrlandsgränsen barrskogsbeklädda bergbranter eller andra ostörda skogsmiljöer med höga naturvärden. Norrlandslav är typisk art för </w:t>
-      </w:r>
-      <w:r>
-        <w:rPr>
-          <w:i/>
-        </w:rPr>
-        <w:t xml:space="preserve">9010 Taiga, 8110 Silikatrasmarker </w:t>
-      </w:r>
-      <w:r>
-        <w:t>och</w:t>
-      </w:r>
-      <w:r>
-        <w:rPr>
-          <w:i/>
-        </w:rPr>
-        <w:t xml:space="preserve"> 8120 Kalkrasmarker </w:t>
-      </w:r>
-      <w:r>
-        <w:t>(Nitare &amp; Skogsstyrelsen, 2000; SLU Artdatabanken, 2025).</w:t>
-      </w:r>
-    </w:p>
-    <w:p>
-      <w:r>
-        <w:rPr>
-          <w:b/>
-        </w:rPr>
-        <w:t>Rosenticka (NT)</w:t>
-      </w:r>
-      <w:r>
-        <w:t xml:space="preserve">, rödlistad som nära hotad, ingår i en karaktäristisk association av vedsvampar som växer på gamla, grova granlågor i urskogsartade barrskogar. Den är placerad i toppen av Skogsstyrelsens värdepyramid för bedömning av skog med höga naturvärden och indikerar ett granskogsekosystem med långvarig kontinuitet av grova lågor. Artens beroende av grova granlågor innebär att alla skogsskötselåtgärder på eller i omedelbar närhet av lokalerna utgör ett hot på lång sikt. Det är angeläget att populationerna inte ytterligare glesas ut och ett tillräckligt antal områden där arten nu finns måste sparas för framtiden. Rosenticka är typisk art för </w:t>
-      </w:r>
-      <w:r>
-        <w:rPr>
-          <w:i/>
-        </w:rPr>
-        <w:t xml:space="preserve">9010 Taiga </w:t>
-      </w:r>
-      <w:r>
-        <w:t xml:space="preserve">och </w:t>
-      </w:r>
-      <w:r>
-        <w:rPr>
-          <w:i/>
-        </w:rPr>
-        <w:t>9050 Näringsrik granskog</w:t>
-      </w:r>
-      <w:r>
-        <w:t xml:space="preserve"> (Nitare &amp; Skogsstyrelsen, 2019; SLU Artdatabanken, 2024).</w:t>
-      </w:r>
-    </w:p>
-    <w:p>
-      <w:r>
-        <w:rPr>
-          <w:b/>
-        </w:rPr>
-        <w:t>Rynkskinn (NT)</w:t>
-      </w:r>
-      <w:r>
-        <w:t xml:space="preserve"> är en vednedbrytare som växer på grova granlågor och ingår i en karaktäristisk association av vedsvampar knutna till urskogsartade barrskogar. Den har klassificerats som en “urskogsindikator” och är placerad i toppen av Skogsstyrelsens värdepyramid för bedömning av skog med höga naturvärden. Allt tyder på att rynkskinn är mycket känslig för skogliga ingrepp och lokalerna, som oftast har höga biologiska kvaliteter, bör lämnas till fri utveckling. Rynkskinn är typisk art för </w:t>
-      </w:r>
-      <w:r>
-        <w:rPr>
-          <w:i/>
-        </w:rPr>
-        <w:t xml:space="preserve">9010 Taiga, 9050 Näringsrik granskog </w:t>
-      </w:r>
-      <w:r>
-        <w:t>och</w:t>
-      </w:r>
-      <w:r>
-        <w:rPr>
-          <w:i/>
-        </w:rPr>
-        <w:t xml:space="preserve"> 9030 Landhöjningsskog</w:t>
-      </w:r>
-      <w:r>
-        <w:t xml:space="preserve"> (Nitare &amp; Skogsstyrelsen, 2019; SLU Artdatabanken, 2026).</w:t>
-      </w:r>
-    </w:p>
-    <w:p>
-      <w:r>
-        <w:rPr>
-          <w:b/>
-        </w:rPr>
-        <w:t xml:space="preserve">Skinnlav </w:t>
-      </w:r>
-      <w:r>
-        <w:t xml:space="preserve">förekommer på diverse lövträd, främst på gammal asp och sälg. Den påträffas främst i områden med lång kontinuitet av grova lövträd och signalerar skogsmark med höga naturvärden. På lokalerna förekommer som regel ett flertal andra ovanliga eller rödlistade lavar. I likhet med gelélavarna, etablerar sig skinnlaven i skogsmark på grova aspar i sena lövsuccessioner. Skinnlav är typisk art för </w:t>
-      </w:r>
-      <w:r>
-        <w:rPr>
-          <w:i/>
-        </w:rPr>
-        <w:t xml:space="preserve">9010 Taiga, 9020 Nordlig ädellövskog </w:t>
-      </w:r>
-      <w:r>
-        <w:t xml:space="preserve">och </w:t>
-      </w:r>
-      <w:r>
-        <w:rPr>
-          <w:i/>
-        </w:rPr>
-        <w:t xml:space="preserve">9070 Trädklädd betesmark </w:t>
-      </w:r>
-      <w:r>
-        <w:t>(Nitare &amp; Skogsstyrelsen, 2019; SLU Artdatabanken, 2025).</w:t>
-      </w:r>
-    </w:p>
-    <w:p>
-      <w:r>
-        <w:rPr>
-          <w:b/>
-        </w:rPr>
-        <w:t>Stuplav</w:t>
-      </w:r>
-      <w:r>
-        <w:t xml:space="preserve"> är en mycket bra signalart i hela sitt utbredningsområde och förekommer nästan enbart i skogsmiljöer med höga naturvärden. Den indikerar långvarig förekomst av gamla lövträd och miljöer med konstant hög luftfuktighet. I skogar med suboceaniskt klimat finns det en mycket sällsynt parasit, njurlavsknapp </w:t>
-      </w:r>
-      <w:r>
-        <w:rPr>
-          <w:i/>
-        </w:rPr>
-        <w:t>Pletocarpon nephromeum</w:t>
-      </w:r>
-      <w:r>
-        <w:t xml:space="preserve"> (EN), som växer på stuplav. Ytterligare tre sällsynta lavparasiter, </w:t>
-      </w:r>
-      <w:r>
-        <w:rPr>
-          <w:i/>
-        </w:rPr>
-        <w:t>Protounguicularia nephromatis</w:t>
-      </w:r>
-      <w:r>
-        <w:t xml:space="preserve"> (VU), </w:t>
-      </w:r>
-      <w:r>
-        <w:rPr>
-          <w:i/>
-        </w:rPr>
-        <w:t>Refractohilum galligenum</w:t>
-      </w:r>
-      <w:r>
-        <w:t xml:space="preserve"> (NT) och </w:t>
-      </w:r>
-      <w:r>
-        <w:rPr>
-          <w:i/>
-        </w:rPr>
-        <w:t>Roselliniella nephromatis</w:t>
-      </w:r>
-      <w:r>
-        <w:t xml:space="preserve"> (DD), kan också påträffas på stuplav. Stuplav är typisk art för </w:t>
-      </w:r>
-      <w:r>
-        <w:rPr>
-          <w:i/>
-        </w:rPr>
-        <w:t>9010 Taiga</w:t>
-      </w:r>
-      <w:r>
-        <w:t xml:space="preserve"> (SLU Artdatabanken, 2026; Nitare &amp; Skogsstyrelsen, 2019).</w:t>
-      </w:r>
-    </w:p>
-    <w:p>
-      <w:r>
-        <w:rPr>
-          <w:b/>
-        </w:rPr>
-        <w:t>Ullticka (NT)</w:t>
-      </w:r>
-      <w:r>
-        <w:t xml:space="preserve"> är knuten till restbestånd av barrnaturskog och förekommer med ett tydligt optimum i orörda eller måttligt påverkade gamla granskogar där det föreligger viss kontinuitet av grov död ved. Ullticka är en bra signalart inom hela sitt utbredningsområde och i södra Sverige är den sällsynt och en god signalart för skyddsvärda granskogsmiljöer. Den hotas av avverkning och fragmentering av naturskog och äldre granskog med lång trädkontinuitet. På ullticka kan ibland ulltickeporing (VU) påträffas - det är en sällsynt ticka som nyligen delats upp i de tre olika arterna ulltickeporing </w:t>
-      </w:r>
-      <w:r>
-        <w:rPr>
-          <w:i/>
-        </w:rPr>
-        <w:t xml:space="preserve">Skeletocutis brevispora </w:t>
-      </w:r>
-      <w:r>
-        <w:t>(VU)</w:t>
-      </w:r>
-      <w:r>
-        <w:rPr>
-          <w:i/>
-        </w:rPr>
-        <w:t>, Skeletocutis delicata</w:t>
-      </w:r>
-      <w:r>
-        <w:t xml:space="preserve"> (VU)</w:t>
-      </w:r>
-      <w:r>
-        <w:rPr>
-          <w:i/>
-        </w:rPr>
-        <w:t xml:space="preserve"> och Skeletocutis exilis</w:t>
-      </w:r>
-      <w:r>
-        <w:t xml:space="preserve"> (NT). Ullticka är typisk art för </w:t>
-      </w:r>
-      <w:r>
-        <w:rPr>
-          <w:i/>
-        </w:rPr>
-        <w:t xml:space="preserve">9010 Taiga, 9050 Näringsrik granskog </w:t>
-      </w:r>
-      <w:r>
-        <w:t xml:space="preserve">och </w:t>
-      </w:r>
-      <w:r>
-        <w:rPr>
-          <w:i/>
-        </w:rPr>
-        <w:t>9030 Landhöjningsskog</w:t>
-      </w:r>
-      <w:r>
-        <w:t xml:space="preserve"> (SLU Artdatabanken, 2026; Nitare &amp; Skogsstyrelsen, 2019; Miettinen &amp; Niemelä, 2018).</w:t>
+        <w:t>Figur 1. Fyndplatser för naturvårdsarter i och inom 23 meter från avverkningsanmälan (röd linje). Markörer utan svart kant är placerade på fyndplatsen. Markörer med svart kant är placerade vid sidan av fyndplatsen och har ett svart streck som visar fyndplatsens exakta position. Kartans mittpunktskoordinat är N 6911867, E 583770 i SWEREF 99 TM.</w:t>
       </w:r>
     </w:p>
     <w:p>
       <w:pPr>
-        <w:pStyle w:val="Heading1"/>
+        <w:pStyle w:val="Heading2"/>
       </w:pPr>
       <w:r>
         <w:t>Fridlysta arter</w:t>
@@ -828,7 +260,7 @@
     </w:p>
     <w:p>
       <w:r>
-        <w:t>Följande fridlysta arter har sina livsmiljöer och växtplatser i den avverkningsanmälda skogen: knärot (VU, §8), spillkråka (NT, §4), talltita (NT, §4), tretåig hackspett (NT, §4), blåsippa (§9) och revlummer (§9).</w:t>
+        <w:t>Följande fridlysta arter har sina livsmiljöer och växtplatser i den avverkningsanmälda skogen: knärot (VU, T, §8), talltita (NT, §4), tretåig hackspett (NT, T, §4), blåsippa (T, §9), spillkråka (T, §4) och revlummer (§9).</w:t>
       </w:r>
     </w:p>
     <w:p>
@@ -900,7 +332,7 @@
         <w:t xml:space="preserve"> 9050 Näringsrik granskog</w:t>
       </w:r>
       <w:r>
-        <w:t xml:space="preserve">, rödlistad som sårbar och fridlyst enligt 8§ artskyddsförordningen. En nyligen genomförd analys av 79 floraväktarlokaler indikerar att det behövs någonstans mellan 100 och 150 meters skyddszon för att en knärotspopulation inte ska dö ut på lång sikt (Sebestyén &amp; Sundberg, 2025). Detta ligger väl i linje med tidigare genomförda studier som visar att det krävs väl tilltagna buffertzoner för att knäroten inte ska ta skada av skogsbruksåtgärder i intilliggande skog (Johnson, 2014; Koelmeijer m.fl., 2022; Skogsstyrelsen, 2022). Arten är även känslig för gallring vilket framgår av Skogsstyrelsens egen vägledning för hänsyn till knärot (Skogsstyrelsen, 2022). För rika förekomster av knärot är reservatsbildning eller biotopskydd lämpliga åtgärder för att skydda den. På knärot kan den sällsynta rostsvampen </w:t>
+        <w:t xml:space="preserve">, rödlistad som sårbar och fridlyst enligt 8§ artskyddsförordningen. En nyligen genomförd analys av 79 floraväktarlokaler indikerar att det behövs någonstans mellan 100 och 150 meters skyddszon för att en knärotspopulation inte ska dö ut på lång sikt (Sebestyén &amp; Sundberg, 2025). Detta ligger väl i linje med tidigare genomförda studier som visar att det krävs väl tilltagna buffertzoner för att knäroten inte ska ta skada av skogsbruksåtgärder i intilliggande skog (Johnson, 2014; Koelmeijer m.fl., 2022; Skogsstyrelsen, 2022). Arten är även känslig för gallring vilket framgår av Skogsstyrelsens egen vägledning för hänsyn till knärot (Skogsstyrelsen, 2022). Ytterligare en studie visar på den starka korrelationen mellan minskande arealer kontinuitetsskog och lokal utdöenderisk. Knäroten uppvisade en mycket låg koloniseringsgrad (0,7 % över 10 år) i kombination med hög lokal utrotningsrisk (75,2 %), där utrotningssannolikheten ökade kraftigt när arealen kontinuitetsskog minskade mellan undersökningar, t.ex. på grund av kalhyggesbruk (Johansson et al., 2026). För rika förekomster av knärot är reservatsbildning eller biotopskydd lämpliga åtgärder för att skydda den. På knärot kan den sällsynta rostsvampen </w:t>
       </w:r>
       <w:r>
         <w:rPr>
@@ -933,7 +365,7 @@
       <w:r>
         <w:drawing>
           <wp:inline xmlns:a="http://schemas.openxmlformats.org/drawingml/2006/main" xmlns:pic="http://schemas.openxmlformats.org/drawingml/2006/picture">
-            <wp:extent cx="5486400" cy="6227648"/>
+            <wp:extent cx="5486400" cy="6229194"/>
             <wp:docPr id="2" name="Picture 2"/>
             <wp:cNvGraphicFramePr>
               <a:graphicFrameLocks noChangeAspect="1"/>
@@ -954,7 +386,7 @@
                   <pic:spPr>
                     <a:xfrm>
                       <a:off x="0" y="0"/>
-                      <a:ext cx="5486400" cy="6227648"/>
+                      <a:ext cx="5486400" cy="6229194"/>
                     </a:xfrm>
                     <a:prstGeom prst="rect"/>
                   </pic:spPr>
@@ -968,31 +400,127 @@
     <w:p>
       <w:pPr>
         <w:pStyle w:val="Caption"/>
+        <w:spacing w:after="240"/>
       </w:pPr>
       <w:r>
         <w:t>Figur 2. Fyndplatser och buffertzoner för knärot i det avverkningsanmälda området. Endast fyndplatser vars buffertzoner överlappar med det avverkningsanmälda området har tagits med i visualiseringen. Kartans mittpunktskoordinat är N 6911867, E 583770 i SWEREF 99 TM.</w:t>
+      </w:r>
+    </w:p>
+    <w:p>
+      <w:r>
+        <w:rPr>
+          <w:b/>
+        </w:rPr>
+        <w:t>Spillkråka (§4)</w:t>
+      </w:r>
+      <w:r>
+        <w:t xml:space="preserve"> omfattas av bilaga 1 i EU:s fågeldirektiv och är typisk art för </w:t>
+      </w:r>
+      <w:r>
+        <w:rPr>
+          <w:i/>
+        </w:rPr>
+        <w:t xml:space="preserve">9010 Taiga </w:t>
+      </w:r>
+      <w:r>
+        <w:t>och</w:t>
+      </w:r>
+      <w:r>
+        <w:rPr>
+          <w:i/>
+        </w:rPr>
+        <w:t xml:space="preserve"> 9740 Skogsbevuxen myr</w:t>
+      </w:r>
+      <w:r>
+        <w:t>. Den behöver grova träd, främst tall, asp och bok som boträd. Skogsbruk med korta omloppstider och täta, homogena ungskogar utgör det största hotet. Spillkråka är en nyckelart i skogliga miljöer vars övergivna bohål utnyttjas av flera andra hålhäckande fågelarter och fladdermöss, däribland pärluggla (EN, §4), knipa (§4), salskrake (§4) och skogsduva (§4). Hökuggla (VU, §4) och slaguggla (§4) häckar ofta i högstubbar som brutits av i höjd med ett gammalt spillkråkebo (SLU Artdatabanken, 2026; Skogsstyrelsen, 2016).</w:t>
+      </w:r>
+    </w:p>
+    <w:p>
+      <w:r>
+        <w:rPr>
+          <w:b/>
+        </w:rPr>
+        <w:t>Talltita (NT, §4)</w:t>
+      </w:r>
+      <w:r>
+        <w:t>, rödlistad som nära hotad och prioriterad art i Skogsvårdslagen, har häckningsrevir i anmälan. Arten har minskat kraftigt de senaste 30 åren och minskningstakten innevarande 10-årsperiod beräknas till 20 (10–30) %. Talltitan är synnerligen trogen sitt cirka 15 hektar stora revir och är beroende av flerskiktade olikåldriga skogar för att kunna föda upp sina ungar. Talltitan försvinner om dess livsmiljö kalavverkas (Eggers &amp; Low, 2014; Ekman, 1979; Griesser et al, 2007; Klein, 2020; Siffczyk et al, 2003; SLU Artdatabanken, 2021).</w:t>
+      </w:r>
+    </w:p>
+    <w:p>
+      <w:r>
+        <w:rPr>
+          <w:b/>
+        </w:rPr>
+        <w:t>Tretåig hackspett (NT, §4)</w:t>
+      </w:r>
+      <w:r>
+        <w:t xml:space="preserve"> är rödlistad som nära hotad och ingår i bilaga 1 i EU:s fågeldirektiv. Tretåig hackspett är för sin överlevnad beroende av kontinuerlig tillförsel av äldre döende och död ved, som sker genom naturliga självgallringsprocesser i äldre grannaturskogar och barrblandade naturskogar. Om en skog genom skogsbruk gallras eller glesas ur så upphör och uteblir i stort sett den naturliga självgallringsprocessen för mycket lång tid framöver vilket omöjliggör upprätthållandet av den kontinuerliga ekologiska funktionen i ett område. Det finns studier som visar att naturskogens självgallringsprocess som den tretåiga hackspetten är beroende av, inte kan ersättas med efterlämnad hänsyn i skogsbruket (Imbeau &amp; Desrochers, 2002). Storleken på häckningsreviret varierar med skogstypen, förekomsten av död ved och graden av fragmentering, men är i allmänhet i storleksordningen 25–100 hektar. Vintertid krävs ofta betydligt större områden och det finns studier som antyder att arten behöver minst 100 hektar äldre skog. I områden med låg bonitet kan det behövas över 200 hektar lämpligt habitat för att ett par ska kunna reproducera sig. Områden med dokumenterad permanent förekomst i naturskogsmiljöer har vanligen så stora naturvärden att skogsbruk är olämpligt. Tretåig hackspett är typisk art för </w:t>
+      </w:r>
+      <w:r>
+        <w:rPr>
+          <w:i/>
+        </w:rPr>
+        <w:t xml:space="preserve">9010 Taiga, 9740 Skogsbevuxen myr, 9030 Landhöjningsskog </w:t>
+      </w:r>
+      <w:r>
+        <w:t xml:space="preserve">och </w:t>
+      </w:r>
+      <w:r>
+        <w:rPr>
+          <w:i/>
+        </w:rPr>
+        <w:t>9040 Fjällbjörkskog</w:t>
+      </w:r>
+      <w:r>
+        <w:t xml:space="preserve"> (Skogsstyrelsen, 2016; SLU Artdatabanken, 2024).</w:t>
+      </w:r>
+    </w:p>
+    <w:p>
+      <w:r>
+        <w:t>I BILAGA 1 finns mer detaljerad information om ekologi samt krav på livsmiljö hos fridlysta arter.</w:t>
       </w:r>
     </w:p>
     <w:p>
       <w:pPr>
-        <w:pStyle w:val="Caption"/>
+        <w:pStyle w:val="Heading2"/>
       </w:pPr>
+      <w:r>
+        <w:t>Övriga naturvårdsarter</w:t>
+      </w:r>
     </w:p>
     <w:p>
       <w:r>
         <w:rPr>
           <w:b/>
         </w:rPr>
-        <w:t>Spillkråka (§4)</w:t>
-      </w:r>
-      <w:r>
-        <w:t xml:space="preserve"> omfattas av bilaga 1 i EU:s fågeldirektiv och är typisk art för </w:t>
+        <w:t>Bårdlav</w:t>
+      </w:r>
+      <w:r>
+        <w:t xml:space="preserve"> signalerar miljöer med höga naturvärden och på lokalerna finns vanligtvis många andra ovanliga och rödlistade arter. Den visar även på platser med hög och jämn luftfuktighet. På bårdlav och andra njurlavar (Nephroma) kan de sällsynta parasiterna </w:t>
       </w:r>
       <w:r>
         <w:rPr>
           <w:i/>
         </w:rPr>
-        <w:t xml:space="preserve">9010 Taiga </w:t>
+        <w:t xml:space="preserve">Protounguicularia nephromatis </w:t>
+      </w:r>
+      <w:r>
+        <w:t xml:space="preserve">(VU) och </w:t>
+      </w:r>
+      <w:r>
+        <w:rPr>
+          <w:i/>
+        </w:rPr>
+        <w:t xml:space="preserve">Tremella nephromatis </w:t>
+      </w:r>
+      <w:r>
+        <w:t xml:space="preserve">(DD) påträffas. Bårdlav är typisk art för </w:t>
+      </w:r>
+      <w:r>
+        <w:rPr>
+          <w:i/>
+        </w:rPr>
+        <w:t xml:space="preserve">9010 Taiga, 9020 Nordlig ädellövskog, 9070 Trädklädd betesmark, 9110 Näringsfattig bokskog, 9160 Näringsrik ekskog, 9180 Ädellövskog i branter </w:t>
       </w:r>
       <w:r>
         <w:t>och</w:t>
@@ -1001,10 +529,10 @@
         <w:rPr>
           <w:i/>
         </w:rPr>
-        <w:t xml:space="preserve"> 9740 Skogsbevuxen myr</w:t>
-      </w:r>
-      <w:r>
-        <w:t>. Den behöver grova träd, främst tall, asp och bok som boträd. Skogsbruk med korta omloppstider och täta, homogena ungskogar utgör det största hotet. Spillkråka är en nyckelart i skogliga miljöer vars övergivna bohål utnyttjas av flera andra hålhäckande fågelarter och fladdermöss, däribland pärluggla (EN, §4), knipa (§4), salskrake (§4) och skogsduva (§4). Hökuggla (VU, §4) och slaguggla (§4) häckar ofta i högstubbar som brutits av i höjd med ett gammalt spillkråkebo (SLU Artdatabanken, 2026; Skogsstyrelsen, 2016).</w:t>
+        <w:t xml:space="preserve"> 9190 Näringsfattig ekskog</w:t>
+      </w:r>
+      <w:r>
+        <w:t xml:space="preserve"> (SLU Artdatabanken, 2026; Nitare &amp; Skogsstyrelsen, 2019).</w:t>
       </w:r>
     </w:p>
     <w:p>
@@ -1012,10 +540,28 @@
         <w:rPr>
           <w:b/>
         </w:rPr>
-        <w:t>Talltita (NT, §4)</w:t>
-      </w:r>
-      <w:r>
-        <w:t>, rödlistad som nära hotad och prioriterad art i Skogsvårdslagen, har häckningsrevir i anmälan. Arten har minskat kraftigt de senaste 30 åren och minskningstakten innevarande 10-årsperiod beräknas till 20 (10–30) %. Talltitan är synnerligen trogen sitt cirka 15 hektar stora revir och är beroende av flerskiktade olikåldriga skogar för att kunna föda upp sina ungar. Talltitan försvinner om dess livsmiljö kalavverkas (Eggers &amp; Low, 2014; Ekman, 1979; Griesser et al, 2007; Klein, 2020; Siffczyk et al, 2003; SLU Artdatabanken, 2021).</w:t>
+        <w:t>Garnlav (VU)</w:t>
+      </w:r>
+      <w:r>
+        <w:t xml:space="preserve"> är en utpräglad barrskogsart som ibland kan drapera träden i norrländska grannaturskogar med hög luftfuktighet. Den förekommer även i talldominerade bestånd där den, förutom i trädens grenverk, påträffas hängande över ojämnheter i tallbarken. Arten har minskat starkt i södra och mellersta Sverige och den minskar även i sitt nordliga utbredningsområde. Minskningstakten uppgår till 30 (20–50) % inom 50 år och överstiger gränsvärdet för Sårbar (VU). Orsaken till tillbakagången beror främst på slutavverkningar av naturskogsartade skogar. Bestånd med riklig förekomst bör regelmässigt sparas, vilket även gynnar flera andra sällsynta och rödlistade arter. Garnlav är värdväxt för den mycket sällsynta och akut hotade fjärilen barrskogslavfly (CR) som hör hemma i boreala barrskogar med riklig förekomst av värdväxten. Tidigare kunde arten konstateras årligen på flera platser vid Dala-Floda i Dalarna innan lokalerna kalavverkades. Senaste fyndet i landet av barrskogslavfly är från år 2000 då den påträffades vid Högberget i Sollefteå kommun. Garnlav är typisk art för </w:t>
+      </w:r>
+      <w:r>
+        <w:rPr>
+          <w:i/>
+        </w:rPr>
+        <w:t xml:space="preserve">9010 Taiga </w:t>
+      </w:r>
+      <w:r>
+        <w:t>och</w:t>
+      </w:r>
+      <w:r>
+        <w:rPr>
+          <w:i/>
+        </w:rPr>
+        <w:t xml:space="preserve"> 9070 Trädklädd betesmark</w:t>
+      </w:r>
+      <w:r>
+        <w:t xml:space="preserve"> (SLU Artdatabanken, 2026).</w:t>
       </w:r>
     </w:p>
     <w:p>
@@ -1023,33 +569,457 @@
         <w:rPr>
           <w:b/>
         </w:rPr>
-        <w:t>Tretåig hackspett (NT, §4)</w:t>
-      </w:r>
-      <w:r>
-        <w:t xml:space="preserve"> är rödlistad som nära hotad och ingår i bilaga 1 i EU:s fågeldirektiv. Tretåig hackspett är för sin överlevnad beroende av kontinuerlig tillförsel av äldre döende och död ved, som sker genom naturliga självgallringsprocesser i äldre grannaturskogar och barrblandade naturskogar. Om en skog genom skogsbruk gallras eller glesas ur så upphör och uteblir i stort sett den naturliga självgallringsprocessen för mycket lång tid framöver vilket omöjliggör upprätthållandet av den kontinuerliga ekologiska funktionen i ett område. Det finns studier som visar att naturskogens självgallringsprocess som den tretåiga hackspetten är beroende av, inte kan ersättas med efterlämnad hänsyn i skogsbruket (Imbeau &amp; Desrochers, 2002). Storleken på häckningsreviret varierar med skogstypen, förekomsten av död ved och graden av fragmentering, men är i allmänhet i storleksordningen 25–100 hektar. Vintertid krävs ofta betydligt större områden och det finns studier som antyder att arten behöver minst 100 hektar äldre skog. I områden med låg bonitet kan det behövas över 200 hektar lämpligt habitat för att ett par ska kunna reproducera sig. Områden med dokumenterad permanent förekomst i naturskogsmiljöer har vanligen så stora naturvärden att skogsbruk är olämpligt. Tretåig hackspett är typisk art för </w:t>
+        <w:t>Gränsticka (VU)</w:t>
+      </w:r>
+      <w:r>
+        <w:t xml:space="preserve"> är en mycket bra signalart inom hela sitt utbredningsområde. Den är huvudsakligen knuten till restbestånd av barrnaturskog och förekommer med ett tydligt optimum i orörda eller måttligt påverkade gamla granskogar där det föreligger långvarig kontinuitet av grov död ved. Den totala populationen bedöms ha minskat och fortsätter att minska i takt med att grankontinuitetsskogar (äldre tidigare icke kalavverkade skogar) minskar i areal. Minskningstakten överstiger gränsvärdet för sårbar (VU). Lokaler som hyser arten bör undantas från skogsbruk, speciellt i mellersta och södra Sverige. Gränsticka är typisk art för </w:t>
       </w:r>
       <w:r>
         <w:rPr>
           <w:i/>
         </w:rPr>
-        <w:t xml:space="preserve">9010 Taiga, 9740 Skogsbevuxen myr, 9030 Landhöjningsskog </w:t>
-      </w:r>
-      <w:r>
-        <w:t xml:space="preserve">och </w:t>
-      </w:r>
-      <w:r>
-        <w:rPr>
-          <w:i/>
-        </w:rPr>
-        <w:t>9040 Fjällbjörkskog</w:t>
-      </w:r>
-      <w:r>
-        <w:t xml:space="preserve"> (Skogsstyrelsen, 2016; SLU Artdatabanken, 2024).</w:t>
+        <w:t>9010 Taiga</w:t>
+      </w:r>
+      <w:r>
+        <w:t xml:space="preserve"> (SLU Artdatabanken, 2026; Nitare &amp; Skogsstyrelsen, 2019).</w:t>
       </w:r>
     </w:p>
     <w:p>
       <w:r>
-        <w:t>I BILAGA 1 finns mer detaljerad information om ekologi samt krav på livsmiljö hos fridlysta arter.</w:t>
+        <w:rPr>
+          <w:b/>
+        </w:rPr>
+        <w:t xml:space="preserve">Grönpyrola </w:t>
+      </w:r>
+      <w:r>
+        <w:t xml:space="preserve">växer främst på sandig, torr eller frisk mark i äldre barrskog, ofta på isälvsmaterial såsom sand och grus. Den påträffas främst i äldre naturligt uppkomna barrskogar, exempelvis på tallmoar, i åssluttningar, dyner och rasbranter. Arten är känslig för skogsbruksmetoder såsom slutavverkning och markberedning. Grönpyrola är typisk art för </w:t>
+      </w:r>
+      <w:r>
+        <w:rPr>
+          <w:i/>
+        </w:rPr>
+        <w:t>9010 Taiga, 9060 Åsbarrskog</w:t>
+      </w:r>
+      <w:r>
+        <w:t xml:space="preserve"> och</w:t>
+      </w:r>
+      <w:r>
+        <w:rPr>
+          <w:i/>
+        </w:rPr>
+        <w:t xml:space="preserve"> 1610 Åsöar i Östersjön </w:t>
+      </w:r>
+      <w:r>
+        <w:t>(Nitare &amp; Skogsstyrelsen, 2019; SLU Artdatabanken, 2025).</w:t>
+      </w:r>
+    </w:p>
+    <w:p>
+      <w:r>
+        <w:rPr>
+          <w:b/>
+        </w:rPr>
+        <w:t>Korallblylav</w:t>
+      </w:r>
+      <w:r>
+        <w:t xml:space="preserve"> växer på bark av asp, ask, rönn, sälg, bok och lönn och signalerar överallt skogsbestånd med höga naturvärden och den följs nästan alltid av andra ovanliga och rödlistade arter. Den indikerar hög och jämn luftfuktighet och växer främst i områden med lång skoglig kontinuitet där det funnits ett ständigt inslag av gamla lövträd. Korallblylav är typisk art för </w:t>
+      </w:r>
+      <w:r>
+        <w:rPr>
+          <w:i/>
+        </w:rPr>
+        <w:t xml:space="preserve">9020 Nordlig ädellövskog, 9070 Trädklädd betesmark, 9160 Näringsrik ekskog, 9180 Ädellövskog i branter </w:t>
+      </w:r>
+      <w:r>
+        <w:t>och</w:t>
+      </w:r>
+      <w:r>
+        <w:rPr>
+          <w:i/>
+        </w:rPr>
+        <w:t xml:space="preserve"> 9190 Näringsfattig ekskog</w:t>
+      </w:r>
+      <w:r>
+        <w:t xml:space="preserve"> (SLU Artdatabanken, 2024; Nitare &amp; Skogsstyrelsen, 2019).</w:t>
+      </w:r>
+    </w:p>
+    <w:p>
+      <w:r>
+        <w:rPr>
+          <w:b/>
+        </w:rPr>
+        <w:t>Kötticka (NT)</w:t>
+      </w:r>
+      <w:r>
+        <w:t xml:space="preserve"> är granens kötticka och har klassificerats som ”gammelskogsindikator”, då den förekommer med ett tydligt optimum i äldre barrskogar, främst fuktiga granskogar. Den har högst signalvärde söder om den naturliga norrlandsgränsen </w:t>
+      </w:r>
+      <w:r>
+        <w:rPr>
+          <w:i/>
+        </w:rPr>
+        <w:t>limes norrlandicus</w:t>
+      </w:r>
+      <w:r>
+        <w:t>, men signalerar vanligtvis höga naturvärden även i Norrland. Arten är knuten till miljöer med konstant luftfuktighet och känslig för uttorkning som en avverkning kan medföra. Den totala populationen bedöms därför ha minskat under de senaste 30 åren och fortsätter att minska i takt med att grankontinuitetsskogar (skogar som inte kalavverkats) minskar i areal, samtidigt som att lämpliga miljöer inte återskapas i samma takt (SLU Artdatabanken, 2024; Nitare &amp; Skogsstyrelsen, 2019).</w:t>
+      </w:r>
+    </w:p>
+    <w:p>
+      <w:r>
+        <w:rPr>
+          <w:b/>
+        </w:rPr>
+        <w:t>Luddlav</w:t>
+      </w:r>
+      <w:r>
+        <w:t xml:space="preserve"> signalerar lång skoglig kontinuitet med ett stabilt lokal- och mikroklimat med hög och jämn fuktighet. Luddlav är typisk art för </w:t>
+      </w:r>
+      <w:r>
+        <w:rPr>
+          <w:i/>
+        </w:rPr>
+        <w:t>9010 Taiga,</w:t>
+      </w:r>
+      <w:r>
+        <w:t xml:space="preserve"> </w:t>
+      </w:r>
+      <w:r>
+        <w:rPr>
+          <w:i/>
+        </w:rPr>
+        <w:t xml:space="preserve">9020 Nordlig ädellövskog, 9070 Trädklädd betesmark, 9110 Näringsfattig bokskog, 9180 Ädellövskog i branter </w:t>
+      </w:r>
+      <w:r>
+        <w:t>och</w:t>
+      </w:r>
+      <w:r>
+        <w:rPr>
+          <w:i/>
+        </w:rPr>
+        <w:t xml:space="preserve"> 9190 Näringsfattig ekskog </w:t>
+      </w:r>
+      <w:r>
+        <w:t>(Nitare &amp; Skogsstyrelsen, 2019; SLU Artdatabanken, 2025).</w:t>
+      </w:r>
+    </w:p>
+    <w:p>
+      <w:r>
+        <w:rPr>
+          <w:b/>
+        </w:rPr>
+        <w:t>Lunglav (NT)</w:t>
+      </w:r>
+      <w:r>
+        <w:t xml:space="preserve"> är en av vårt lands främsta signalarter som överallt indikerar gamla lövträd, skogsbestånd med höga naturvärden och ekosystem med långskoglig kontinuitet. Lokalt kan förekomsten vara mycket riklig men den hittas nästan enbart i gamla och ej slutavverkade skogar. Artens samtliga förekomster bör uppmärksammas från naturvårdssynpunkt, då många lokaler även hyser andra ovanliga och rödlistade arter. Rikliga förekomster bör skyddas med biotopskydd, frivilliga avsättningar eller reservat. På lunglav kan de sällsynta lavparasiterna lunglavshårprick (CR), </w:t>
+      </w:r>
+      <w:r>
+        <w:rPr>
+          <w:i/>
+        </w:rPr>
+        <w:t>Abrothallus diederichii</w:t>
+      </w:r>
+      <w:r>
+        <w:t xml:space="preserve"> (VU), </w:t>
+      </w:r>
+      <w:r>
+        <w:rPr>
+          <w:i/>
+        </w:rPr>
+        <w:t>Abrothallus lobariae</w:t>
+      </w:r>
+      <w:r>
+        <w:t xml:space="preserve"> (VU), </w:t>
+      </w:r>
+      <w:r>
+        <w:rPr>
+          <w:i/>
+        </w:rPr>
+        <w:t>Calycina lobariae</w:t>
+      </w:r>
+      <w:r>
+        <w:t xml:space="preserve"> (VU), lunglavsknapp (VU) och skrovelmössing (VU) påträffas. Lunglav är typisk art för </w:t>
+      </w:r>
+      <w:r>
+        <w:rPr>
+          <w:i/>
+        </w:rPr>
+        <w:t>9010 Taiga, 9020 Nordlig ädellövskog, 9110 Näringsfattig bokskog, 9130 Näringsrik bokskog, 9160 Näringsrik ekskog, 9180 Ädellövskog i branter, 9190 Näringsfattig ekskog, 9070 Trädklädd betesmark, 9040 Fjällbjörkskog</w:t>
+      </w:r>
+      <w:r>
+        <w:t xml:space="preserve"> och</w:t>
+      </w:r>
+      <w:r>
+        <w:rPr>
+          <w:i/>
+        </w:rPr>
+        <w:t xml:space="preserve"> 6530 Lövängar</w:t>
+      </w:r>
+      <w:r>
+        <w:t xml:space="preserve"> (SLU Artdatabanken, 2026; Nitare &amp; Skogsstyrelsen, 2019).</w:t>
+      </w:r>
+    </w:p>
+    <w:p>
+      <w:r>
+        <w:rPr>
+          <w:b/>
+        </w:rPr>
+        <w:t>Lunglavsknapp (VU)</w:t>
+      </w:r>
+      <w:r>
+        <w:t xml:space="preserve"> är en parasitisk svamp som sällsynt kan hittas på lunglav (NT). Lunglavsknapp är känslig för uttorkning och det är viktigt att spara skyddszoner kring bestånd där arten förekommer. Genom att skydda och utveckla skogsmiljöer med lunglavsknapp så gynnas också den rödlistade värden lunglav. Bestånd med riklig förekomst av lunglavsknapp bör få ett formellt skydd. Det finns ytterligare ett antal sällsynta lavparasiter som växer på lunglav: lunglavshårprick (CR), </w:t>
+      </w:r>
+      <w:r>
+        <w:rPr>
+          <w:i/>
+        </w:rPr>
+        <w:t>Abrothallus diederichii</w:t>
+      </w:r>
+      <w:r>
+        <w:t xml:space="preserve"> (VU), </w:t>
+      </w:r>
+      <w:r>
+        <w:rPr>
+          <w:i/>
+        </w:rPr>
+        <w:t>Abrothallus lobariae</w:t>
+      </w:r>
+      <w:r>
+        <w:t xml:space="preserve"> (VU), </w:t>
+      </w:r>
+      <w:r>
+        <w:rPr>
+          <w:i/>
+        </w:rPr>
+        <w:t>Calycina lobariae</w:t>
+      </w:r>
+      <w:r>
+        <w:t xml:space="preserve"> (VU) och skrovelmössing (VU) (SLU Artdatabanken, 2026).</w:t>
+      </w:r>
+    </w:p>
+    <w:p>
+      <w:r>
+        <w:rPr>
+          <w:b/>
+        </w:rPr>
+        <w:t xml:space="preserve">Norrlandslav </w:t>
+      </w:r>
+      <w:r>
+        <w:t xml:space="preserve">indikerar söder om den naturliga norrlandsgränsen barrskogsbeklädda bergbranter eller andra ostörda skogsmiljöer med höga naturvärden. Norrlandslav är typisk art för </w:t>
+      </w:r>
+      <w:r>
+        <w:rPr>
+          <w:i/>
+        </w:rPr>
+        <w:t xml:space="preserve">9010 Taiga, 8110 Silikatrasmarker </w:t>
+      </w:r>
+      <w:r>
+        <w:t>och</w:t>
+      </w:r>
+      <w:r>
+        <w:rPr>
+          <w:i/>
+        </w:rPr>
+        <w:t xml:space="preserve"> 8120 Kalkrasmarker </w:t>
+      </w:r>
+      <w:r>
+        <w:t>(Nitare &amp; Skogsstyrelsen, 2000; SLU Artdatabanken, 2025).</w:t>
+      </w:r>
+    </w:p>
+    <w:p>
+      <w:r>
+        <w:rPr>
+          <w:b/>
+        </w:rPr>
+        <w:t>Rosenticka (NT)</w:t>
+      </w:r>
+      <w:r>
+        <w:t xml:space="preserve">, rödlistad som nära hotad, ingår i en karaktäristisk association av vedsvampar som växer på gamla, grova granlågor i urskogsartade barrskogar. Den är placerad i toppen av Skogsstyrelsens värdepyramid för bedömning av skog med höga naturvärden och indikerar ett granskogsekosystem med långvarig kontinuitet av grova lågor. Artens beroende av grova granlågor innebär att alla skogsskötselåtgärder på eller i omedelbar närhet av lokalerna utgör ett hot på lång sikt. Det är angeläget att populationerna inte ytterligare glesas ut och ett tillräckligt antal områden där arten nu finns måste sparas för framtiden. Rosenticka är typisk art för </w:t>
+      </w:r>
+      <w:r>
+        <w:rPr>
+          <w:i/>
+        </w:rPr>
+        <w:t xml:space="preserve">9010 Taiga </w:t>
+      </w:r>
+      <w:r>
+        <w:t xml:space="preserve">och </w:t>
+      </w:r>
+      <w:r>
+        <w:rPr>
+          <w:i/>
+        </w:rPr>
+        <w:t>9050 Näringsrik granskog</w:t>
+      </w:r>
+      <w:r>
+        <w:t xml:space="preserve"> (Nitare &amp; Skogsstyrelsen, 2019; SLU Artdatabanken, 2024).</w:t>
+      </w:r>
+    </w:p>
+    <w:p>
+      <w:r>
+        <w:rPr>
+          <w:b/>
+        </w:rPr>
+        <w:t>Rynkskinn (NT)</w:t>
+      </w:r>
+      <w:r>
+        <w:t xml:space="preserve"> är en vednedbrytare som växer på grova granlågor och ingår i en karaktäristisk association av vedsvampar knutna till urskogsartade barrskogar. Den har klassificerats som en “urskogsindikator” och är placerad i toppen av Skogsstyrelsens värdepyramid för bedömning av skog med höga naturvärden. Allt tyder på att rynkskinn är mycket känslig för skogliga ingrepp och lokalerna, som oftast har höga biologiska kvaliteter, bör lämnas till fri utveckling. Rynkskinn är typisk art för </w:t>
+      </w:r>
+      <w:r>
+        <w:rPr>
+          <w:i/>
+        </w:rPr>
+        <w:t xml:space="preserve">9010 Taiga, 9050 Näringsrik granskog </w:t>
+      </w:r>
+      <w:r>
+        <w:t>och</w:t>
+      </w:r>
+      <w:r>
+        <w:rPr>
+          <w:i/>
+        </w:rPr>
+        <w:t xml:space="preserve"> 9030 Landhöjningsskog</w:t>
+      </w:r>
+      <w:r>
+        <w:t xml:space="preserve"> (Nitare &amp; Skogsstyrelsen, 2019; SLU Artdatabanken, 2026).</w:t>
+      </w:r>
+    </w:p>
+    <w:p>
+      <w:r>
+        <w:rPr>
+          <w:b/>
+        </w:rPr>
+        <w:t xml:space="preserve">Skinnlav </w:t>
+      </w:r>
+      <w:r>
+        <w:t xml:space="preserve">förekommer på diverse lövträd, främst på gammal asp och sälg. Den påträffas främst i områden med lång kontinuitet av grova lövträd och signalerar skogsmark med höga naturvärden. På lokalerna förekommer som regel ett flertal andra ovanliga eller rödlistade lavar. I likhet med gelélavarna, etablerar sig skinnlaven i skogsmark på grova aspar i sena lövsuccessioner. Skinnlav är typisk art för </w:t>
+      </w:r>
+      <w:r>
+        <w:rPr>
+          <w:i/>
+        </w:rPr>
+        <w:t xml:space="preserve">9010 Taiga, 9020 Nordlig ädellövskog </w:t>
+      </w:r>
+      <w:r>
+        <w:t xml:space="preserve">och </w:t>
+      </w:r>
+      <w:r>
+        <w:rPr>
+          <w:i/>
+        </w:rPr>
+        <w:t xml:space="preserve">9070 Trädklädd betesmark </w:t>
+      </w:r>
+      <w:r>
+        <w:t>(Nitare &amp; Skogsstyrelsen, 2019; SLU Artdatabanken, 2025).</w:t>
+      </w:r>
+    </w:p>
+    <w:p>
+      <w:r>
+        <w:rPr>
+          <w:b/>
+        </w:rPr>
+        <w:t>Stuplav</w:t>
+      </w:r>
+      <w:r>
+        <w:t xml:space="preserve"> är en mycket bra signalart i hela sitt utbredningsområde och förekommer nästan enbart i skogsmiljöer med höga naturvärden. Den indikerar långvarig förekomst av gamla lövträd och miljöer med konstant hög luftfuktighet. I skogar med suboceaniskt klimat finns det en mycket sällsynt parasit, njurlavsknapp </w:t>
+      </w:r>
+      <w:r>
+        <w:rPr>
+          <w:i/>
+        </w:rPr>
+        <w:t>Pletocarpon nephromeum</w:t>
+      </w:r>
+      <w:r>
+        <w:t xml:space="preserve"> (EN), som växer på stuplav. Ytterligare tre sällsynta lavparasiter, </w:t>
+      </w:r>
+      <w:r>
+        <w:rPr>
+          <w:i/>
+        </w:rPr>
+        <w:t>Protounguicularia nephromatis</w:t>
+      </w:r>
+      <w:r>
+        <w:t xml:space="preserve"> (VU), </w:t>
+      </w:r>
+      <w:r>
+        <w:rPr>
+          <w:i/>
+        </w:rPr>
+        <w:t>Refractohilum galligenum</w:t>
+      </w:r>
+      <w:r>
+        <w:t xml:space="preserve"> (NT) och </w:t>
+      </w:r>
+      <w:r>
+        <w:rPr>
+          <w:i/>
+        </w:rPr>
+        <w:t>Roselliniella nephromatis</w:t>
+      </w:r>
+      <w:r>
+        <w:t xml:space="preserve"> (DD), kan också påträffas på stuplav. Stuplav är typisk art för </w:t>
+      </w:r>
+      <w:r>
+        <w:rPr>
+          <w:i/>
+        </w:rPr>
+        <w:t>9010 Taiga</w:t>
+      </w:r>
+      <w:r>
+        <w:t xml:space="preserve"> (SLU Artdatabanken, 2026; Nitare &amp; Skogsstyrelsen, 2019).</w:t>
+      </w:r>
+    </w:p>
+    <w:p>
+      <w:r>
+        <w:rPr>
+          <w:b/>
+        </w:rPr>
+        <w:t>Ullticka (NT)</w:t>
+      </w:r>
+      <w:r>
+        <w:t xml:space="preserve"> är knuten till restbestånd av barrnaturskog och förekommer med ett tydligt optimum i orörda eller måttligt påverkade gamla granskogar där det föreligger viss kontinuitet av grov död ved. Ullticka är en bra signalart inom hela sitt utbredningsområde och i södra Sverige är den sällsynt och en god signalart för skyddsvärda granskogsmiljöer. Den hotas av avverkning och fragmentering av naturskog och äldre granskog med lång trädkontinuitet. På ullticka kan ibland ulltickeporing (VU) påträffas - det är en sällsynt ticka som nyligen delats upp i de tre olika arterna ulltickeporing </w:t>
+      </w:r>
+      <w:r>
+        <w:rPr>
+          <w:i/>
+        </w:rPr>
+        <w:t xml:space="preserve">Skeletocutis brevispora </w:t>
+      </w:r>
+      <w:r>
+        <w:t>(VU)</w:t>
+      </w:r>
+      <w:r>
+        <w:rPr>
+          <w:i/>
+        </w:rPr>
+        <w:t>, Skeletocutis delicata</w:t>
+      </w:r>
+      <w:r>
+        <w:t xml:space="preserve"> (VU)</w:t>
+      </w:r>
+      <w:r>
+        <w:rPr>
+          <w:i/>
+        </w:rPr>
+        <w:t xml:space="preserve"> och Skeletocutis exilis</w:t>
+      </w:r>
+      <w:r>
+        <w:t xml:space="preserve"> (NT). Ullticka är typisk art för </w:t>
+      </w:r>
+      <w:r>
+        <w:rPr>
+          <w:i/>
+        </w:rPr>
+        <w:t xml:space="preserve">9010 Taiga, 9050 Näringsrik granskog </w:t>
+      </w:r>
+      <w:r>
+        <w:t xml:space="preserve">och </w:t>
+      </w:r>
+      <w:r>
+        <w:rPr>
+          <w:i/>
+        </w:rPr>
+        <w:t>9030 Landhöjningsskog</w:t>
+      </w:r>
+      <w:r>
+        <w:t xml:space="preserve"> (SLU Artdatabanken, 2026; Nitare &amp; Skogsstyrelsen, 2019; Miettinen &amp; Niemelä, 2018).</w:t>
       </w:r>
     </w:p>
     <w:p>
@@ -1137,10 +1107,68 @@
         <w:rPr>
           <w:b/>
         </w:rPr>
-        <w:t xml:space="preserve">6.4.1 </w:t>
-      </w:r>
-      <w:r>
-        <w:t>Följande biotoper undantas från alla skogsbruksåtgärder, förutom åtgärder påkallade för att bevara eller främja biotopens naturliga eller hävdbetingade biologiska mångfald:</w:t>
+        <w:t xml:space="preserve">6.4.3 </w:t>
+      </w:r>
+      <w:r>
+        <w:t>Bevarandeåtgärder genomförs för de kända förekomster av rödlistade arter som påverkas av skogsbruk.</w:t>
+      </w:r>
+    </w:p>
+    <w:p>
+      <w:pPr>
+        <w:pStyle w:val="ListBullet"/>
+      </w:pPr>
+      <w:r>
+        <w:rPr>
+          <w:b/>
+          <w:i/>
+        </w:rPr>
+        <w:t xml:space="preserve">Kommentar: </w:t>
+      </w:r>
+      <w:r>
+        <w:rPr>
+          <w:i/>
+        </w:rPr>
+        <w:t>I det avverkningsanmälda skogsområdet har 21 naturvårdsarter varav 11 rödlistade arter sina livsmiljöer och växtplatser.</w:t>
+      </w:r>
+    </w:p>
+    <w:p>
+      <w:pPr>
+        <w:pStyle w:val="Heading2"/>
+      </w:pPr>
+      <w:r>
+        <w:t>Ur Chain of Custody Certification (FSC-STD-40-004 ver 3.0)</w:t>
+      </w:r>
+    </w:p>
+    <w:p>
+      <w:r>
+        <w:rPr>
+          <w:b/>
+        </w:rPr>
+        <w:t xml:space="preserve">1.3 </w:t>
+      </w:r>
+      <w:r>
+        <w:t xml:space="preserve">The organization shall commit to the FSC values as defined in FSC-POL-01-004 Policy for the Association of Organizations with FSC. </w:t>
+      </w:r>
+    </w:p>
+    <w:p>
+      <w:pPr>
+        <w:pStyle w:val="Heading2"/>
+      </w:pPr>
+      <w:r>
+        <w:t>Ur FSC:s policy för associerade organisationer (FSC-POL-01-004)</w:t>
+      </w:r>
+    </w:p>
+    <w:p>
+      <w:r>
+        <w:t xml:space="preserve">Som “Chain of Custody”-certifierad organisation är skogsbolaget bunden av de fastställda reglerna i Del 1 Punkt 1 c) i Policy för organisationer associerade med FSC (FSC-POL-01-004 V2-0 EN + SVE version 2012-03-02): </w:t>
+      </w:r>
+    </w:p>
+    <w:p>
+      <w:pPr>
+        <w:pStyle w:val="ListNumber"/>
+      </w:pPr>
+      <w:r>
+        <w:t>De organisationer FSC kan acceptera association med får inte direkt eller indirekt ha några kopplingar till nedanstående, oacceptabla aktiviteter:</w:t>
       </w:r>
     </w:p>
     <w:p>
@@ -1148,7 +1176,31 @@
         <w:ind w:left="357"/>
       </w:pPr>
       <w:r>
-        <w:t>b) nyckelbiotoper enligt Skogsstyrelsens definition och metod (1995)</w:t>
+        <w:t>a) Olaglig skogsavverkning och handel med olagligt avverkat virke eller skogsprodukter</w:t>
+      </w:r>
+    </w:p>
+    <w:p>
+      <w:pPr>
+        <w:ind w:left="357"/>
+      </w:pPr>
+      <w:r>
+        <w:t>...</w:t>
+      </w:r>
+    </w:p>
+    <w:p>
+      <w:pPr>
+        <w:ind w:left="357"/>
+      </w:pPr>
+      <w:r>
+        <w:t>c) Skogsbruk som förstör höga naturvärden</w:t>
+      </w:r>
+    </w:p>
+    <w:p>
+      <w:pPr>
+        <w:ind w:left="357"/>
+      </w:pPr>
+      <w:r>
+        <w:t>d) Betydande omvandling av skog till plantager eller annan, icke skoglig, markanvändning</w:t>
       </w:r>
     </w:p>
     <w:p>
@@ -1166,18 +1218,52 @@
         <w:rPr>
           <w:i/>
         </w:rPr>
-        <w:t>I det avverkningsanmälda skogsområdet har 20 rödlistade arter och signalarter påträffats. Detta ska jämföras med Skogsstyrelsens uppföljning 2017 av nyckelbiotoper som visade att man i genomsnitt hittar 20,6 olika rödlistade arter och signalarter i en nyckelbiotop (Wijk, S. 2017. Biologisk mångfald i nyckelbiotoper – Resultat från inventeringen “Uppföljning biologisk mångfald” 2009–2015. Rapport 4/2017 Skogsstyrelsen, Jönköping).</w:t>
+        <w:t>Avverkning av skog med höga naturvärden samt skada på fridlysta arter strider både mot FSC Controlled Wood-standarden och FSC:s policy for associerade organisationer.</w:t>
       </w:r>
     </w:p>
     <w:p>
-      <w:r>
-        <w:rPr>
-          <w:b/>
-        </w:rPr>
-        <w:t xml:space="preserve">6.4.3 </w:t>
-      </w:r>
-      <w:r>
-        <w:t>Bevarandeåtgärder genomförs för de kända förekomster av rödlistade arter som påverkas av skogsbruk.</w:t>
+      <w:pPr>
+        <w:pStyle w:val="Heading2"/>
+      </w:pPr>
+      <w:r>
+        <w:t>Ur FSC Controlled Wood (FSC-STD-40-005)</w:t>
+      </w:r>
+    </w:p>
+    <w:p>
+      <w:r>
+        <w:t>Virke som inte accepteras i FSC-märkta produkter (oacceptabelt ursprung) enligt FSC Controlled Wood (FSC-STD-40-005):</w:t>
+      </w:r>
+    </w:p>
+    <w:p>
+      <w:pPr>
+        <w:pStyle w:val="ListNumber"/>
+      </w:pPr>
+      <w:r>
+        <w:t>Illegalt avverkat virke.</w:t>
+      </w:r>
+    </w:p>
+    <w:p>
+      <w:pPr>
+        <w:pStyle w:val="ListNumber"/>
+      </w:pPr>
+      <w:r>
+        <w:t>...</w:t>
+      </w:r>
+    </w:p>
+    <w:p>
+      <w:pPr>
+        <w:pStyle w:val="ListNumber"/>
+      </w:pPr>
+      <w:r>
+        <w:t>Virke från avverkningar som hotar höga naturvärden.</w:t>
+      </w:r>
+    </w:p>
+    <w:p>
+      <w:pPr>
+        <w:pStyle w:val="ListNumber"/>
+      </w:pPr>
+      <w:r>
+        <w:t>Virke från skog som konverteras till plantager eller icke-skogligt bruk.</w:t>
       </w:r>
     </w:p>
     <w:p>
@@ -1195,7 +1281,144 @@
         <w:rPr>
           <w:i/>
         </w:rPr>
-        <w:t>I det avverkningsanmälda skogsområdet har 22 naturvårdsarter varav 13 rödlistade arter sina livsmiljöer och växtplatser.</w:t>
+        <w:t>Avverkning av skog med höga naturvärden samt skada på fridlysta arter strider både mot FSC Controlled Wood-standarden och FSC:s policy for associerade organisationer.</w:t>
+      </w:r>
+    </w:p>
+    <w:p>
+      <w:pPr>
+        <w:pStyle w:val="Heading1"/>
+      </w:pPr>
+      <w:r>
+        <w:t>Ur PEFC-standarden gällande lagefterlevnad</w:t>
+      </w:r>
+    </w:p>
+    <w:p>
+      <w:r>
+        <w:t>PEFC-standarden förutsätter att tillämplig svensk lagstiftning följs. Det är utsedd tillsynsmyndighet som ansvarar för tillsyn av lagens efterlevnad. PEFC-standarden återger innehållet i vissa certifieringskritiska lag- och föreskriftskrav vilka ska ingå i granskning av PEFC-systemets efterlevnad.</w:t>
+      </w:r>
+    </w:p>
+    <w:p>
+      <w:pPr>
+        <w:pStyle w:val="ListBullet"/>
+      </w:pPr>
+      <w:r>
+        <w:rPr>
+          <w:b/>
+          <w:i/>
+        </w:rPr>
+        <w:t xml:space="preserve">Kommentar: </w:t>
+      </w:r>
+      <w:r>
+        <w:rPr>
+          <w:i/>
+        </w:rPr>
+        <w:t>I den avverkningsanmälda skogen har fridlysta arter sina livsmiljöer och växtplatser. Att skada de fridlysta arternas livsmiljöer, växtplatser eller ekologiska funktion är inte tillåtet enligt artskyddsförordningen</w:t>
+      </w:r>
+    </w:p>
+    <w:p>
+      <w:r>
+        <w:br w:type="page"/>
+      </w:r>
+    </w:p>
+    <w:p>
+      <w:pPr>
+        <w:pStyle w:val="Title"/>
+      </w:pPr>
+      <w:r>
+        <w:t>BILAGA 1 –</w:t>
+        <w:br/>
+        <w:t>Fridlysta och rödlistade arter</w:t>
+      </w:r>
+    </w:p>
+    <w:p>
+      <w:pPr>
+        <w:pStyle w:val="Heading1"/>
+      </w:pPr>
+      <w:r>
+        <w:t>Knärot – ekologi samt krav på livsmiljön</w:t>
+      </w:r>
+    </w:p>
+    <w:p>
+      <w:r>
+        <w:t xml:space="preserve">Knärot är typisk art för </w:t>
+      </w:r>
+      <w:r>
+        <w:rPr>
+          <w:i/>
+        </w:rPr>
+        <w:t xml:space="preserve">9010 Taiga </w:t>
+      </w:r>
+      <w:r>
+        <w:t>och</w:t>
+      </w:r>
+      <w:r>
+        <w:rPr>
+          <w:i/>
+        </w:rPr>
+        <w:t xml:space="preserve"> 9050 Näringsrik granskog</w:t>
+      </w:r>
+      <w:r>
+        <w:t>, fridlyst enligt 8 och 15 §§ artskyddsförordningen och klassad som sårbar (VU) enligt rödlistan 2020. Knärot är beroende av hög och jämn luftfuktighet i gamla, ostörda skogsmiljöer och är känslig för snabba förändringar av ljus-/vindförhållanden eller uttorkning. På grund av ett alltför intensivt skogsbruk har den minskat med 40 (25–50) % under de senaste 60 åren och i framtiden bedöms minskningstakten uppgå till 30 (20–40) %. Till följd av att arten har en dokumenterat högre minskningstakt i förhållande till sin generationstid än vad som tidigare varit känt (data från Riksskogstaxeringen) höjdes den till hotkategori sårbar (VU) i rödlistan 2020 (SLU Artdatabanken, 2024).</w:t>
+      </w:r>
+    </w:p>
+    <w:p>
+      <w:r>
+        <w:t>En analys av 79 floraväktarlokaler åren 1990–2015 vilka återbesökts under 2020–2024 visade på en tydlig negativ påverkan på knärotsförekomster från större hyggen i närområdet (inom 150–200 m) vilket indikerar att kanteffekter har en stor påverkan på populationerna. Resultaten bekräftar knärotens känslighet för kanteffekter och visar vikten av att skydda större skogsbestånd för att bevara arten. Om det blir höga andelar (&gt;30%) hyggen inom 200 meter från en knärotsförekomst så ökar risken för att en knärotspopulation dör ut och det verkar det behövas någonstans mellan 100 och 150 meters skyddszon för att bevara arten på lång sikt (Sebestyén &amp; Sundberg, 2025). Detta stöds även av en studie (Johansson et al, 2026) baserad på data från Riksskogstaxeringen som visar att knäroten minskat med 66 % under perioden 1993–2022 samt att det finns en stark korrelation mellan minskande arealer kontinuitetsskog och lokal utdöenderisk. Knäroten uppvisade en mycket låg koloniseringsgrad (0,7 % över 10 år) i kombination med hög lokal utrotningsrisk (75,2 %), där utrotningssannolikheten ökade kraftigt när arealen kontinuitetsskog minskade mellan undersökningar, t.ex. på grund av kalhyggesbruk (Johansson et al., 2026).</w:t>
+      </w:r>
+    </w:p>
+    <w:p>
+      <w:r>
+        <w:t xml:space="preserve">Samuel Johnsons doktorsavhandling </w:t>
+      </w:r>
+      <w:r>
+        <w:rPr>
+          <w:i/>
+        </w:rPr>
+        <w:t>“Retention Forestry as a Conservation Measure for Boreal Forest Ground Vegetation”</w:t>
+      </w:r>
+      <w:r>
+        <w:t xml:space="preserve"> (SLU, Uppsala 2014) visar att det krävs väl tilltagna skyddszoner för att knärotens växtplatser inte ska ta skada av skogsbruksåtgärder i intilliggande områden: </w:t>
+      </w:r>
+      <w:r>
+        <w:rPr>
+          <w:i/>
+        </w:rPr>
+        <w:t xml:space="preserve">“Study III shows that retention patches smaller than 0.5 ha do not lifeboat the sensitive forest herb G. repens, a species that depend on stable microclimatic conditions typical for intact forest stands.” </w:t>
+      </w:r>
+      <w:r>
+        <w:t xml:space="preserve">Vidare </w:t>
+      </w:r>
+      <w:r>
+        <w:rPr>
+          <w:i/>
+        </w:rPr>
+        <w:t>“More sensitive forest species are not lifeboated in retention patches ranging from 0.05 to 0.5 ha (Papers II &amp; III).”</w:t>
+      </w:r>
+    </w:p>
+    <w:p>
+      <w:r>
+        <w:t xml:space="preserve">Johnsons (2014) rekommendation på minst 50 meters breda skyddszoner runt knärotens växtplatser motsvarar en areal på 0,78 hektar, vilket ligger i linje med andra studier som gjorts på känsliga skogsarter: </w:t>
+      </w:r>
+      <w:r>
+        <w:rPr>
+          <w:i/>
+        </w:rPr>
+        <w:t>“In study III I also show that translocated specimens of G. repens survives well in mature forests at least 50 m from the nearest edge to an open area. Moreover, measures of temperature and humidity show that such distances from an open area is far enough to offer a microclimate that is more stable compared to what present in retention patches of around 0.1 ha. This means that the very centre of a circular patch with radius 50 m (equals a size of 0.78 ha) should offer conditions similar to interior forest and would perhaps be a suitable habitat for G. repens and similar species. Previous studies from both North America and Sweden have also concluded that patches between 0.5 and one ha are sufficient for preserving interior forest vegetation as well as sensitive lichens and bryophytes (de Graaf &amp; Roberts 2009; Halpern et al. 2012; Rudolphi et al. 2014).”</w:t>
+      </w:r>
+    </w:p>
+    <w:p>
+      <w:r>
+        <w:t>Ytterligare en studie (Koelmeijer m.fl., 2022) inkluderar knärotens skyddsbehov. I uppsatsen berörs problemet med uttorkning för växter, bl.a. för knärot, ett problem som blivit accentuerat på grund av den pågående klimatförändringen och torra somrar, t.ex. den exceptionellt torra sommaren 2018. I uppsatsen undersöks områden med tre olika avstånd från kalhyggeskant med avseende på skydd bl.a. för knärot. Det första området har avstånd upp till 20 m från hyggeskant (Strong edge effect), det andra 20–40 m från hyggeskant (Weak edge effect) och det tredje avser större avstånd från hyggeskant, där kanteffekten anses vara försumbar (Interior). Ett resultat var att man fann stor eller mycket stor uttorkningseffekt på känsliga och rödlistade skogsarter vid de kortare avstånden till hyggeskant, medan effekt av uttorkning inte konstaterades på större avstånd (Interior). För orkidén knärot fann man en rik förekomst (upp till 0,06 dm2/m2) på stort avstånd från hyggeskant (Interior), medan förekomsten var liten eller närmast försumbar i de områden som klassificerades som Weak edge effect respektive Strong edge effect. Arbetet påpekar att de allt oftare förekommande torra somrarna ger ytterligare skäl att utöka skyddsavståndet från hyggen till den fuktkrävande arten knärot (Koelmeijer m.fl., 2022).</w:t>
+      </w:r>
+    </w:p>
+    <w:p>
+      <w:r>
+        <w:t>Även Skogsstyrelsens egen vägledning för hänsyn till knärot ligger i linje med ovanstående forskningsstudier. Av vägledningen framgår det att för med hög sannolikhet kunna bevara befintliga förekomster krävs relativt stora avsättningar av uppvuxen skog med slutet och relativt tätt kronskikt. Som riktlinje kan krävas ett avstånd på 50 meter in från brynet för att vidmakthålla ett fungerande mikroklimat. Detta innebär att fristående hänsynsytor för många arter (kärlväxter, lavar och mossor) kan behöva ha en area överstigande 0,8 hektar (cirkelyta med radien 50 meter = 0,78 hektar) för att bibehålla lokalklimatet. Även ganska små förändringar i form av förändrade ljus- och fuktighetsförhållanden, till exempel till följd av gallring, kan leda till att arten försvinner till följd av konkurrens med mera ljuskrävande och snabbväxande arter (Skogsstyrelsen, 2022).</w:t>
+      </w:r>
+    </w:p>
+    <w:p>
+      <w:r>
+        <w:t>Vid tillämpning av försiktighetsprincipen enligt 2 kap. 3 § miljöbalken bör sålunda 100–150 meters skyddszon lämnas runt knärotens växtplatser.</w:t>
       </w:r>
     </w:p>
     <w:p>
@@ -1203,409 +1426,142 @@
         <w:pStyle w:val="Heading2"/>
       </w:pPr>
       <w:r>
-        <w:t>Ur Chain of Custody Certification (FSC-STD-40-004 ver 3.0)</w:t>
+        <w:t>Referenser – knärot</w:t>
       </w:r>
     </w:p>
     <w:p>
       <w:r>
-        <w:rPr>
-          <w:b/>
-        </w:rPr>
-        <w:t xml:space="preserve">1.3 </w:t>
-      </w:r>
-      <w:r>
-        <w:t xml:space="preserve">The organization shall commit to the FSC values as defined in FSC-POL-01-004 Policy for the Association of Organizations with FSC. </w:t>
+        <w:t xml:space="preserve">de Graaf M &amp; Roberts M.R., 2009. </w:t>
+      </w:r>
+      <w:r>
+        <w:rPr>
+          <w:i/>
+        </w:rPr>
+        <w:t xml:space="preserve">Short-term response of the herbaceous layer within leave patches after harvest. </w:t>
+      </w:r>
+      <w:r>
+        <w:t>Forest Ecology and Management 257, 1014–1025.</w:t>
       </w:r>
     </w:p>
     <w:p>
-      <w:pPr>
-        <w:pStyle w:val="Heading2"/>
-      </w:pPr>
-      <w:r>
-        <w:t>Ur FSC:s policy för associerade organisationer (FSC-POL-01-004)</w:t>
+      <w:r>
+        <w:t xml:space="preserve">Halpern, C. B., Halaj, J., Evans, S. A., &amp; Dovciak, M., 2012. </w:t>
+      </w:r>
+      <w:r>
+        <w:rPr>
+          <w:i/>
+        </w:rPr>
+        <w:t xml:space="preserve">Level and pattern of overstory retention interact to shape long-term responses of understories to timber harvest. </w:t>
+      </w:r>
+      <w:r>
+        <w:t>Ecological Applications, 22, 2049–2064.</w:t>
       </w:r>
     </w:p>
     <w:p>
       <w:r>
-        <w:t xml:space="preserve">Som “Chain of Custody”-certifierad organisation är skogsbolaget bunden av de fastställda reglerna i Del 1 Punkt 1 c) i Policy för organisationer associerade med FSC (FSC-POL-01-004 V2-0 EN + SVE version 2012-03-02): </w:t>
+        <w:t>Johansson, V., Jansson, M. och Bergman, K-O</w:t>
+      </w:r>
+      <w:r>
+        <w:rPr>
+          <w:i/>
+        </w:rPr>
+        <w:t>.</w:t>
+      </w:r>
+      <w:r>
+        <w:t>, 2026.</w:t>
+      </w:r>
+      <w:r>
+        <w:rPr>
+          <w:i/>
+        </w:rPr>
+        <w:t xml:space="preserve"> A 30-year population decline of a threatened forest orchid associated with old growth forests</w:t>
+      </w:r>
+      <w:r>
+        <w:t>. Department of Physics, Chemistry and Biology (IFM), Linköping University.</w:t>
       </w:r>
     </w:p>
     <w:p>
-      <w:pPr>
-        <w:pStyle w:val="ListNumber"/>
-      </w:pPr>
-      <w:r>
-        <w:t>De organisationer FSC kan acceptera association med får inte direkt eller indirekt ha några kopplingar till nedanstående, oacceptabla aktiviteter:</w:t>
+      <w:r>
+        <w:t xml:space="preserve">Johnson, S., 2014. </w:t>
+      </w:r>
+      <w:r>
+        <w:rPr>
+          <w:i/>
+        </w:rPr>
+        <w:t>Retention Forestry as a Conservation Measure for Boreal Forest Ground Vegetation</w:t>
+      </w:r>
+      <w:r>
+        <w:t>. Doktorsavhandling, SLU, Uppsala.</w:t>
       </w:r>
     </w:p>
     <w:p>
-      <w:pPr>
-        <w:ind w:left="357"/>
-      </w:pPr>
-      <w:r>
-        <w:t>a) Olaglig skogsavverkning och handel med olagligt avverkat virke eller skogsprodukter</w:t>
+      <w:r>
+        <w:t xml:space="preserve">Koelmeijer, I. A., Ehrlén, J., Jönsson, M., De Frenne, P., Berg, P., Andersson, J., Weibull, H. &amp; Hylander, N. 2022. </w:t>
+      </w:r>
+      <w:r>
+        <w:rPr>
+          <w:i/>
+        </w:rPr>
+        <w:t xml:space="preserve">Interactive effects of drought and edge exposure on old-growth forest understory species. </w:t>
+      </w:r>
+      <w:r>
+        <w:t>Landscape Ecology, 37, sid 1839–1853.</w:t>
       </w:r>
     </w:p>
     <w:p>
-      <w:pPr>
-        <w:ind w:left="357"/>
-      </w:pPr>
-      <w:r>
-        <w:t>...</w:t>
+      <w:r>
+        <w:t xml:space="preserve">Rudolphi, J., Jönsson, M. T., &amp; Gustafsson, L., 2014. </w:t>
+      </w:r>
+      <w:r>
+        <w:rPr>
+          <w:i/>
+        </w:rPr>
+        <w:t xml:space="preserve">Biological legacies buffer local species extinction after logging. </w:t>
+      </w:r>
+      <w:r>
+        <w:t>Journal of Applied Ecology. 51, 53–62.</w:t>
       </w:r>
     </w:p>
     <w:p>
-      <w:pPr>
-        <w:ind w:left="357"/>
-      </w:pPr>
-      <w:r>
-        <w:t>c) Skogsbruk som förstör höga naturvärden</w:t>
+      <w:r>
+        <w:t xml:space="preserve">Sebestyén, L. och Sundberg, S. 2025.  </w:t>
+      </w:r>
+      <w:r>
+        <w:rPr>
+          <w:i/>
+        </w:rPr>
+        <w:t>Påverkan på knärotslokaler från hyggen i närheten.</w:t>
+      </w:r>
+      <w:r>
+        <w:t xml:space="preserve"> DAPHNE 36:1 2025. Botaniska Sällskapet i Stockholm.</w:t>
       </w:r>
     </w:p>
     <w:p>
-      <w:pPr>
-        <w:ind w:left="357"/>
-      </w:pPr>
-      <w:r>
-        <w:t>d) Betydande omvandling av skog till plantager eller annan, icke skoglig, markanvändning</w:t>
+      <w:r>
+        <w:t xml:space="preserve">Skogsstyrelsen, 2022. </w:t>
+      </w:r>
+      <w:r>
+        <w:rPr>
+          <w:i/>
+        </w:rPr>
+        <w:t xml:space="preserve">Vägledning för hänsyn till knärot. </w:t>
+      </w:r>
+      <w:r>
+        <w:t>https://www.skogsstyrelsen.se/lag-och-tillsyn/artskydd/vagledningar-och-kunskapsstod-artskydd/vagledning-for-hansyn-till-knarot/.</w:t>
       </w:r>
     </w:p>
     <w:p>
-      <w:pPr>
-        <w:pStyle w:val="ListBullet"/>
-      </w:pPr>
-      <w:r>
-        <w:rPr>
-          <w:b/>
+      <w:r>
+        <w:t xml:space="preserve">SLU Artdatabanken, 2024. </w:t>
+      </w:r>
+      <w:r>
+        <w:rPr>
           <w:i/>
         </w:rPr>
-        <w:t xml:space="preserve">Kommentar: </w:t>
-      </w:r>
-      <w:r>
-        <w:rPr>
-          <w:i/>
-        </w:rPr>
-        <w:t>Avverkning av skog med höga naturvärden samt skada på fridlysta arter strider både mot FSC Controlled Wood-standarden och FSC:s policy for associerade organisationer.</w:t>
-      </w:r>
-    </w:p>
-    <w:p>
-      <w:pPr>
-        <w:pStyle w:val="Heading2"/>
-      </w:pPr>
-      <w:r>
-        <w:t>Ur FSC Controlled Wood (FSC-STD-40-005)</w:t>
-      </w:r>
-    </w:p>
-    <w:p>
-      <w:r>
-        <w:t>Virke som inte accepteras i FSC-märkta produkter (oacceptabelt ursprung) enligt FSC Controlled Wood (FSC-STD-40-005):</w:t>
-      </w:r>
-    </w:p>
-    <w:p>
-      <w:pPr>
-        <w:pStyle w:val="ListNumber"/>
-      </w:pPr>
-      <w:r>
-        <w:t>Illegalt avverkat virke.</w:t>
-      </w:r>
-    </w:p>
-    <w:p>
-      <w:pPr>
-        <w:pStyle w:val="ListNumber"/>
-      </w:pPr>
-      <w:r>
-        <w:t>...</w:t>
-      </w:r>
-    </w:p>
-    <w:p>
-      <w:pPr>
-        <w:pStyle w:val="ListNumber"/>
-      </w:pPr>
-      <w:r>
-        <w:t>Virke från avverkningar som hotar höga naturvärden.</w:t>
-      </w:r>
-    </w:p>
-    <w:p>
-      <w:pPr>
-        <w:pStyle w:val="ListNumber"/>
-      </w:pPr>
-      <w:r>
-        <w:t>Virke från skog som konverteras till plantager eller icke-skogligt bruk.</w:t>
-      </w:r>
-    </w:p>
-    <w:p>
-      <w:pPr>
-        <w:pStyle w:val="ListBullet"/>
-      </w:pPr>
-      <w:r>
-        <w:rPr>
-          <w:b/>
-          <w:i/>
-        </w:rPr>
-        <w:t xml:space="preserve">Kommentar: </w:t>
-      </w:r>
-      <w:r>
-        <w:rPr>
-          <w:i/>
-        </w:rPr>
-        <w:t>Avverkning av skog med höga naturvärden samt skada på fridlysta arter strider både mot FSC Controlled Wood-standarden och FSC:s policy for associerade organisationer.</w:t>
-      </w:r>
-    </w:p>
-    <w:p>
-      <w:pPr>
-        <w:pStyle w:val="Heading1"/>
-      </w:pPr>
-      <w:r>
-        <w:t>Ur PEFC-standarden gällande lagefterlevnad</w:t>
-      </w:r>
-    </w:p>
-    <w:p>
-      <w:r>
-        <w:t>PEFC-standarden förutsätter att tillämplig svensk lagstiftning följs. Det är utsedd tillsynsmyndighet som ansvarar för tillsyn av lagens efterlevnad. PEFC-standarden återger innehållet i vissa certifieringskritiska lag- och föreskriftskrav vilka ska ingå i granskning av PEFC-systemets efterlevnad.</w:t>
-      </w:r>
-    </w:p>
-    <w:p>
-      <w:pPr>
-        <w:pStyle w:val="ListBullet"/>
-      </w:pPr>
-      <w:r>
-        <w:rPr>
-          <w:b/>
-          <w:i/>
-        </w:rPr>
-        <w:t xml:space="preserve">Kommentar: </w:t>
-      </w:r>
-      <w:r>
-        <w:rPr>
-          <w:i/>
-        </w:rPr>
-        <w:t>I den avverkningsanmälda skogen har fridlysta arter sina livsmiljöer och växtplatser. Att skada de fridlysta arternas livsmiljöer, växtplatser eller ekologiska funktion är inte tillåtet enligt artskyddsförordningen</w:t>
-      </w:r>
-    </w:p>
-    <w:p>
-      <w:r>
-        <w:br w:type="page"/>
-      </w:r>
-    </w:p>
-    <w:p>
-      <w:pPr>
-        <w:pStyle w:val="Title"/>
-      </w:pPr>
-      <w:r>
-        <w:t>BILAGA 1 –</w:t>
-        <w:br/>
-        <w:t>Fridlysta och rödlistade arter</w:t>
-      </w:r>
-    </w:p>
-    <w:p>
-      <w:pPr>
-        <w:pStyle w:val="Heading1"/>
-      </w:pPr>
-      <w:r>
-        <w:t>Knärot – ekologi samt krav på livsmiljön</w:t>
-      </w:r>
-    </w:p>
-    <w:p>
-      <w:r>
-        <w:t xml:space="preserve">Knärot är typisk art för </w:t>
-      </w:r>
-      <w:r>
-        <w:rPr>
-          <w:i/>
-        </w:rPr>
-        <w:t xml:space="preserve">9010 Taiga </w:t>
-      </w:r>
-      <w:r>
-        <w:t>och</w:t>
-      </w:r>
-      <w:r>
-        <w:rPr>
-          <w:i/>
-        </w:rPr>
-        <w:t xml:space="preserve"> 9050 Näringsrik granskog</w:t>
-      </w:r>
-      <w:r>
-        <w:t>, fridlyst enligt 8 och 15 §§ artskyddsförordningen och klassad som sårbar (VU) enligt rödlistan 2020. Knärot är beroende av hög och jämn luftfuktighet i gamla, ostörda skogsmiljöer och är känslig för snabba förändringar av ljus-/vindförhållanden eller uttorkning. På grund av ett alltför intensivt skogsbruk har den minskat med 40 (25–50) % under de senaste 60 åren och i framtiden bedöms minskningstakten uppgå till 30 (20–40) %. Till följd av att arten har en dokumenterat högre minskningstakt i förhållande till sin generationstid än vad som tidigare varit känt (data från Riksskogstaxeringen) höjdes den till hotkategori sårbar (VU) i rödlistan 2020 (SLU Artdatabanken, 2024).</w:t>
-      </w:r>
-    </w:p>
-    <w:p>
-      <w:r>
-        <w:t>En analys av 79 floraväktarlokaler åren 1990–2015 vilka återbesökts under 2020–2024 visade på en tydlig negativ påverkan på knärotsförekomster från större hyggen i närområdet (inom 150–200 m) vilket indikerar att kanteffekter har en stor påverkan på populationerna. Resultaten bekräftar knärotens känslighet för kanteffekter och visar vikten av att skydda större skogsbestånd för att bevara arten. Om det blir höga andelar (&gt;30%) hyggen inom 200 meter från en knärotsförekomst så ökar risken för att en knärotspopulation dör ut och det verkar det behövas någonstans mellan 100 och 150 meters skyddszon för att bevara arten på lång sikt (Sebestyén &amp; Sundberg, 2025).</w:t>
-      </w:r>
-    </w:p>
-    <w:p>
-      <w:r>
-        <w:t xml:space="preserve">Samuel Johnsons doktorsavhandling </w:t>
-      </w:r>
-      <w:r>
-        <w:rPr>
-          <w:i/>
-        </w:rPr>
-        <w:t>“Retention Forestry as a Conservation Measure for Boreal Forest Ground Vegetation”</w:t>
-      </w:r>
-      <w:r>
-        <w:t xml:space="preserve"> (SLU, Uppsala 2014) visar att det krävs väl tilltagna skyddszoner för att knärotens växtplatser inte ska ta skada av skogsbruksåtgärder i intilliggande områden: </w:t>
-      </w:r>
-      <w:r>
-        <w:rPr>
-          <w:i/>
-        </w:rPr>
-        <w:t xml:space="preserve">“Study III shows that retention patches smaller than 0.5 ha do not lifeboat the sensitive forest herb G. repens, a species that depend on stable microclimatic conditions typical for intact forest stands.” </w:t>
-      </w:r>
-      <w:r>
-        <w:t xml:space="preserve">Vidare </w:t>
-      </w:r>
-      <w:r>
-        <w:rPr>
-          <w:i/>
-        </w:rPr>
-        <w:t>“More sensitive forest species are not lifeboated in retention patches ranging from 0.05 to 0.5 ha (Papers II &amp; III).”</w:t>
-      </w:r>
-    </w:p>
-    <w:p>
-      <w:r>
-        <w:t xml:space="preserve">Johnsons (2014) rekommendation på minst 50 meters breda skyddszoner runt knärotens växtplatser motsvarar en areal på 0,78 hektar, vilket ligger i linje med andra studier som gjorts på känsliga skogsarter: </w:t>
-      </w:r>
-      <w:r>
-        <w:rPr>
-          <w:i/>
-        </w:rPr>
-        <w:t>“In study III I also show that translocated specimens of G. repens survives well in mature forests at least 50 m from the nearest edge to an open area. Moreover, measures of temperature and humidity show that such distances from an open area is far enough to offer a microclimate that is more stable compared to what present in retention patches of around 0.1 ha. This means that the very centre of a circular patch with radius 50 m (equals a size of 0.78 ha) should offer conditions similar to interior forest and would perhaps be a suitable habitat for G. repens and similar species. Previous studies from both North America and Sweden have also concluded that patches between 0.5 and one ha are sufficient for preserving interior forest vegetation as well as sensitive lichens and bryophytes (de Graaf &amp; Roberts 2009; Halpern et al. 2012; Rudolphi et al. 2014).”</w:t>
-      </w:r>
-    </w:p>
-    <w:p>
-      <w:r>
-        <w:t>En nyligen publicerad vetenskaplig uppsats av Koelmeijer m.fl. (2022) inkluderar orkidén knärots skyddsbehov. I uppsatsen berörs problemet med uttorkning för växter, bl.a. för knärot, ett problem som blivit accentuerat på grund av den pågående klimatförändringen och torra somrar, t.ex. den exceptionellt torra sommaren 2018. I uppsatsen undersöks områden med tre olika avstånd från kalhyggeskant med avseende på skydd bl.a. för knärot. Det första området har avstånd upp till 20 m från hyggeskant (Strong edge effect), det andra 20–40 m från hyggeskant (Weak edge effect) och det tredje avser större avstånd från hyggeskant, där kanteffekten anses vara försumbar (Interior). Ett resultat var att man fann stor eller mycket stor uttorkningseffekt på känsliga och rödlistade skogsarter vid de kortare avstånden till hyggeskant, medan effekt av uttorkning inte konstaterades på större avstånd (Interior). För orkidén knärot fann man en rik förekomst (upp till 0,06 dm2/m2) på stort avstånd från hyggeskant (Interior), medan förekomsten var liten eller närmast försumbar i de områden som klassificerades som Weak edge effect respektive Strong edge effect. Arbetet påpekar att de allt oftare förekommande torra somrarna ger ytterligare skäl att utöka skyddsavståndet från hyggen till den fuktkrävande arten knärot (Koelmeijer m.fl., 2022).</w:t>
-      </w:r>
-    </w:p>
-    <w:p>
-      <w:r>
-        <w:t>Även Skogsstyrelsens egen vägledning för hänsyn till knärot ligger i linje med ovanstående forskningsstudier. Av vägledningen framgår det att för med hög sannolikhet kunna bevara befintliga förekomster krävs relativt stora avsättningar av uppvuxen skog med slutet och relativt tätt kronskikt. Som riktlinje kan krävas ett avstånd på 50 meter in från brynet för att vidmakthålla ett fungerande mikroklimat. Detta innebär att fristående hänsynsytor för många arter (kärlväxter, lavar och mossor) kan behöva ha en area överstigande 0,8 hektar (cirkelyta med radien 50 meter = 0,78 hektar) för att bibehålla lokalklimatet. Även ganska små förändringar i form av förändrade ljus- och fuktighetsförhållanden, till exempel till följd av gallring, kan leda till att arten försvinner till följd av konkurrens med mera ljuskrävande och snabbväxande arter (Skogsstyrelsen, 2022).</w:t>
-      </w:r>
-    </w:p>
-    <w:p>
-      <w:r>
-        <w:t>Vid tillämpning av försiktighetsprincipen enligt 2 kap. 3 § miljöbalken bör sålunda 100–150 meters skyddszon lämnas runt knärotens växtplatser.</w:t>
-      </w:r>
-    </w:p>
-    <w:p>
-      <w:pPr>
-        <w:pStyle w:val="Heading2"/>
-      </w:pPr>
-      <w:r>
-        <w:t>Referenser – knärot</w:t>
-      </w:r>
-    </w:p>
-    <w:p>
-      <w:r>
-        <w:t xml:space="preserve">de Graaf M &amp; Roberts M.R., 2009. </w:t>
-      </w:r>
-      <w:r>
-        <w:rPr>
-          <w:i/>
-        </w:rPr>
-        <w:t xml:space="preserve">Short-term response of the herbaceous layer within leave patches after harvest. </w:t>
-      </w:r>
-      <w:r>
-        <w:t>Forest Ecology and Management 257, 1014–1025</w:t>
-      </w:r>
-    </w:p>
-    <w:p>
-      <w:r>
-        <w:t xml:space="preserve">Halpern, C. B., Halaj, J., Evans, S. A., &amp; Dovciak, M., 2012. </w:t>
-      </w:r>
-      <w:r>
-        <w:rPr>
-          <w:i/>
-        </w:rPr>
-        <w:t xml:space="preserve">Level and pattern of overstory retention interact to shape long-term responses of understories to timber harvest. </w:t>
-      </w:r>
-      <w:r>
-        <w:t>Ecological Applications, 22, 2049–2064</w:t>
-      </w:r>
-    </w:p>
-    <w:p>
-      <w:r>
-        <w:t xml:space="preserve">Johnson, S., 2014. </w:t>
-      </w:r>
-      <w:r>
-        <w:rPr>
-          <w:i/>
-        </w:rPr>
-        <w:t>Retention Forestry as a Conservation Measure for Boreal Forest Ground Vegetation</w:t>
-      </w:r>
-      <w:r>
-        <w:t>. Doktorsavhandling, SLU, Uppsala</w:t>
-      </w:r>
-    </w:p>
-    <w:p>
-      <w:r>
-        <w:t xml:space="preserve">Koelmeijer, I. A., Ehrlén, J., Jönsson, M., De Frenne, P., Berg, P., Andersson, J., Weibull, H. &amp; Hylander, N. 2022. </w:t>
-      </w:r>
-      <w:r>
-        <w:rPr>
-          <w:i/>
-        </w:rPr>
-        <w:t xml:space="preserve">Interactive effects of drought and edge exposure on old-growth forest understory species. </w:t>
-      </w:r>
-      <w:r>
-        <w:t>Landscape Ecology, 37, sid 1839–1853</w:t>
-      </w:r>
-    </w:p>
-    <w:p>
-      <w:r>
-        <w:t xml:space="preserve">Rudolphi, J., Jönsson, M. T., &amp; Gustafsson, L., 2014. </w:t>
-      </w:r>
-      <w:r>
-        <w:rPr>
-          <w:i/>
-        </w:rPr>
-        <w:t xml:space="preserve">Biological legacies buffer local species extinction after logging. </w:t>
-      </w:r>
-      <w:r>
-        <w:t>Journal of Applied Ecology. 51, 53–62.</w:t>
-      </w:r>
-    </w:p>
-    <w:p>
-      <w:r>
-        <w:t xml:space="preserve">Sebestyén, L. och Sundberg, S. 2025.  </w:t>
-      </w:r>
-      <w:r>
-        <w:rPr>
-          <w:i/>
-        </w:rPr>
-        <w:t>Påverkan på knärotslokaler från hyggen i närheten.</w:t>
-      </w:r>
-      <w:r>
-        <w:t xml:space="preserve"> DAPHNE 36:1 2025. Botaniska Sällskapet i Stockholm</w:t>
-      </w:r>
-    </w:p>
-    <w:p>
-      <w:r>
-        <w:t xml:space="preserve">Skogsstyrelsen, 2022. </w:t>
-      </w:r>
-      <w:r>
-        <w:rPr>
-          <w:i/>
-        </w:rPr>
-        <w:t xml:space="preserve">Vägledning för hänsyn till knärot. </w:t>
-      </w:r>
-      <w:r>
-        <w:t>https://www.skogsstyrelsen.se/lag-och-tillsyn/artskydd/vagledningar-och-kunskapsstod-artskydd/vagledning-for-hansyn-till-knarot/</w:t>
-      </w:r>
-    </w:p>
-    <w:p>
-      <w:r>
-        <w:t xml:space="preserve">SLU Artdatabanken, 2024. </w:t>
-      </w:r>
-      <w:r>
-        <w:rPr>
-          <w:i/>
-        </w:rPr>
         <w:t xml:space="preserve">Artfaktablad. Naturvård – artfakta. </w:t>
       </w:r>
       <w:r>
-        <w:t>SLU Artdatabanken, Uppsala</w:t>
+        <w:t>SLU Artdatabanken, Uppsala.</w:t>
       </w:r>
     </w:p>
     <w:p>
@@ -2118,7 +2074,7 @@
 </file>
 
 <file path=word/endnotes.xml><?xml version="1.0" encoding="utf-8"?>
-<w:endnotes xmlns:wpc="http://schemas.microsoft.com/office/word/2010/wordprocessingCanvas" xmlns:cx="http://schemas.microsoft.com/office/drawing/2014/chartex" xmlns:cx1="http://schemas.microsoft.com/office/drawing/2015/9/8/chartex" xmlns:cx2="http://schemas.microsoft.com/office/drawing/2015/10/21/chartex" xmlns:cx3="http://schemas.microsoft.com/office/drawing/2016/5/9/chartex" xmlns:cx4="http://schemas.microsoft.com/office/drawing/2016/5/10/chartex" xmlns:cx5="http://schemas.microsoft.com/office/drawing/2016/5/11/chartex" xmlns:cx6="http://schemas.microsoft.com/office/drawing/2016/5/12/chartex" xmlns:cx7="http://schemas.microsoft.com/office/drawing/2016/5/13/chartex" xmlns:cx8="http://schemas.microsoft.com/office/drawing/2016/5/14/chartex" xmlns:mc="http://schemas.openxmlformats.org/markup-compatibility/2006" xmlns:aink="http://schemas.microsoft.com/office/drawing/2016/ink" xmlns:am3d="http://schemas.microsoft.com/office/drawing/2017/model3d" xmlns:o="urn:schemas-microsoft-com:office:office" xmlns:oel="http://schemas.microsoft.com/office/2019/extlst" xmlns:r="http://schemas.openxmlformats.org/officeDocument/2006/relationships" xmlns:m="http://schemas.openxmlformats.org/officeDocument/2006/math" xmlns:v="urn:schemas-microsoft-com:vml" xmlns:wp14="http://schemas.microsoft.com/office/word/2010/wordprocessingDrawing" xmlns:wp="http://schemas.openxmlformats.org/drawingml/2006/wordprocessingDrawing" xmlns:w10="urn:schemas-microsoft-com:office:word" xmlns:w="http://schemas.openxmlformats.org/wordprocessingml/2006/main" xmlns:w14="http://schemas.microsoft.com/office/word/2010/wordml" xmlns:w15="http://schemas.microsoft.com/office/word/2012/wordml" xmlns:w16cex="http://schemas.microsoft.com/office/word/2018/wordml/cex" xmlns:w16cid="http://schemas.microsoft.com/office/word/2016/wordml/cid" xmlns:w16="http://schemas.microsoft.com/office/word/2018/wordml" xmlns:w16sdtdh="http://schemas.microsoft.com/office/word/2020/wordml/sdtdatahash" xmlns:w16se="http://schemas.microsoft.com/office/word/2015/wordml/symex" xmlns:wpg="http://schemas.microsoft.com/office/word/2010/wordprocessingGroup" xmlns:wpi="http://schemas.microsoft.com/office/word/2010/wordprocessingInk" xmlns:wne="http://schemas.microsoft.com/office/word/2006/wordml" xmlns:wps="http://schemas.microsoft.com/office/word/2010/wordprocessingShape" mc:Ignorable="w14 w15 w16se w16cid w16 w16cex w16sdtdh wp14">
+<w:endnotes xmlns:wpc="http://schemas.microsoft.com/office/word/2010/wordprocessingCanvas" xmlns:cx="http://schemas.microsoft.com/office/drawing/2014/chartex" xmlns:cx1="http://schemas.microsoft.com/office/drawing/2015/9/8/chartex" xmlns:cx2="http://schemas.microsoft.com/office/drawing/2015/10/21/chartex" xmlns:cx3="http://schemas.microsoft.com/office/drawing/2016/5/9/chartex" xmlns:cx4="http://schemas.microsoft.com/office/drawing/2016/5/10/chartex" xmlns:cx5="http://schemas.microsoft.com/office/drawing/2016/5/11/chartex" xmlns:cx6="http://schemas.microsoft.com/office/drawing/2016/5/12/chartex" xmlns:cx7="http://schemas.microsoft.com/office/drawing/2016/5/13/chartex" xmlns:cx8="http://schemas.microsoft.com/office/drawing/2016/5/14/chartex" xmlns:mc="http://schemas.openxmlformats.org/markup-compatibility/2006" xmlns:aink="http://schemas.microsoft.com/office/drawing/2016/ink" xmlns:am3d="http://schemas.microsoft.com/office/drawing/2017/model3d" xmlns:o="urn:schemas-microsoft-com:office:office" xmlns:oel="http://schemas.microsoft.com/office/2019/extlst" xmlns:r="http://schemas.openxmlformats.org/officeDocument/2006/relationships" xmlns:m="http://schemas.openxmlformats.org/officeDocument/2006/math" xmlns:v="urn:schemas-microsoft-com:vml" xmlns:wp14="http://schemas.microsoft.com/office/word/2010/wordprocessingDrawing" xmlns:wp="http://schemas.openxmlformats.org/drawingml/2006/wordprocessingDrawing" xmlns:w10="urn:schemas-microsoft-com:office:word" xmlns:w="http://schemas.openxmlformats.org/wordprocessingml/2006/main" xmlns:w14="http://schemas.microsoft.com/office/word/2010/wordml" xmlns:w15="http://schemas.microsoft.com/office/word/2012/wordml" xmlns:w16cex="http://schemas.microsoft.com/office/word/2018/wordml/cex" xmlns:w16cid="http://schemas.microsoft.com/office/word/2016/wordml/cid" xmlns:w16="http://schemas.microsoft.com/office/word/2018/wordml" xmlns:w16du="http://schemas.microsoft.com/office/word/2023/wordml/word16du" xmlns:w16sdtdh="http://schemas.microsoft.com/office/word/2020/wordml/sdtdatahash" xmlns:w16sdtfl="http://schemas.microsoft.com/office/word/2024/wordml/sdtformatlock" xmlns:w16se="http://schemas.microsoft.com/office/word/2015/wordml/symex" xmlns:wpg="http://schemas.microsoft.com/office/word/2010/wordprocessingGroup" xmlns:wpi="http://schemas.microsoft.com/office/word/2010/wordprocessingInk" xmlns:wne="http://schemas.microsoft.com/office/word/2006/wordml" xmlns:wps="http://schemas.microsoft.com/office/word/2010/wordprocessingShape" mc:Ignorable="w14 w15 w16se w16cid w16 w16cex w16sdtdh w16sdtfl w16du wp14">
   <w:endnote w:type="separator" w:id="-1">
     <w:p>
       <w:pPr>
@@ -2143,7 +2099,7 @@
 </file>
 
 <file path=word/footer1.xml><?xml version="1.0" encoding="utf-8"?>
-<w:ftr xmlns:wpc="http://schemas.microsoft.com/office/word/2010/wordprocessingCanvas" xmlns:cx="http://schemas.microsoft.com/office/drawing/2014/chartex" xmlns:cx1="http://schemas.microsoft.com/office/drawing/2015/9/8/chartex" xmlns:cx2="http://schemas.microsoft.com/office/drawing/2015/10/21/chartex" xmlns:cx3="http://schemas.microsoft.com/office/drawing/2016/5/9/chartex" xmlns:cx4="http://schemas.microsoft.com/office/drawing/2016/5/10/chartex" xmlns:cx5="http://schemas.microsoft.com/office/drawing/2016/5/11/chartex" xmlns:cx6="http://schemas.microsoft.com/office/drawing/2016/5/12/chartex" xmlns:cx7="http://schemas.microsoft.com/office/drawing/2016/5/13/chartex" xmlns:cx8="http://schemas.microsoft.com/office/drawing/2016/5/14/chartex" xmlns:mc="http://schemas.openxmlformats.org/markup-compatibility/2006" xmlns:aink="http://schemas.microsoft.com/office/drawing/2016/ink" xmlns:am3d="http://schemas.microsoft.com/office/drawing/2017/model3d" xmlns:o="urn:schemas-microsoft-com:office:office" xmlns:oel="http://schemas.microsoft.com/office/2019/extlst" xmlns:r="http://schemas.openxmlformats.org/officeDocument/2006/relationships" xmlns:m="http://schemas.openxmlformats.org/officeDocument/2006/math" xmlns:v="urn:schemas-microsoft-com:vml" xmlns:wp14="http://schemas.microsoft.com/office/word/2010/wordprocessingDrawing" xmlns:wp="http://schemas.openxmlformats.org/drawingml/2006/wordprocessingDrawing" xmlns:w10="urn:schemas-microsoft-com:office:word" xmlns:w="http://schemas.openxmlformats.org/wordprocessingml/2006/main" xmlns:w14="http://schemas.microsoft.com/office/word/2010/wordml" xmlns:w15="http://schemas.microsoft.com/office/word/2012/wordml" xmlns:w16cex="http://schemas.microsoft.com/office/word/2018/wordml/cex" xmlns:w16cid="http://schemas.microsoft.com/office/word/2016/wordml/cid" xmlns:w16="http://schemas.microsoft.com/office/word/2018/wordml" xmlns:w16sdtdh="http://schemas.microsoft.com/office/word/2020/wordml/sdtdatahash" xmlns:w16se="http://schemas.microsoft.com/office/word/2015/wordml/symex" xmlns:wpg="http://schemas.microsoft.com/office/word/2010/wordprocessingGroup" xmlns:wpi="http://schemas.microsoft.com/office/word/2010/wordprocessingInk" xmlns:wne="http://schemas.microsoft.com/office/word/2006/wordml" xmlns:wps="http://schemas.microsoft.com/office/word/2010/wordprocessingShape" mc:Ignorable="w14 w15 w16se w16cid w16 w16cex w16sdtdh wp14">
+<w:ftr xmlns:wpc="http://schemas.microsoft.com/office/word/2010/wordprocessingCanvas" xmlns:cx="http://schemas.microsoft.com/office/drawing/2014/chartex" xmlns:cx1="http://schemas.microsoft.com/office/drawing/2015/9/8/chartex" xmlns:cx2="http://schemas.microsoft.com/office/drawing/2015/10/21/chartex" xmlns:cx3="http://schemas.microsoft.com/office/drawing/2016/5/9/chartex" xmlns:cx4="http://schemas.microsoft.com/office/drawing/2016/5/10/chartex" xmlns:cx5="http://schemas.microsoft.com/office/drawing/2016/5/11/chartex" xmlns:cx6="http://schemas.microsoft.com/office/drawing/2016/5/12/chartex" xmlns:cx7="http://schemas.microsoft.com/office/drawing/2016/5/13/chartex" xmlns:cx8="http://schemas.microsoft.com/office/drawing/2016/5/14/chartex" xmlns:mc="http://schemas.openxmlformats.org/markup-compatibility/2006" xmlns:aink="http://schemas.microsoft.com/office/drawing/2016/ink" xmlns:am3d="http://schemas.microsoft.com/office/drawing/2017/model3d" xmlns:o="urn:schemas-microsoft-com:office:office" xmlns:oel="http://schemas.microsoft.com/office/2019/extlst" xmlns:r="http://schemas.openxmlformats.org/officeDocument/2006/relationships" xmlns:m="http://schemas.openxmlformats.org/officeDocument/2006/math" xmlns:v="urn:schemas-microsoft-com:vml" xmlns:wp14="http://schemas.microsoft.com/office/word/2010/wordprocessingDrawing" xmlns:wp="http://schemas.openxmlformats.org/drawingml/2006/wordprocessingDrawing" xmlns:w10="urn:schemas-microsoft-com:office:word" xmlns:w="http://schemas.openxmlformats.org/wordprocessingml/2006/main" xmlns:w14="http://schemas.microsoft.com/office/word/2010/wordml" xmlns:w15="http://schemas.microsoft.com/office/word/2012/wordml" xmlns:w16cex="http://schemas.microsoft.com/office/word/2018/wordml/cex" xmlns:w16cid="http://schemas.microsoft.com/office/word/2016/wordml/cid" xmlns:w16="http://schemas.microsoft.com/office/word/2018/wordml" xmlns:w16du="http://schemas.microsoft.com/office/word/2023/wordml/word16du" xmlns:w16sdtdh="http://schemas.microsoft.com/office/word/2020/wordml/sdtdatahash" xmlns:w16sdtfl="http://schemas.microsoft.com/office/word/2024/wordml/sdtformatlock" xmlns:w16se="http://schemas.microsoft.com/office/word/2015/wordml/symex" xmlns:wpg="http://schemas.microsoft.com/office/word/2010/wordprocessingGroup" xmlns:wpi="http://schemas.microsoft.com/office/word/2010/wordprocessingInk" xmlns:wne="http://schemas.microsoft.com/office/word/2006/wordml" xmlns:wps="http://schemas.microsoft.com/office/word/2010/wordprocessingShape" mc:Ignorable="w14 w15 w16se w16cid w16 w16cex w16sdtdh w16sdtfl w16du wp14">
   <w:p>
     <w:pPr>
       <w:pStyle w:val="Footer"/>
@@ -2153,7 +2109,7 @@
 </file>
 
 <file path=word/footer2.xml><?xml version="1.0" encoding="utf-8"?>
-<w:ftr xmlns:wpc="http://schemas.microsoft.com/office/word/2010/wordprocessingCanvas" xmlns:cx="http://schemas.microsoft.com/office/drawing/2014/chartex" xmlns:cx1="http://schemas.microsoft.com/office/drawing/2015/9/8/chartex" xmlns:cx2="http://schemas.microsoft.com/office/drawing/2015/10/21/chartex" xmlns:cx3="http://schemas.microsoft.com/office/drawing/2016/5/9/chartex" xmlns:cx4="http://schemas.microsoft.com/office/drawing/2016/5/10/chartex" xmlns:cx5="http://schemas.microsoft.com/office/drawing/2016/5/11/chartex" xmlns:cx6="http://schemas.microsoft.com/office/drawing/2016/5/12/chartex" xmlns:cx7="http://schemas.microsoft.com/office/drawing/2016/5/13/chartex" xmlns:cx8="http://schemas.microsoft.com/office/drawing/2016/5/14/chartex" xmlns:mc="http://schemas.openxmlformats.org/markup-compatibility/2006" xmlns:aink="http://schemas.microsoft.com/office/drawing/2016/ink" xmlns:am3d="http://schemas.microsoft.com/office/drawing/2017/model3d" xmlns:o="urn:schemas-microsoft-com:office:office" xmlns:oel="http://schemas.microsoft.com/office/2019/extlst" xmlns:r="http://schemas.openxmlformats.org/officeDocument/2006/relationships" xmlns:m="http://schemas.openxmlformats.org/officeDocument/2006/math" xmlns:v="urn:schemas-microsoft-com:vml" xmlns:wp14="http://schemas.microsoft.com/office/word/2010/wordprocessingDrawing" xmlns:wp="http://schemas.openxmlformats.org/drawingml/2006/wordprocessingDrawing" xmlns:w10="urn:schemas-microsoft-com:office:word" xmlns:w="http://schemas.openxmlformats.org/wordprocessingml/2006/main" xmlns:w14="http://schemas.microsoft.com/office/word/2010/wordml" xmlns:w15="http://schemas.microsoft.com/office/word/2012/wordml" xmlns:w16cex="http://schemas.microsoft.com/office/word/2018/wordml/cex" xmlns:w16cid="http://schemas.microsoft.com/office/word/2016/wordml/cid" xmlns:w16="http://schemas.microsoft.com/office/word/2018/wordml" xmlns:w16sdtdh="http://schemas.microsoft.com/office/word/2020/wordml/sdtdatahash" xmlns:w16se="http://schemas.microsoft.com/office/word/2015/wordml/symex" xmlns:wpg="http://schemas.microsoft.com/office/word/2010/wordprocessingGroup" xmlns:wpi="http://schemas.microsoft.com/office/word/2010/wordprocessingInk" xmlns:wne="http://schemas.microsoft.com/office/word/2006/wordml" xmlns:wps="http://schemas.microsoft.com/office/word/2010/wordprocessingShape" mc:Ignorable="w14 w15 w16se w16cid w16 w16cex w16sdtdh wp14">
+<w:ftr xmlns:wpc="http://schemas.microsoft.com/office/word/2010/wordprocessingCanvas" xmlns:cx="http://schemas.microsoft.com/office/drawing/2014/chartex" xmlns:cx1="http://schemas.microsoft.com/office/drawing/2015/9/8/chartex" xmlns:cx2="http://schemas.microsoft.com/office/drawing/2015/10/21/chartex" xmlns:cx3="http://schemas.microsoft.com/office/drawing/2016/5/9/chartex" xmlns:cx4="http://schemas.microsoft.com/office/drawing/2016/5/10/chartex" xmlns:cx5="http://schemas.microsoft.com/office/drawing/2016/5/11/chartex" xmlns:cx6="http://schemas.microsoft.com/office/drawing/2016/5/12/chartex" xmlns:cx7="http://schemas.microsoft.com/office/drawing/2016/5/13/chartex" xmlns:cx8="http://schemas.microsoft.com/office/drawing/2016/5/14/chartex" xmlns:mc="http://schemas.openxmlformats.org/markup-compatibility/2006" xmlns:aink="http://schemas.microsoft.com/office/drawing/2016/ink" xmlns:am3d="http://schemas.microsoft.com/office/drawing/2017/model3d" xmlns:o="urn:schemas-microsoft-com:office:office" xmlns:oel="http://schemas.microsoft.com/office/2019/extlst" xmlns:r="http://schemas.openxmlformats.org/officeDocument/2006/relationships" xmlns:m="http://schemas.openxmlformats.org/officeDocument/2006/math" xmlns:v="urn:schemas-microsoft-com:vml" xmlns:wp14="http://schemas.microsoft.com/office/word/2010/wordprocessingDrawing" xmlns:wp="http://schemas.openxmlformats.org/drawingml/2006/wordprocessingDrawing" xmlns:w10="urn:schemas-microsoft-com:office:word" xmlns:w="http://schemas.openxmlformats.org/wordprocessingml/2006/main" xmlns:w14="http://schemas.microsoft.com/office/word/2010/wordml" xmlns:w15="http://schemas.microsoft.com/office/word/2012/wordml" xmlns:w16cex="http://schemas.microsoft.com/office/word/2018/wordml/cex" xmlns:w16cid="http://schemas.microsoft.com/office/word/2016/wordml/cid" xmlns:w16="http://schemas.microsoft.com/office/word/2018/wordml" xmlns:w16du="http://schemas.microsoft.com/office/word/2023/wordml/word16du" xmlns:w16sdtdh="http://schemas.microsoft.com/office/word/2020/wordml/sdtdatahash" xmlns:w16sdtfl="http://schemas.microsoft.com/office/word/2024/wordml/sdtformatlock" xmlns:w16se="http://schemas.microsoft.com/office/word/2015/wordml/symex" xmlns:wpg="http://schemas.microsoft.com/office/word/2010/wordprocessingGroup" xmlns:wpi="http://schemas.microsoft.com/office/word/2010/wordprocessingInk" xmlns:wne="http://schemas.microsoft.com/office/word/2006/wordml" xmlns:wps="http://schemas.microsoft.com/office/word/2010/wordprocessingShape" mc:Ignorable="w14 w15 w16se w16cid w16 w16cex w16sdtdh w16sdtfl w16du wp14">
   <w:p>
     <w:pPr>
       <w:pStyle w:val="Footer"/>
@@ -2163,7 +2119,7 @@
 </file>
 
 <file path=word/footer3.xml><?xml version="1.0" encoding="utf-8"?>
-<w:ftr xmlns:wpc="http://schemas.microsoft.com/office/word/2010/wordprocessingCanvas" xmlns:cx="http://schemas.microsoft.com/office/drawing/2014/chartex" xmlns:cx1="http://schemas.microsoft.com/office/drawing/2015/9/8/chartex" xmlns:cx2="http://schemas.microsoft.com/office/drawing/2015/10/21/chartex" xmlns:cx3="http://schemas.microsoft.com/office/drawing/2016/5/9/chartex" xmlns:cx4="http://schemas.microsoft.com/office/drawing/2016/5/10/chartex" xmlns:cx5="http://schemas.microsoft.com/office/drawing/2016/5/11/chartex" xmlns:cx6="http://schemas.microsoft.com/office/drawing/2016/5/12/chartex" xmlns:cx7="http://schemas.microsoft.com/office/drawing/2016/5/13/chartex" xmlns:cx8="http://schemas.microsoft.com/office/drawing/2016/5/14/chartex" xmlns:mc="http://schemas.openxmlformats.org/markup-compatibility/2006" xmlns:aink="http://schemas.microsoft.com/office/drawing/2016/ink" xmlns:am3d="http://schemas.microsoft.com/office/drawing/2017/model3d" xmlns:o="urn:schemas-microsoft-com:office:office" xmlns:oel="http://schemas.microsoft.com/office/2019/extlst" xmlns:r="http://schemas.openxmlformats.org/officeDocument/2006/relationships" xmlns:m="http://schemas.openxmlformats.org/officeDocument/2006/math" xmlns:v="urn:schemas-microsoft-com:vml" xmlns:wp14="http://schemas.microsoft.com/office/word/2010/wordprocessingDrawing" xmlns:wp="http://schemas.openxmlformats.org/drawingml/2006/wordprocessingDrawing" xmlns:w10="urn:schemas-microsoft-com:office:word" xmlns:w="http://schemas.openxmlformats.org/wordprocessingml/2006/main" xmlns:w14="http://schemas.microsoft.com/office/word/2010/wordml" xmlns:w15="http://schemas.microsoft.com/office/word/2012/wordml" xmlns:w16cex="http://schemas.microsoft.com/office/word/2018/wordml/cex" xmlns:w16cid="http://schemas.microsoft.com/office/word/2016/wordml/cid" xmlns:w16="http://schemas.microsoft.com/office/word/2018/wordml" xmlns:w16sdtdh="http://schemas.microsoft.com/office/word/2020/wordml/sdtdatahash" xmlns:w16se="http://schemas.microsoft.com/office/word/2015/wordml/symex" xmlns:wpg="http://schemas.microsoft.com/office/word/2010/wordprocessingGroup" xmlns:wpi="http://schemas.microsoft.com/office/word/2010/wordprocessingInk" xmlns:wne="http://schemas.microsoft.com/office/word/2006/wordml" xmlns:wps="http://schemas.microsoft.com/office/word/2010/wordprocessingShape" mc:Ignorable="w14 w15 w16se w16cid w16 w16cex w16sdtdh wp14">
+<w:ftr xmlns:wpc="http://schemas.microsoft.com/office/word/2010/wordprocessingCanvas" xmlns:cx="http://schemas.microsoft.com/office/drawing/2014/chartex" xmlns:cx1="http://schemas.microsoft.com/office/drawing/2015/9/8/chartex" xmlns:cx2="http://schemas.microsoft.com/office/drawing/2015/10/21/chartex" xmlns:cx3="http://schemas.microsoft.com/office/drawing/2016/5/9/chartex" xmlns:cx4="http://schemas.microsoft.com/office/drawing/2016/5/10/chartex" xmlns:cx5="http://schemas.microsoft.com/office/drawing/2016/5/11/chartex" xmlns:cx6="http://schemas.microsoft.com/office/drawing/2016/5/12/chartex" xmlns:cx7="http://schemas.microsoft.com/office/drawing/2016/5/13/chartex" xmlns:cx8="http://schemas.microsoft.com/office/drawing/2016/5/14/chartex" xmlns:mc="http://schemas.openxmlformats.org/markup-compatibility/2006" xmlns:aink="http://schemas.microsoft.com/office/drawing/2016/ink" xmlns:am3d="http://schemas.microsoft.com/office/drawing/2017/model3d" xmlns:o="urn:schemas-microsoft-com:office:office" xmlns:oel="http://schemas.microsoft.com/office/2019/extlst" xmlns:r="http://schemas.openxmlformats.org/officeDocument/2006/relationships" xmlns:m="http://schemas.openxmlformats.org/officeDocument/2006/math" xmlns:v="urn:schemas-microsoft-com:vml" xmlns:wp14="http://schemas.microsoft.com/office/word/2010/wordprocessingDrawing" xmlns:wp="http://schemas.openxmlformats.org/drawingml/2006/wordprocessingDrawing" xmlns:w10="urn:schemas-microsoft-com:office:word" xmlns:w="http://schemas.openxmlformats.org/wordprocessingml/2006/main" xmlns:w14="http://schemas.microsoft.com/office/word/2010/wordml" xmlns:w15="http://schemas.microsoft.com/office/word/2012/wordml" xmlns:w16cex="http://schemas.microsoft.com/office/word/2018/wordml/cex" xmlns:w16cid="http://schemas.microsoft.com/office/word/2016/wordml/cid" xmlns:w16="http://schemas.microsoft.com/office/word/2018/wordml" xmlns:w16du="http://schemas.microsoft.com/office/word/2023/wordml/word16du" xmlns:w16sdtdh="http://schemas.microsoft.com/office/word/2020/wordml/sdtdatahash" xmlns:w16sdtfl="http://schemas.microsoft.com/office/word/2024/wordml/sdtformatlock" xmlns:w16se="http://schemas.microsoft.com/office/word/2015/wordml/symex" xmlns:wpg="http://schemas.microsoft.com/office/word/2010/wordprocessingGroup" xmlns:wpi="http://schemas.microsoft.com/office/word/2010/wordprocessingInk" xmlns:wne="http://schemas.microsoft.com/office/word/2006/wordml" xmlns:wps="http://schemas.microsoft.com/office/word/2010/wordprocessingShape" mc:Ignorable="w14 w15 w16se w16cid w16 w16cex w16sdtdh w16sdtfl w16du wp14">
   <w:p>
     <w:pPr>
       <w:pStyle w:val="Footer"/>
@@ -2173,7 +2129,7 @@
 </file>
 
 <file path=word/footnotes.xml><?xml version="1.0" encoding="utf-8"?>
-<w:footnotes xmlns:wpc="http://schemas.microsoft.com/office/word/2010/wordprocessingCanvas" xmlns:cx="http://schemas.microsoft.com/office/drawing/2014/chartex" xmlns:cx1="http://schemas.microsoft.com/office/drawing/2015/9/8/chartex" xmlns:cx2="http://schemas.microsoft.com/office/drawing/2015/10/21/chartex" xmlns:cx3="http://schemas.microsoft.com/office/drawing/2016/5/9/chartex" xmlns:cx4="http://schemas.microsoft.com/office/drawing/2016/5/10/chartex" xmlns:cx5="http://schemas.microsoft.com/office/drawing/2016/5/11/chartex" xmlns:cx6="http://schemas.microsoft.com/office/drawing/2016/5/12/chartex" xmlns:cx7="http://schemas.microsoft.com/office/drawing/2016/5/13/chartex" xmlns:cx8="http://schemas.microsoft.com/office/drawing/2016/5/14/chartex" xmlns:mc="http://schemas.openxmlformats.org/markup-compatibility/2006" xmlns:aink="http://schemas.microsoft.com/office/drawing/2016/ink" xmlns:am3d="http://schemas.microsoft.com/office/drawing/2017/model3d" xmlns:o="urn:schemas-microsoft-com:office:office" xmlns:oel="http://schemas.microsoft.com/office/2019/extlst" xmlns:r="http://schemas.openxmlformats.org/officeDocument/2006/relationships" xmlns:m="http://schemas.openxmlformats.org/officeDocument/2006/math" xmlns:v="urn:schemas-microsoft-com:vml" xmlns:wp14="http://schemas.microsoft.com/office/word/2010/wordprocessingDrawing" xmlns:wp="http://schemas.openxmlformats.org/drawingml/2006/wordprocessingDrawing" xmlns:w10="urn:schemas-microsoft-com:office:word" xmlns:w="http://schemas.openxmlformats.org/wordprocessingml/2006/main" xmlns:w14="http://schemas.microsoft.com/office/word/2010/wordml" xmlns:w15="http://schemas.microsoft.com/office/word/2012/wordml" xmlns:w16cex="http://schemas.microsoft.com/office/word/2018/wordml/cex" xmlns:w16cid="http://schemas.microsoft.com/office/word/2016/wordml/cid" xmlns:w16="http://schemas.microsoft.com/office/word/2018/wordml" xmlns:w16sdtdh="http://schemas.microsoft.com/office/word/2020/wordml/sdtdatahash" xmlns:w16se="http://schemas.microsoft.com/office/word/2015/wordml/symex" xmlns:wpg="http://schemas.microsoft.com/office/word/2010/wordprocessingGroup" xmlns:wpi="http://schemas.microsoft.com/office/word/2010/wordprocessingInk" xmlns:wne="http://schemas.microsoft.com/office/word/2006/wordml" xmlns:wps="http://schemas.microsoft.com/office/word/2010/wordprocessingShape" mc:Ignorable="w14 w15 w16se w16cid w16 w16cex w16sdtdh wp14">
+<w:footnotes xmlns:wpc="http://schemas.microsoft.com/office/word/2010/wordprocessingCanvas" xmlns:cx="http://schemas.microsoft.com/office/drawing/2014/chartex" xmlns:cx1="http://schemas.microsoft.com/office/drawing/2015/9/8/chartex" xmlns:cx2="http://schemas.microsoft.com/office/drawing/2015/10/21/chartex" xmlns:cx3="http://schemas.microsoft.com/office/drawing/2016/5/9/chartex" xmlns:cx4="http://schemas.microsoft.com/office/drawing/2016/5/10/chartex" xmlns:cx5="http://schemas.microsoft.com/office/drawing/2016/5/11/chartex" xmlns:cx6="http://schemas.microsoft.com/office/drawing/2016/5/12/chartex" xmlns:cx7="http://schemas.microsoft.com/office/drawing/2016/5/13/chartex" xmlns:cx8="http://schemas.microsoft.com/office/drawing/2016/5/14/chartex" xmlns:mc="http://schemas.openxmlformats.org/markup-compatibility/2006" xmlns:aink="http://schemas.microsoft.com/office/drawing/2016/ink" xmlns:am3d="http://schemas.microsoft.com/office/drawing/2017/model3d" xmlns:o="urn:schemas-microsoft-com:office:office" xmlns:oel="http://schemas.microsoft.com/office/2019/extlst" xmlns:r="http://schemas.openxmlformats.org/officeDocument/2006/relationships" xmlns:m="http://schemas.openxmlformats.org/officeDocument/2006/math" xmlns:v="urn:schemas-microsoft-com:vml" xmlns:wp14="http://schemas.microsoft.com/office/word/2010/wordprocessingDrawing" xmlns:wp="http://schemas.openxmlformats.org/drawingml/2006/wordprocessingDrawing" xmlns:w10="urn:schemas-microsoft-com:office:word" xmlns:w="http://schemas.openxmlformats.org/wordprocessingml/2006/main" xmlns:w14="http://schemas.microsoft.com/office/word/2010/wordml" xmlns:w15="http://schemas.microsoft.com/office/word/2012/wordml" xmlns:w16cex="http://schemas.microsoft.com/office/word/2018/wordml/cex" xmlns:w16cid="http://schemas.microsoft.com/office/word/2016/wordml/cid" xmlns:w16="http://schemas.microsoft.com/office/word/2018/wordml" xmlns:w16du="http://schemas.microsoft.com/office/word/2023/wordml/word16du" xmlns:w16sdtdh="http://schemas.microsoft.com/office/word/2020/wordml/sdtdatahash" xmlns:w16sdtfl="http://schemas.microsoft.com/office/word/2024/wordml/sdtformatlock" xmlns:w16se="http://schemas.microsoft.com/office/word/2015/wordml/symex" xmlns:wpg="http://schemas.microsoft.com/office/word/2010/wordprocessingGroup" xmlns:wpi="http://schemas.microsoft.com/office/word/2010/wordprocessingInk" xmlns:wne="http://schemas.microsoft.com/office/word/2006/wordml" xmlns:wps="http://schemas.microsoft.com/office/word/2010/wordprocessingShape" mc:Ignorable="w14 w15 w16se w16cid w16 w16cex w16sdtdh w16sdtfl w16du wp14">
   <w:footnote w:type="separator" w:id="-1">
     <w:p>
       <w:pPr>
@@ -2198,7 +2154,7 @@
 </file>
 
 <file path=word/header1.xml><?xml version="1.0" encoding="utf-8"?>
-<w:hdr xmlns:wpc="http://schemas.microsoft.com/office/word/2010/wordprocessingCanvas" xmlns:cx="http://schemas.microsoft.com/office/drawing/2014/chartex" xmlns:cx1="http://schemas.microsoft.com/office/drawing/2015/9/8/chartex" xmlns:cx2="http://schemas.microsoft.com/office/drawing/2015/10/21/chartex" xmlns:cx3="http://schemas.microsoft.com/office/drawing/2016/5/9/chartex" xmlns:cx4="http://schemas.microsoft.com/office/drawing/2016/5/10/chartex" xmlns:cx5="http://schemas.microsoft.com/office/drawing/2016/5/11/chartex" xmlns:cx6="http://schemas.microsoft.com/office/drawing/2016/5/12/chartex" xmlns:cx7="http://schemas.microsoft.com/office/drawing/2016/5/13/chartex" xmlns:cx8="http://schemas.microsoft.com/office/drawing/2016/5/14/chartex" xmlns:mc="http://schemas.openxmlformats.org/markup-compatibility/2006" xmlns:aink="http://schemas.microsoft.com/office/drawing/2016/ink" xmlns:am3d="http://schemas.microsoft.com/office/drawing/2017/model3d" xmlns:o="urn:schemas-microsoft-com:office:office" xmlns:oel="http://schemas.microsoft.com/office/2019/extlst" xmlns:r="http://schemas.openxmlformats.org/officeDocument/2006/relationships" xmlns:m="http://schemas.openxmlformats.org/officeDocument/2006/math" xmlns:v="urn:schemas-microsoft-com:vml" xmlns:wp14="http://schemas.microsoft.com/office/word/2010/wordprocessingDrawing" xmlns:wp="http://schemas.openxmlformats.org/drawingml/2006/wordprocessingDrawing" xmlns:w10="urn:schemas-microsoft-com:office:word" xmlns:w="http://schemas.openxmlformats.org/wordprocessingml/2006/main" xmlns:w14="http://schemas.microsoft.com/office/word/2010/wordml" xmlns:w15="http://schemas.microsoft.com/office/word/2012/wordml" xmlns:w16cex="http://schemas.microsoft.com/office/word/2018/wordml/cex" xmlns:w16cid="http://schemas.microsoft.com/office/word/2016/wordml/cid" xmlns:w16="http://schemas.microsoft.com/office/word/2018/wordml" xmlns:w16sdtdh="http://schemas.microsoft.com/office/word/2020/wordml/sdtdatahash" xmlns:w16se="http://schemas.microsoft.com/office/word/2015/wordml/symex" xmlns:wpg="http://schemas.microsoft.com/office/word/2010/wordprocessingGroup" xmlns:wpi="http://schemas.microsoft.com/office/word/2010/wordprocessingInk" xmlns:wne="http://schemas.microsoft.com/office/word/2006/wordml" xmlns:wps="http://schemas.microsoft.com/office/word/2010/wordprocessingShape" mc:Ignorable="w14 w15 w16se w16cid w16 w16cex w16sdtdh wp14">
+<w:hdr xmlns:wpc="http://schemas.microsoft.com/office/word/2010/wordprocessingCanvas" xmlns:cx="http://schemas.microsoft.com/office/drawing/2014/chartex" xmlns:cx1="http://schemas.microsoft.com/office/drawing/2015/9/8/chartex" xmlns:cx2="http://schemas.microsoft.com/office/drawing/2015/10/21/chartex" xmlns:cx3="http://schemas.microsoft.com/office/drawing/2016/5/9/chartex" xmlns:cx4="http://schemas.microsoft.com/office/drawing/2016/5/10/chartex" xmlns:cx5="http://schemas.microsoft.com/office/drawing/2016/5/11/chartex" xmlns:cx6="http://schemas.microsoft.com/office/drawing/2016/5/12/chartex" xmlns:cx7="http://schemas.microsoft.com/office/drawing/2016/5/13/chartex" xmlns:cx8="http://schemas.microsoft.com/office/drawing/2016/5/14/chartex" xmlns:mc="http://schemas.openxmlformats.org/markup-compatibility/2006" xmlns:aink="http://schemas.microsoft.com/office/drawing/2016/ink" xmlns:am3d="http://schemas.microsoft.com/office/drawing/2017/model3d" xmlns:o="urn:schemas-microsoft-com:office:office" xmlns:oel="http://schemas.microsoft.com/office/2019/extlst" xmlns:r="http://schemas.openxmlformats.org/officeDocument/2006/relationships" xmlns:m="http://schemas.openxmlformats.org/officeDocument/2006/math" xmlns:v="urn:schemas-microsoft-com:vml" xmlns:wp14="http://schemas.microsoft.com/office/word/2010/wordprocessingDrawing" xmlns:wp="http://schemas.openxmlformats.org/drawingml/2006/wordprocessingDrawing" xmlns:w10="urn:schemas-microsoft-com:office:word" xmlns:w="http://schemas.openxmlformats.org/wordprocessingml/2006/main" xmlns:w14="http://schemas.microsoft.com/office/word/2010/wordml" xmlns:w15="http://schemas.microsoft.com/office/word/2012/wordml" xmlns:w16cex="http://schemas.microsoft.com/office/word/2018/wordml/cex" xmlns:w16cid="http://schemas.microsoft.com/office/word/2016/wordml/cid" xmlns:w16="http://schemas.microsoft.com/office/word/2018/wordml" xmlns:w16du="http://schemas.microsoft.com/office/word/2023/wordml/word16du" xmlns:w16sdtdh="http://schemas.microsoft.com/office/word/2020/wordml/sdtdatahash" xmlns:w16sdtfl="http://schemas.microsoft.com/office/word/2024/wordml/sdtformatlock" xmlns:w16se="http://schemas.microsoft.com/office/word/2015/wordml/symex" xmlns:wpg="http://schemas.microsoft.com/office/word/2010/wordprocessingGroup" xmlns:wpi="http://schemas.microsoft.com/office/word/2010/wordprocessingInk" xmlns:wne="http://schemas.microsoft.com/office/word/2006/wordml" xmlns:wps="http://schemas.microsoft.com/office/word/2010/wordprocessingShape" mc:Ignorable="w14 w15 w16se w16cid w16 w16cex w16sdtdh w16sdtfl w16du wp14">
   <w:p>
     <w:pPr>
       <w:pStyle w:val="Header"/>
@@ -2208,7 +2164,7 @@
 </file>
 
 <file path=word/header2.xml><?xml version="1.0" encoding="utf-8"?>
-<w:hdr xmlns:wpc="http://schemas.microsoft.com/office/word/2010/wordprocessingCanvas" xmlns:cx="http://schemas.microsoft.com/office/drawing/2014/chartex" xmlns:cx1="http://schemas.microsoft.com/office/drawing/2015/9/8/chartex" xmlns:cx2="http://schemas.microsoft.com/office/drawing/2015/10/21/chartex" xmlns:cx3="http://schemas.microsoft.com/office/drawing/2016/5/9/chartex" xmlns:cx4="http://schemas.microsoft.com/office/drawing/2016/5/10/chartex" xmlns:cx5="http://schemas.microsoft.com/office/drawing/2016/5/11/chartex" xmlns:cx6="http://schemas.microsoft.com/office/drawing/2016/5/12/chartex" xmlns:cx7="http://schemas.microsoft.com/office/drawing/2016/5/13/chartex" xmlns:cx8="http://schemas.microsoft.com/office/drawing/2016/5/14/chartex" xmlns:mc="http://schemas.openxmlformats.org/markup-compatibility/2006" xmlns:aink="http://schemas.microsoft.com/office/drawing/2016/ink" xmlns:am3d="http://schemas.microsoft.com/office/drawing/2017/model3d" xmlns:o="urn:schemas-microsoft-com:office:office" xmlns:oel="http://schemas.microsoft.com/office/2019/extlst" xmlns:r="http://schemas.openxmlformats.org/officeDocument/2006/relationships" xmlns:m="http://schemas.openxmlformats.org/officeDocument/2006/math" xmlns:v="urn:schemas-microsoft-com:vml" xmlns:wp14="http://schemas.microsoft.com/office/word/2010/wordprocessingDrawing" xmlns:wp="http://schemas.openxmlformats.org/drawingml/2006/wordprocessingDrawing" xmlns:w10="urn:schemas-microsoft-com:office:word" xmlns:w="http://schemas.openxmlformats.org/wordprocessingml/2006/main" xmlns:w14="http://schemas.microsoft.com/office/word/2010/wordml" xmlns:w15="http://schemas.microsoft.com/office/word/2012/wordml" xmlns:w16cex="http://schemas.microsoft.com/office/word/2018/wordml/cex" xmlns:w16cid="http://schemas.microsoft.com/office/word/2016/wordml/cid" xmlns:w16="http://schemas.microsoft.com/office/word/2018/wordml" xmlns:w16sdtdh="http://schemas.microsoft.com/office/word/2020/wordml/sdtdatahash" xmlns:w16se="http://schemas.microsoft.com/office/word/2015/wordml/symex" xmlns:wpg="http://schemas.microsoft.com/office/word/2010/wordprocessingGroup" xmlns:wpi="http://schemas.microsoft.com/office/word/2010/wordprocessingInk" xmlns:wne="http://schemas.microsoft.com/office/word/2006/wordml" xmlns:wps="http://schemas.microsoft.com/office/word/2010/wordprocessingShape" mc:Ignorable="w14 w15 w16se w16cid w16 w16cex w16sdtdh wp14">
+<w:hdr xmlns:wpc="http://schemas.microsoft.com/office/word/2010/wordprocessingCanvas" xmlns:cx="http://schemas.microsoft.com/office/drawing/2014/chartex" xmlns:cx1="http://schemas.microsoft.com/office/drawing/2015/9/8/chartex" xmlns:cx2="http://schemas.microsoft.com/office/drawing/2015/10/21/chartex" xmlns:cx3="http://schemas.microsoft.com/office/drawing/2016/5/9/chartex" xmlns:cx4="http://schemas.microsoft.com/office/drawing/2016/5/10/chartex" xmlns:cx5="http://schemas.microsoft.com/office/drawing/2016/5/11/chartex" xmlns:cx6="http://schemas.microsoft.com/office/drawing/2016/5/12/chartex" xmlns:cx7="http://schemas.microsoft.com/office/drawing/2016/5/13/chartex" xmlns:cx8="http://schemas.microsoft.com/office/drawing/2016/5/14/chartex" xmlns:mc="http://schemas.openxmlformats.org/markup-compatibility/2006" xmlns:aink="http://schemas.microsoft.com/office/drawing/2016/ink" xmlns:am3d="http://schemas.microsoft.com/office/drawing/2017/model3d" xmlns:o="urn:schemas-microsoft-com:office:office" xmlns:oel="http://schemas.microsoft.com/office/2019/extlst" xmlns:r="http://schemas.openxmlformats.org/officeDocument/2006/relationships" xmlns:m="http://schemas.openxmlformats.org/officeDocument/2006/math" xmlns:v="urn:schemas-microsoft-com:vml" xmlns:wp14="http://schemas.microsoft.com/office/word/2010/wordprocessingDrawing" xmlns:wp="http://schemas.openxmlformats.org/drawingml/2006/wordprocessingDrawing" xmlns:w10="urn:schemas-microsoft-com:office:word" xmlns:w="http://schemas.openxmlformats.org/wordprocessingml/2006/main" xmlns:w14="http://schemas.microsoft.com/office/word/2010/wordml" xmlns:w15="http://schemas.microsoft.com/office/word/2012/wordml" xmlns:w16cex="http://schemas.microsoft.com/office/word/2018/wordml/cex" xmlns:w16cid="http://schemas.microsoft.com/office/word/2016/wordml/cid" xmlns:w16="http://schemas.microsoft.com/office/word/2018/wordml" xmlns:w16du="http://schemas.microsoft.com/office/word/2023/wordml/word16du" xmlns:w16sdtdh="http://schemas.microsoft.com/office/word/2020/wordml/sdtdatahash" xmlns:w16sdtfl="http://schemas.microsoft.com/office/word/2024/wordml/sdtformatlock" xmlns:w16se="http://schemas.microsoft.com/office/word/2015/wordml/symex" xmlns:wpg="http://schemas.microsoft.com/office/word/2010/wordprocessingGroup" xmlns:wpi="http://schemas.microsoft.com/office/word/2010/wordprocessingInk" xmlns:wne="http://schemas.microsoft.com/office/word/2006/wordml" xmlns:wps="http://schemas.microsoft.com/office/word/2010/wordprocessingShape" mc:Ignorable="w14 w15 w16se w16cid w16 w16cex w16sdtdh w16sdtfl w16du wp14">
   <w:p>
     <w:pPr>
       <w:pStyle w:val="Header"/>
@@ -2219,7 +2175,7 @@
 </file>
 
 <file path=word/header3.xml><?xml version="1.0" encoding="utf-8"?>
-<w:hdr xmlns:wpc="http://schemas.microsoft.com/office/word/2010/wordprocessingCanvas" xmlns:cx="http://schemas.microsoft.com/office/drawing/2014/chartex" xmlns:cx1="http://schemas.microsoft.com/office/drawing/2015/9/8/chartex" xmlns:cx2="http://schemas.microsoft.com/office/drawing/2015/10/21/chartex" xmlns:cx3="http://schemas.microsoft.com/office/drawing/2016/5/9/chartex" xmlns:cx4="http://schemas.microsoft.com/office/drawing/2016/5/10/chartex" xmlns:cx5="http://schemas.microsoft.com/office/drawing/2016/5/11/chartex" xmlns:cx6="http://schemas.microsoft.com/office/drawing/2016/5/12/chartex" xmlns:cx7="http://schemas.microsoft.com/office/drawing/2016/5/13/chartex" xmlns:cx8="http://schemas.microsoft.com/office/drawing/2016/5/14/chartex" xmlns:mc="http://schemas.openxmlformats.org/markup-compatibility/2006" xmlns:aink="http://schemas.microsoft.com/office/drawing/2016/ink" xmlns:am3d="http://schemas.microsoft.com/office/drawing/2017/model3d" xmlns:o="urn:schemas-microsoft-com:office:office" xmlns:oel="http://schemas.microsoft.com/office/2019/extlst" xmlns:r="http://schemas.openxmlformats.org/officeDocument/2006/relationships" xmlns:m="http://schemas.openxmlformats.org/officeDocument/2006/math" xmlns:v="urn:schemas-microsoft-com:vml" xmlns:wp14="http://schemas.microsoft.com/office/word/2010/wordprocessingDrawing" xmlns:wp="http://schemas.openxmlformats.org/drawingml/2006/wordprocessingDrawing" xmlns:w10="urn:schemas-microsoft-com:office:word" xmlns:w="http://schemas.openxmlformats.org/wordprocessingml/2006/main" xmlns:w14="http://schemas.microsoft.com/office/word/2010/wordml" xmlns:w15="http://schemas.microsoft.com/office/word/2012/wordml" xmlns:w16cex="http://schemas.microsoft.com/office/word/2018/wordml/cex" xmlns:w16cid="http://schemas.microsoft.com/office/word/2016/wordml/cid" xmlns:w16="http://schemas.microsoft.com/office/word/2018/wordml" xmlns:w16sdtdh="http://schemas.microsoft.com/office/word/2020/wordml/sdtdatahash" xmlns:w16se="http://schemas.microsoft.com/office/word/2015/wordml/symex" xmlns:wpg="http://schemas.microsoft.com/office/word/2010/wordprocessingGroup" xmlns:wpi="http://schemas.microsoft.com/office/word/2010/wordprocessingInk" xmlns:wne="http://schemas.microsoft.com/office/word/2006/wordml" xmlns:wps="http://schemas.microsoft.com/office/word/2010/wordprocessingShape" mc:Ignorable="w14 w15 w16se w16cid w16 w16cex w16sdtdh wp14">
+<w:hdr xmlns:wpc="http://schemas.microsoft.com/office/word/2010/wordprocessingCanvas" xmlns:cx="http://schemas.microsoft.com/office/drawing/2014/chartex" xmlns:cx1="http://schemas.microsoft.com/office/drawing/2015/9/8/chartex" xmlns:cx2="http://schemas.microsoft.com/office/drawing/2015/10/21/chartex" xmlns:cx3="http://schemas.microsoft.com/office/drawing/2016/5/9/chartex" xmlns:cx4="http://schemas.microsoft.com/office/drawing/2016/5/10/chartex" xmlns:cx5="http://schemas.microsoft.com/office/drawing/2016/5/11/chartex" xmlns:cx6="http://schemas.microsoft.com/office/drawing/2016/5/12/chartex" xmlns:cx7="http://schemas.microsoft.com/office/drawing/2016/5/13/chartex" xmlns:cx8="http://schemas.microsoft.com/office/drawing/2016/5/14/chartex" xmlns:mc="http://schemas.openxmlformats.org/markup-compatibility/2006" xmlns:aink="http://schemas.microsoft.com/office/drawing/2016/ink" xmlns:am3d="http://schemas.microsoft.com/office/drawing/2017/model3d" xmlns:o="urn:schemas-microsoft-com:office:office" xmlns:oel="http://schemas.microsoft.com/office/2019/extlst" xmlns:r="http://schemas.openxmlformats.org/officeDocument/2006/relationships" xmlns:m="http://schemas.openxmlformats.org/officeDocument/2006/math" xmlns:v="urn:schemas-microsoft-com:vml" xmlns:wp14="http://schemas.microsoft.com/office/word/2010/wordprocessingDrawing" xmlns:wp="http://schemas.openxmlformats.org/drawingml/2006/wordprocessingDrawing" xmlns:w10="urn:schemas-microsoft-com:office:word" xmlns:w="http://schemas.openxmlformats.org/wordprocessingml/2006/main" xmlns:w14="http://schemas.microsoft.com/office/word/2010/wordml" xmlns:w15="http://schemas.microsoft.com/office/word/2012/wordml" xmlns:w16cex="http://schemas.microsoft.com/office/word/2018/wordml/cex" xmlns:w16cid="http://schemas.microsoft.com/office/word/2016/wordml/cid" xmlns:w16="http://schemas.microsoft.com/office/word/2018/wordml" xmlns:w16du="http://schemas.microsoft.com/office/word/2023/wordml/word16du" xmlns:w16sdtdh="http://schemas.microsoft.com/office/word/2020/wordml/sdtdatahash" xmlns:w16sdtfl="http://schemas.microsoft.com/office/word/2024/wordml/sdtformatlock" xmlns:w16se="http://schemas.microsoft.com/office/word/2015/wordml/symex" xmlns:wpg="http://schemas.microsoft.com/office/word/2010/wordprocessingGroup" xmlns:wpi="http://schemas.microsoft.com/office/word/2010/wordprocessingInk" xmlns:wne="http://schemas.microsoft.com/office/word/2006/wordml" xmlns:wps="http://schemas.microsoft.com/office/word/2010/wordprocessingShape" mc:Ignorable="w14 w15 w16se w16cid w16 w16cex w16sdtdh w16sdtfl w16du wp14">
   <w:p>
     <w:pPr>
       <w:pStyle w:val="Header"/>
@@ -2228,7 +2184,7 @@
     <w:r>
       <w:tab/>
       <w:tab/>
-      <w:t>2026-06-17</w:t>
+      <w:t>2026-06-18</w:t>
       <w:br/>
       <w:br/>
     </w:r>
@@ -2245,7 +2201,7 @@
 </file>
 
 <file path=word/numbering.xml><?xml version="1.0" encoding="utf-8"?>
-<w:numbering xmlns:wpc="http://schemas.microsoft.com/office/word/2010/wordprocessingCanvas" xmlns:cx="http://schemas.microsoft.com/office/drawing/2014/chartex" xmlns:cx1="http://schemas.microsoft.com/office/drawing/2015/9/8/chartex" xmlns:cx2="http://schemas.microsoft.com/office/drawing/2015/10/21/chartex" xmlns:cx3="http://schemas.microsoft.com/office/drawing/2016/5/9/chartex" xmlns:cx4="http://schemas.microsoft.com/office/drawing/2016/5/10/chartex" xmlns:cx5="http://schemas.microsoft.com/office/drawing/2016/5/11/chartex" xmlns:cx6="http://schemas.microsoft.com/office/drawing/2016/5/12/chartex" xmlns:cx7="http://schemas.microsoft.com/office/drawing/2016/5/13/chartex" xmlns:cx8="http://schemas.microsoft.com/office/drawing/2016/5/14/chartex" xmlns:mc="http://schemas.openxmlformats.org/markup-compatibility/2006" xmlns:aink="http://schemas.microsoft.com/office/drawing/2016/ink" xmlns:am3d="http://schemas.microsoft.com/office/drawing/2017/model3d" xmlns:o="urn:schemas-microsoft-com:office:office" xmlns:oel="http://schemas.microsoft.com/office/2019/extlst" xmlns:r="http://schemas.openxmlformats.org/officeDocument/2006/relationships" xmlns:m="http://schemas.openxmlformats.org/officeDocument/2006/math" xmlns:v="urn:schemas-microsoft-com:vml" xmlns:wp14="http://schemas.microsoft.com/office/word/2010/wordprocessingDrawing" xmlns:wp="http://schemas.openxmlformats.org/drawingml/2006/wordprocessingDrawing" xmlns:w10="urn:schemas-microsoft-com:office:word" xmlns:w="http://schemas.openxmlformats.org/wordprocessingml/2006/main" xmlns:w14="http://schemas.microsoft.com/office/word/2010/wordml" xmlns:w15="http://schemas.microsoft.com/office/word/2012/wordml" xmlns:w16cex="http://schemas.microsoft.com/office/word/2018/wordml/cex" xmlns:w16cid="http://schemas.microsoft.com/office/word/2016/wordml/cid" xmlns:w16="http://schemas.microsoft.com/office/word/2018/wordml" xmlns:w16sdtdh="http://schemas.microsoft.com/office/word/2020/wordml/sdtdatahash" xmlns:w16se="http://schemas.microsoft.com/office/word/2015/wordml/symex" xmlns:wpg="http://schemas.microsoft.com/office/word/2010/wordprocessingGroup" xmlns:wpi="http://schemas.microsoft.com/office/word/2010/wordprocessingInk" xmlns:wne="http://schemas.microsoft.com/office/word/2006/wordml" xmlns:wps="http://schemas.microsoft.com/office/word/2010/wordprocessingShape" mc:Ignorable="w14 w15 w16se w16cid w16 w16cex w16sdtdh wp14">
+<w:numbering xmlns:wpc="http://schemas.microsoft.com/office/word/2010/wordprocessingCanvas" xmlns:cx="http://schemas.microsoft.com/office/drawing/2014/chartex" xmlns:cx1="http://schemas.microsoft.com/office/drawing/2015/9/8/chartex" xmlns:cx2="http://schemas.microsoft.com/office/drawing/2015/10/21/chartex" xmlns:cx3="http://schemas.microsoft.com/office/drawing/2016/5/9/chartex" xmlns:cx4="http://schemas.microsoft.com/office/drawing/2016/5/10/chartex" xmlns:cx5="http://schemas.microsoft.com/office/drawing/2016/5/11/chartex" xmlns:cx6="http://schemas.microsoft.com/office/drawing/2016/5/12/chartex" xmlns:cx7="http://schemas.microsoft.com/office/drawing/2016/5/13/chartex" xmlns:cx8="http://schemas.microsoft.com/office/drawing/2016/5/14/chartex" xmlns:mc="http://schemas.openxmlformats.org/markup-compatibility/2006" xmlns:aink="http://schemas.microsoft.com/office/drawing/2016/ink" xmlns:am3d="http://schemas.microsoft.com/office/drawing/2017/model3d" xmlns:o="urn:schemas-microsoft-com:office:office" xmlns:oel="http://schemas.microsoft.com/office/2019/extlst" xmlns:r="http://schemas.openxmlformats.org/officeDocument/2006/relationships" xmlns:m="http://schemas.openxmlformats.org/officeDocument/2006/math" xmlns:v="urn:schemas-microsoft-com:vml" xmlns:wp14="http://schemas.microsoft.com/office/word/2010/wordprocessingDrawing" xmlns:wp="http://schemas.openxmlformats.org/drawingml/2006/wordprocessingDrawing" xmlns:w10="urn:schemas-microsoft-com:office:word" xmlns:w="http://schemas.openxmlformats.org/wordprocessingml/2006/main" xmlns:w14="http://schemas.microsoft.com/office/word/2010/wordml" xmlns:w15="http://schemas.microsoft.com/office/word/2012/wordml" xmlns:w16cex="http://schemas.microsoft.com/office/word/2018/wordml/cex" xmlns:w16cid="http://schemas.microsoft.com/office/word/2016/wordml/cid" xmlns:w16="http://schemas.microsoft.com/office/word/2018/wordml" xmlns:w16du="http://schemas.microsoft.com/office/word/2023/wordml/word16du" xmlns:w16sdtdh="http://schemas.microsoft.com/office/word/2020/wordml/sdtdatahash" xmlns:w16sdtfl="http://schemas.microsoft.com/office/word/2024/wordml/sdtformatlock" xmlns:w16se="http://schemas.microsoft.com/office/word/2015/wordml/symex" xmlns:wpg="http://schemas.microsoft.com/office/word/2010/wordprocessingGroup" xmlns:wpi="http://schemas.microsoft.com/office/word/2010/wordprocessingInk" xmlns:wne="http://schemas.microsoft.com/office/word/2006/wordml" xmlns:wps="http://schemas.microsoft.com/office/word/2010/wordprocessingShape" mc:Ignorable="w14 w15 w16se w16cid w16 w16cex w16sdtdh w16sdtfl w16du wp14">
   <w:abstractNum w:abstractNumId="0" w15:restartNumberingAfterBreak="0">
     <w:nsid w:val="FFFFFF7C"/>
     <w:multiLevelType w:val="singleLevel"/>
@@ -2448,7 +2404,7 @@
 </file>
 
 <file path=word/styles.xml><?xml version="1.0" encoding="utf-8"?>
-<w:styles xmlns:mc="http://schemas.openxmlformats.org/markup-compatibility/2006" xmlns:r="http://schemas.openxmlformats.org/officeDocument/2006/relationships" xmlns:w="http://schemas.openxmlformats.org/wordprocessingml/2006/main" xmlns:w14="http://schemas.microsoft.com/office/word/2010/wordml" xmlns:w15="http://schemas.microsoft.com/office/word/2012/wordml" xmlns:w16cex="http://schemas.microsoft.com/office/word/2018/wordml/cex" xmlns:w16cid="http://schemas.microsoft.com/office/word/2016/wordml/cid" xmlns:w16="http://schemas.microsoft.com/office/word/2018/wordml" xmlns:w16sdtdh="http://schemas.microsoft.com/office/word/2020/wordml/sdtdatahash" xmlns:w16se="http://schemas.microsoft.com/office/word/2015/wordml/symex" mc:Ignorable="w14 w15 w16se w16cid w16 w16cex w16sdtdh">
+<w:styles xmlns:mc="http://schemas.openxmlformats.org/markup-compatibility/2006" xmlns:r="http://schemas.openxmlformats.org/officeDocument/2006/relationships" xmlns:w="http://schemas.openxmlformats.org/wordprocessingml/2006/main" xmlns:w14="http://schemas.microsoft.com/office/word/2010/wordml" xmlns:w15="http://schemas.microsoft.com/office/word/2012/wordml" xmlns:w16cex="http://schemas.microsoft.com/office/word/2018/wordml/cex" xmlns:w16cid="http://schemas.microsoft.com/office/word/2016/wordml/cid" xmlns:w16="http://schemas.microsoft.com/office/word/2018/wordml" xmlns:w16du="http://schemas.microsoft.com/office/word/2023/wordml/word16du" xmlns:w16sdtdh="http://schemas.microsoft.com/office/word/2020/wordml/sdtdatahash" xmlns:w16sdtfl="http://schemas.microsoft.com/office/word/2024/wordml/sdtformatlock" xmlns:w16se="http://schemas.microsoft.com/office/word/2015/wordml/symex" mc:Ignorable="w14 w15 w16se w16cid w16 w16cex w16sdtdh w16sdtfl w16du">
   <w:docDefaults>
     <w:rPrDefault>
       <w:rPr>
@@ -3206,7 +3162,7 @@
     <w:link w:val="TitleChar"/>
     <w:uiPriority w:val="10"/>
     <w:qFormat/>
-    <w:rsid w:val="007106C8"/>
+    <w:rsid w:val="00E854FA"/>
     <w:pPr>
       <w:spacing w:after="300" w:line="240" w:lineRule="auto"/>
       <w:contextualSpacing/>
@@ -3216,7 +3172,7 @@
       <w:rFonts w:eastAsiaTheme="majorEastAsia" w:cstheme="majorBidi"/>
       <w:spacing w:val="5"/>
       <w:kern w:val="28"/>
-      <w:sz w:val="52"/>
+      <w:sz w:val="40"/>
       <w:szCs w:val="52"/>
       <w:lang w:val="sv-SE" w:eastAsia="en-US" w:bidi="ar-SA"/>
     </w:rPr>
@@ -3226,12 +3182,12 @@
     <w:basedOn w:val="DefaultParagraphFont"/>
     <w:link w:val="Title"/>
     <w:uiPriority w:val="10"/>
-    <w:rsid w:val="007106C8"/>
+    <w:rsid w:val="00E854FA"/>
     <w:rPr>
       <w:rFonts w:ascii="Times New Roman" w:eastAsiaTheme="majorEastAsia" w:hAnsi="Times New Roman" w:cstheme="majorBidi"/>
       <w:spacing w:val="5"/>
       <w:kern w:val="28"/>
-      <w:sz w:val="52"/>
+      <w:sz w:val="40"/>
       <w:szCs w:val="52"/>
       <w:lang w:val="sv-SE" w:eastAsia="en-US" w:bidi="ar-SA"/>
     </w:rPr>
